--- a/เอกสารสอบหัวข้อและเค้าโครงปริญญานิพนธ์/4. เอกสารเสนอหัวข้อและเค้าโครงปริญญานิพนธ์/CPE-PP4_เอกสารเสนอหัวข้อ_template.docx
+++ b/เอกสารสอบหัวข้อและเค้าโครงปริญญานิพนธ์/4. เอกสารเสนอหัวข้อและเค้าโครงปริญญานิพนธ์/CPE-PP4_เอกสารเสนอหัวข้อ_template.docx
@@ -215,7 +215,75 @@
         </w:tc>
       </w:tr>
     </w:tbl>
-    <w:p/>
+    <w:p>
+      <w:r>
+        <w:rPr>
+          <w:noProof/>
+        </w:rPr>
+        <w:drawing>
+          <wp:anchor distT="0" distB="0" distL="114300" distR="114300" simplePos="0" relativeHeight="251674112" behindDoc="1" locked="0" layoutInCell="1" allowOverlap="1" wp14:anchorId="0ED3F5AE" wp14:editId="7DF6E90E">
+            <wp:simplePos x="0" y="0"/>
+            <wp:positionH relativeFrom="column">
+              <wp:posOffset>2609514</wp:posOffset>
+            </wp:positionH>
+            <wp:positionV relativeFrom="paragraph">
+              <wp:posOffset>258989</wp:posOffset>
+            </wp:positionV>
+            <wp:extent cx="6461780" cy="260927"/>
+            <wp:effectExtent l="0" t="0" r="0" b="0"/>
+            <wp:wrapNone/>
+            <wp:docPr id="1419966793" name="Picture 10"/>
+            <wp:cNvGraphicFramePr>
+              <a:graphicFrameLocks xmlns:a="http://schemas.openxmlformats.org/drawingml/2006/main" noChangeAspect="1"/>
+            </wp:cNvGraphicFramePr>
+            <a:graphic xmlns:a="http://schemas.openxmlformats.org/drawingml/2006/main">
+              <a:graphicData uri="http://schemas.openxmlformats.org/drawingml/2006/picture">
+                <pic:pic xmlns:pic="http://schemas.openxmlformats.org/drawingml/2006/picture">
+                  <pic:nvPicPr>
+                    <pic:cNvPr id="0" name="Picture 2"/>
+                    <pic:cNvPicPr>
+                      <a:picLocks noChangeAspect="1" noChangeArrowheads="1"/>
+                    </pic:cNvPicPr>
+                  </pic:nvPicPr>
+                  <pic:blipFill>
+                    <a:blip r:embed="rId10">
+                      <a:extLst>
+                        <a:ext uri="{28A0092B-C50C-407E-A947-70E740481C1C}">
+                          <a14:useLocalDpi xmlns:a14="http://schemas.microsoft.com/office/drawing/2010/main" val="0"/>
+                        </a:ext>
+                      </a:extLst>
+                    </a:blip>
+                    <a:srcRect/>
+                    <a:stretch>
+                      <a:fillRect/>
+                    </a:stretch>
+                  </pic:blipFill>
+                  <pic:spPr bwMode="auto">
+                    <a:xfrm>
+                      <a:off x="0" y="0"/>
+                      <a:ext cx="6461780" cy="260927"/>
+                    </a:xfrm>
+                    <a:prstGeom prst="rect">
+                      <a:avLst/>
+                    </a:prstGeom>
+                    <a:noFill/>
+                    <a:ln>
+                      <a:noFill/>
+                    </a:ln>
+                  </pic:spPr>
+                </pic:pic>
+              </a:graphicData>
+            </a:graphic>
+            <wp14:sizeRelH relativeFrom="margin">
+              <wp14:pctWidth>0</wp14:pctWidth>
+            </wp14:sizeRelH>
+            <wp14:sizeRelV relativeFrom="margin">
+              <wp14:pctHeight>0</wp14:pctHeight>
+            </wp14:sizeRelV>
+          </wp:anchor>
+        </w:drawing>
+      </w:r>
+    </w:p>
     <w:tbl>
       <w:tblPr>
         <w:tblStyle w:val="TableGrid"/>
@@ -432,7 +500,15 @@
             </w:tcBorders>
             <w:vAlign w:val="bottom"/>
           </w:tcPr>
-          <w:p/>
+          <w:p>
+            <w:r>
+              <w:rPr>
+                <w:rFonts w:ascii="TH SarabunPSK" w:hAnsi="TH SarabunPSK" w:cs="TH SarabunPSK"/>
+                <w:cs/>
+              </w:rPr>
+              <w:t>นายพัลลภ บุญเหลือ</w:t>
+            </w:r>
+          </w:p>
         </w:tc>
         <w:tc>
           <w:tcPr>
@@ -456,7 +532,14 @@
             </w:tcBorders>
             <w:vAlign w:val="bottom"/>
           </w:tcPr>
-          <w:p/>
+          <w:p>
+            <w:r>
+              <w:rPr>
+                <w:rFonts w:ascii="TH SarabunPSK" w:hAnsi="TH SarabunPSK" w:cs="TH SarabunPSK"/>
+              </w:rPr>
+              <w:t>116730462006-1</w:t>
+            </w:r>
+          </w:p>
         </w:tc>
       </w:tr>
       <w:tr>
@@ -491,7 +574,15 @@
             </w:tcBorders>
             <w:vAlign w:val="bottom"/>
           </w:tcPr>
-          <w:p/>
+          <w:p>
+            <w:r>
+              <w:rPr>
+                <w:rFonts w:ascii="TH SarabunPSK" w:hAnsi="TH SarabunPSK" w:cs="TH SarabunPSK"/>
+                <w:cs/>
+              </w:rPr>
+              <w:t>นายศักดา เบ้าคำ</w:t>
+            </w:r>
+          </w:p>
         </w:tc>
         <w:tc>
           <w:tcPr>
@@ -516,7 +607,14 @@
             </w:tcBorders>
             <w:vAlign w:val="bottom"/>
           </w:tcPr>
-          <w:p/>
+          <w:p>
+            <w:r>
+              <w:rPr>
+                <w:rFonts w:ascii="TH SarabunPSK" w:hAnsi="TH SarabunPSK" w:cs="TH SarabunPSK"/>
+              </w:rPr>
+              <w:t>116730462016-0</w:t>
+            </w:r>
+          </w:p>
         </w:tc>
       </w:tr>
       <w:tr>
@@ -551,7 +649,15 @@
             </w:tcBorders>
             <w:vAlign w:val="bottom"/>
           </w:tcPr>
-          <w:p/>
+          <w:p>
+            <w:r>
+              <w:rPr>
+                <w:rFonts w:ascii="TH SarabunPSK" w:hAnsi="TH SarabunPSK" w:cs="TH SarabunPSK" w:hint="cs"/>
+                <w:cs/>
+              </w:rPr>
+              <w:t>นายพลกฤต สมทรง</w:t>
+            </w:r>
+          </w:p>
         </w:tc>
         <w:tc>
           <w:tcPr>
@@ -576,7 +682,15 @@
             </w:tcBorders>
             <w:vAlign w:val="bottom"/>
           </w:tcPr>
-          <w:p/>
+          <w:p>
+            <w:r>
+              <w:rPr>
+                <w:rFonts w:ascii="TH SarabunPSK" w:hAnsi="TH SarabunPSK" w:cs="TH SarabunPSK" w:hint="cs"/>
+                <w:cs/>
+              </w:rPr>
+              <w:t>116730462007-9</w:t>
+            </w:r>
+          </w:p>
         </w:tc>
       </w:tr>
     </w:tbl>
@@ -622,7 +736,14 @@
               <w:bottom w:val="dashed" w:sz="4" w:space="0" w:color="auto"/>
             </w:tcBorders>
           </w:tcPr>
-          <w:p/>
+          <w:p>
+            <w:r>
+              <w:rPr>
+                <w:cs/>
+              </w:rPr>
+              <w:t>ดร.พชร ศรีมุกข์</w:t>
+            </w:r>
+          </w:p>
         </w:tc>
         <w:tc>
           <w:tcPr>
@@ -652,7 +773,14 @@
               <w:bottom w:val="dashed" w:sz="4" w:space="0" w:color="auto"/>
             </w:tcBorders>
           </w:tcPr>
-          <w:p/>
+          <w:p>
+            <w:r>
+              <w:rPr>
+                <w:cs/>
+              </w:rPr>
+              <w:t>ดร.อนุรักษ์ พรหมโคตร</w:t>
+            </w:r>
+          </w:p>
         </w:tc>
         <w:tc>
           <w:tcPr>
@@ -842,6 +970,73 @@
             </w:pPr>
             <w:r>
               <w:rPr>
+                <w:noProof/>
+              </w:rPr>
+              <w:drawing>
+                <wp:anchor distT="0" distB="0" distL="114300" distR="114300" simplePos="0" relativeHeight="251672064" behindDoc="1" locked="0" layoutInCell="1" allowOverlap="1" wp14:anchorId="1D4F8175" wp14:editId="009F726B">
+                  <wp:simplePos x="0" y="0"/>
+                  <wp:positionH relativeFrom="column">
+                    <wp:posOffset>16510</wp:posOffset>
+                  </wp:positionH>
+                  <wp:positionV relativeFrom="paragraph">
+                    <wp:posOffset>21590</wp:posOffset>
+                  </wp:positionV>
+                  <wp:extent cx="6461780" cy="260927"/>
+                  <wp:effectExtent l="0" t="0" r="0" b="0"/>
+                  <wp:wrapNone/>
+                  <wp:docPr id="190256815" name="Picture 10"/>
+                  <wp:cNvGraphicFramePr>
+                    <a:graphicFrameLocks xmlns:a="http://schemas.openxmlformats.org/drawingml/2006/main" noChangeAspect="1"/>
+                  </wp:cNvGraphicFramePr>
+                  <a:graphic xmlns:a="http://schemas.openxmlformats.org/drawingml/2006/main">
+                    <a:graphicData uri="http://schemas.openxmlformats.org/drawingml/2006/picture">
+                      <pic:pic xmlns:pic="http://schemas.openxmlformats.org/drawingml/2006/picture">
+                        <pic:nvPicPr>
+                          <pic:cNvPr id="0" name="Picture 2"/>
+                          <pic:cNvPicPr>
+                            <a:picLocks noChangeAspect="1" noChangeArrowheads="1"/>
+                          </pic:cNvPicPr>
+                        </pic:nvPicPr>
+                        <pic:blipFill>
+                          <a:blip r:embed="rId10">
+                            <a:extLst>
+                              <a:ext uri="{28A0092B-C50C-407E-A947-70E740481C1C}">
+                                <a14:useLocalDpi xmlns:a14="http://schemas.microsoft.com/office/drawing/2010/main" val="0"/>
+                              </a:ext>
+                            </a:extLst>
+                          </a:blip>
+                          <a:srcRect/>
+                          <a:stretch>
+                            <a:fillRect/>
+                          </a:stretch>
+                        </pic:blipFill>
+                        <pic:spPr bwMode="auto">
+                          <a:xfrm>
+                            <a:off x="0" y="0"/>
+                            <a:ext cx="6461780" cy="260927"/>
+                          </a:xfrm>
+                          <a:prstGeom prst="rect">
+                            <a:avLst/>
+                          </a:prstGeom>
+                          <a:noFill/>
+                          <a:ln>
+                            <a:noFill/>
+                          </a:ln>
+                        </pic:spPr>
+                      </pic:pic>
+                    </a:graphicData>
+                  </a:graphic>
+                  <wp14:sizeRelH relativeFrom="margin">
+                    <wp14:pctWidth>0</wp14:pctWidth>
+                  </wp14:sizeRelH>
+                  <wp14:sizeRelV relativeFrom="margin">
+                    <wp14:pctHeight>0</wp14:pctHeight>
+                  </wp14:sizeRelV>
+                </wp:anchor>
+              </w:drawing>
+            </w:r>
+            <w:r>
+              <w:rPr>
                 <w:rFonts w:ascii="Segoe UI Symbol" w:hAnsi="Segoe UI Symbol" w:cs="Segoe UI Symbol" w:hint="cs"/>
                 <w:cs/>
               </w:rPr>
@@ -990,11 +1185,7 @@
         </w:tc>
       </w:tr>
     </w:tbl>
-    <w:p>
-      <w:r>
-        <w:br w:type="page"/>
-      </w:r>
-    </w:p>
+    <w:p/>
     <w:tbl>
       <w:tblPr>
         <w:tblStyle w:val="TableGrid"/>
@@ -3421,10 +3612,10 @@
     <w:p>
       <w:pPr>
         <w:sectPr>
-          <w:headerReference w:type="even" r:id="rId10"/>
-          <w:footerReference w:type="default" r:id="rId11"/>
-          <w:headerReference w:type="first" r:id="rId12"/>
-          <w:footerReference w:type="first" r:id="rId13"/>
+          <w:headerReference w:type="even" r:id="rId11"/>
+          <w:footerReference w:type="default" r:id="rId12"/>
+          <w:headerReference w:type="first" r:id="rId13"/>
+          <w:footerReference w:type="first" r:id="rId14"/>
           <w:pgSz w:w="11906" w:h="16838"/>
           <w:pgMar w:top="2160" w:right="1440" w:bottom="1440" w:left="1440" w:header="720" w:footer="720" w:gutter="0"/>
           <w:pgNumType w:start="1"/>
@@ -4083,11 +4274,11 @@
     <w:p>
       <w:pPr>
         <w:sectPr>
-          <w:headerReference w:type="even" r:id="rId14"/>
-          <w:headerReference w:type="default" r:id="rId15"/>
-          <w:footerReference w:type="default" r:id="rId16"/>
-          <w:headerReference w:type="first" r:id="rId17"/>
-          <w:footerReference w:type="first" r:id="rId18"/>
+          <w:headerReference w:type="even" r:id="rId15"/>
+          <w:headerReference w:type="default" r:id="rId16"/>
+          <w:footerReference w:type="default" r:id="rId17"/>
+          <w:headerReference w:type="first" r:id="rId18"/>
+          <w:footerReference w:type="first" r:id="rId19"/>
           <w:pgSz w:w="11906" w:h="16838" w:code="9"/>
           <w:pgMar w:top="2160" w:right="1440" w:bottom="1440" w:left="2160" w:header="1077" w:footer="720" w:gutter="0"/>
           <w:pgNumType w:start="1"/>
@@ -4790,379 +4981,6 @@
                 <pic:pic xmlns:pic="http://schemas.openxmlformats.org/drawingml/2006/picture">
                   <pic:nvPicPr>
                     <pic:cNvPr id="0" name="Picture 1" descr="SUC30216"/>
-                    <pic:cNvPicPr>
-                      <a:picLocks noChangeAspect="1" noChangeArrowheads="1"/>
-                    </pic:cNvPicPr>
-                  </pic:nvPicPr>
-                  <pic:blipFill>
-                    <a:blip r:embed="rId19" cstate="print">
-                      <a:extLst>
-                        <a:ext uri="{28A0092B-C50C-407E-A947-70E740481C1C}">
-                          <a14:useLocalDpi xmlns:a14="http://schemas.microsoft.com/office/drawing/2010/main" val="0"/>
-                        </a:ext>
-                      </a:extLst>
-                    </a:blip>
-                    <a:srcRect/>
-                    <a:stretch>
-                      <a:fillRect/>
-                    </a:stretch>
-                  </pic:blipFill>
-                  <pic:spPr bwMode="auto">
-                    <a:xfrm>
-                      <a:off x="0" y="0"/>
-                      <a:ext cx="2875280" cy="2156460"/>
-                    </a:xfrm>
-                    <a:prstGeom prst="rect">
-                      <a:avLst/>
-                    </a:prstGeom>
-                    <a:noFill/>
-                    <a:ln>
-                      <a:noFill/>
-                    </a:ln>
-                  </pic:spPr>
-                </pic:pic>
-              </a:graphicData>
-            </a:graphic>
-          </wp:inline>
-        </w:drawing>
-      </w:r>
-    </w:p>
-    <w:p>
-      <w:r>
-        <w:rPr>
-          <w:cs/>
-        </w:rPr>
-        <w:tab/>
-      </w:r>
-    </w:p>
-    <w:p>
-      <w:pPr>
-        <w:pStyle w:val="Heading5"/>
-      </w:pPr>
-      <w:bookmarkStart w:id="8" w:name="_Toc497753136"/>
-      <w:r>
-        <w:rPr>
-          <w:cs/>
-        </w:rPr>
-        <w:t>รูปที่</w:t>
-      </w:r>
-      <w:r>
-        <w:rPr>
-          <w:rFonts w:hint="cs"/>
-          <w:cs/>
-        </w:rPr>
-        <w:t xml:space="preserve">  </w:t>
-      </w:r>
-      <w:r>
-        <w:rPr>
-          <w:cs/>
-        </w:rPr>
-        <w:t>2.1</w:t>
-      </w:r>
-      <w:r>
-        <w:rPr>
-          <w:rFonts w:hint="cs"/>
-          <w:cs/>
-        </w:rPr>
-        <w:t xml:space="preserve">  </w:t>
-      </w:r>
-      <w:r>
-        <w:rPr>
-          <w:cs/>
-        </w:rPr>
-        <w:t>ข้อความแสดงชื่อภาพ</w:t>
-      </w:r>
-      <w:r>
-        <w:rPr>
-          <w:rFonts w:hint="cs"/>
-          <w:cs/>
-        </w:rPr>
-        <w:t xml:space="preserve"> </w:t>
-      </w:r>
-      <w:r>
-        <w:t>[…]</w:t>
-      </w:r>
-      <w:bookmarkEnd w:id="8"/>
-    </w:p>
-    <w:p/>
-    <w:p>
-      <w:pPr>
-        <w:pStyle w:val="Heading3"/>
-      </w:pPr>
-      <w:r>
-        <w:rPr>
-          <w:cs/>
-        </w:rPr>
-        <w:tab/>
-        <w:t>2.</w:t>
-      </w:r>
-      <w:r>
-        <w:t>2</w:t>
-      </w:r>
-      <w:r>
-        <w:rPr>
-          <w:cs/>
-        </w:rPr>
-        <w:t>.2</w:t>
-      </w:r>
-      <w:r>
-        <w:tab/>
-      </w:r>
-      <w:r>
-        <w:rPr>
-          <w:cs/>
-        </w:rPr>
-        <w:t>หัวข้อรอง</w:t>
-      </w:r>
-    </w:p>
-    <w:p>
-      <w:r>
-        <w:tab/>
-      </w:r>
-      <w:r>
-        <w:tab/>
-      </w:r>
-      <w:r>
-        <w:tab/>
-      </w:r>
-      <w:r>
-        <w:rPr>
-          <w:cs/>
-        </w:rPr>
-        <w:t>ข้อความ....................................................................................................................</w:t>
-      </w:r>
-      <w:r>
-        <w:t xml:space="preserve"> </w:t>
-      </w:r>
-      <w:r>
-        <w:rPr>
-          <w:cs/>
-        </w:rPr>
-        <w:t>.....................................................................................................</w:t>
-      </w:r>
-    </w:p>
-    <w:p>
-      <w:r>
-        <w:tab/>
-      </w:r>
-      <w:r>
-        <w:tab/>
-      </w:r>
-      <w:r>
-        <w:tab/>
-      </w:r>
-      <w:r>
-        <w:rPr>
-          <w:cs/>
-        </w:rPr>
-        <w:t>1)</w:t>
-      </w:r>
-      <w:r>
-        <w:tab/>
-      </w:r>
-      <w:r>
-        <w:rPr>
-          <w:cs/>
-        </w:rPr>
-        <w:t>หัวข้อย่อย..........................................................................................................</w:t>
-      </w:r>
-      <w:r>
-        <w:t xml:space="preserve"> </w:t>
-      </w:r>
-      <w:r>
-        <w:rPr>
-          <w:cs/>
-        </w:rPr>
-        <w:t>.....................................................................................................</w:t>
-      </w:r>
-    </w:p>
-    <w:p>
-      <w:r>
-        <w:tab/>
-      </w:r>
-      <w:r>
-        <w:tab/>
-      </w:r>
-      <w:r>
-        <w:tab/>
-      </w:r>
-      <w:r>
-        <w:rPr>
-          <w:cs/>
-        </w:rPr>
-        <w:t>2)</w:t>
-      </w:r>
-      <w:r>
-        <w:tab/>
-      </w:r>
-      <w:r>
-        <w:rPr>
-          <w:cs/>
-        </w:rPr>
-        <w:t>หัวข้อย่อย..........................................................................................................</w:t>
-      </w:r>
-      <w:r>
-        <w:t xml:space="preserve"> </w:t>
-      </w:r>
-      <w:r>
-        <w:rPr>
-          <w:cs/>
-        </w:rPr>
-        <w:t>.....................................................................................................</w:t>
-      </w:r>
-    </w:p>
-    <w:p>
-      <w:r>
-        <w:br w:type="page"/>
-      </w:r>
-    </w:p>
-    <w:p>
-      <w:pPr>
-        <w:pStyle w:val="Heading2"/>
-      </w:pPr>
-      <w:bookmarkStart w:id="9" w:name="_Toc497750379"/>
-      <w:r>
-        <w:rPr>
-          <w:cs/>
-        </w:rPr>
-        <w:lastRenderedPageBreak/>
-        <w:t>2.</w:t>
-      </w:r>
-      <w:r>
-        <w:t>3</w:t>
-      </w:r>
-      <w:r>
-        <w:tab/>
-      </w:r>
-      <w:r>
-        <w:rPr>
-          <w:cs/>
-        </w:rPr>
-        <w:t>ชื่อทฤษฎีที่ 2</w:t>
-      </w:r>
-      <w:bookmarkEnd w:id="9"/>
-    </w:p>
-    <w:p>
-      <w:r>
-        <w:rPr>
-          <w:cs/>
-        </w:rPr>
-        <w:tab/>
-        <w:t>ข้อความ....................................................................................................................................</w:t>
-      </w:r>
-      <w:r>
-        <w:t xml:space="preserve"> </w:t>
-      </w:r>
-      <w:r>
-        <w:rPr>
-          <w:cs/>
-        </w:rPr>
-        <w:t>.........................................................................................................................</w:t>
-      </w:r>
-    </w:p>
-    <w:p>
-      <w:pPr>
-        <w:pStyle w:val="Heading3"/>
-      </w:pPr>
-      <w:r>
-        <w:tab/>
-      </w:r>
-      <w:r>
-        <w:rPr>
-          <w:cs/>
-        </w:rPr>
-        <w:t>2.</w:t>
-      </w:r>
-      <w:r>
-        <w:t>3</w:t>
-      </w:r>
-      <w:r>
-        <w:rPr>
-          <w:cs/>
-        </w:rPr>
-        <w:t>.1</w:t>
-      </w:r>
-      <w:r>
-        <w:tab/>
-      </w:r>
-      <w:r>
-        <w:rPr>
-          <w:cs/>
-        </w:rPr>
-        <w:t>หัวข้อรอง</w:t>
-      </w:r>
-    </w:p>
-    <w:p>
-      <w:r>
-        <w:tab/>
-      </w:r>
-      <w:r>
-        <w:tab/>
-      </w:r>
-      <w:r>
-        <w:tab/>
-      </w:r>
-      <w:r>
-        <w:rPr>
-          <w:cs/>
-        </w:rPr>
-        <w:t>ข้อความ..........................................................................................................................</w:t>
-      </w:r>
-      <w:r>
-        <w:t xml:space="preserve"> …………………………………………</w:t>
-      </w:r>
-    </w:p>
-    <w:p>
-      <w:r>
-        <w:tab/>
-      </w:r>
-      <w:r>
-        <w:tab/>
-      </w:r>
-      <w:r>
-        <w:tab/>
-      </w:r>
-      <w:r>
-        <w:rPr>
-          <w:cs/>
-        </w:rPr>
-        <w:t>1)</w:t>
-      </w:r>
-      <w:r>
-        <w:tab/>
-      </w:r>
-      <w:r>
-        <w:rPr>
-          <w:cs/>
-        </w:rPr>
-        <w:t>หัวข้อย่อย..................................................................................................................</w:t>
-      </w:r>
-      <w:r>
-        <w:t xml:space="preserve"> ……………………………………..</w:t>
-      </w:r>
-    </w:p>
-    <w:p/>
-    <w:p>
-      <w:pPr>
-        <w:jc w:val="center"/>
-      </w:pPr>
-      <w:r>
-        <w:rPr>
-          <w:noProof/>
-        </w:rPr>
-        <w:drawing>
-          <wp:inline distT="0" distB="0" distL="0" distR="0" wp14:anchorId="11B9F549" wp14:editId="2603BD46">
-            <wp:extent cx="2875280" cy="2156460"/>
-            <wp:effectExtent l="0" t="0" r="1270" b="0"/>
-            <wp:docPr id="2" name="Picture 2" descr="SUC30224"/>
-            <wp:cNvGraphicFramePr>
-              <a:graphicFrameLocks xmlns:a="http://schemas.openxmlformats.org/drawingml/2006/main" noChangeAspect="1"/>
-            </wp:cNvGraphicFramePr>
-            <a:graphic xmlns:a="http://schemas.openxmlformats.org/drawingml/2006/main">
-              <a:graphicData uri="http://schemas.openxmlformats.org/drawingml/2006/picture">
-                <pic:pic xmlns:pic="http://schemas.openxmlformats.org/drawingml/2006/picture">
-                  <pic:nvPicPr>
-                    <pic:cNvPr id="0" name="Picture 2" descr="SUC30224"/>
                     <pic:cNvPicPr>
                       <a:picLocks noChangeAspect="1" noChangeArrowheads="1"/>
                     </pic:cNvPicPr>
@@ -5200,6 +5018,379 @@
         </w:drawing>
       </w:r>
     </w:p>
+    <w:p>
+      <w:r>
+        <w:rPr>
+          <w:cs/>
+        </w:rPr>
+        <w:tab/>
+      </w:r>
+    </w:p>
+    <w:p>
+      <w:pPr>
+        <w:pStyle w:val="Heading5"/>
+      </w:pPr>
+      <w:bookmarkStart w:id="8" w:name="_Toc497753136"/>
+      <w:r>
+        <w:rPr>
+          <w:cs/>
+        </w:rPr>
+        <w:t>รูปที่</w:t>
+      </w:r>
+      <w:r>
+        <w:rPr>
+          <w:rFonts w:hint="cs"/>
+          <w:cs/>
+        </w:rPr>
+        <w:t xml:space="preserve">  </w:t>
+      </w:r>
+      <w:r>
+        <w:rPr>
+          <w:cs/>
+        </w:rPr>
+        <w:t>2.1</w:t>
+      </w:r>
+      <w:r>
+        <w:rPr>
+          <w:rFonts w:hint="cs"/>
+          <w:cs/>
+        </w:rPr>
+        <w:t xml:space="preserve">  </w:t>
+      </w:r>
+      <w:r>
+        <w:rPr>
+          <w:cs/>
+        </w:rPr>
+        <w:t>ข้อความแสดงชื่อภาพ</w:t>
+      </w:r>
+      <w:r>
+        <w:rPr>
+          <w:rFonts w:hint="cs"/>
+          <w:cs/>
+        </w:rPr>
+        <w:t xml:space="preserve"> </w:t>
+      </w:r>
+      <w:r>
+        <w:t>[…]</w:t>
+      </w:r>
+      <w:bookmarkEnd w:id="8"/>
+    </w:p>
+    <w:p/>
+    <w:p>
+      <w:pPr>
+        <w:pStyle w:val="Heading3"/>
+      </w:pPr>
+      <w:r>
+        <w:rPr>
+          <w:cs/>
+        </w:rPr>
+        <w:tab/>
+        <w:t>2.</w:t>
+      </w:r>
+      <w:r>
+        <w:t>2</w:t>
+      </w:r>
+      <w:r>
+        <w:rPr>
+          <w:cs/>
+        </w:rPr>
+        <w:t>.2</w:t>
+      </w:r>
+      <w:r>
+        <w:tab/>
+      </w:r>
+      <w:r>
+        <w:rPr>
+          <w:cs/>
+        </w:rPr>
+        <w:t>หัวข้อรอง</w:t>
+      </w:r>
+    </w:p>
+    <w:p>
+      <w:r>
+        <w:tab/>
+      </w:r>
+      <w:r>
+        <w:tab/>
+      </w:r>
+      <w:r>
+        <w:tab/>
+      </w:r>
+      <w:r>
+        <w:rPr>
+          <w:cs/>
+        </w:rPr>
+        <w:t>ข้อความ....................................................................................................................</w:t>
+      </w:r>
+      <w:r>
+        <w:t xml:space="preserve"> </w:t>
+      </w:r>
+      <w:r>
+        <w:rPr>
+          <w:cs/>
+        </w:rPr>
+        <w:t>.....................................................................................................</w:t>
+      </w:r>
+    </w:p>
+    <w:p>
+      <w:r>
+        <w:tab/>
+      </w:r>
+      <w:r>
+        <w:tab/>
+      </w:r>
+      <w:r>
+        <w:tab/>
+      </w:r>
+      <w:r>
+        <w:rPr>
+          <w:cs/>
+        </w:rPr>
+        <w:t>1)</w:t>
+      </w:r>
+      <w:r>
+        <w:tab/>
+      </w:r>
+      <w:r>
+        <w:rPr>
+          <w:cs/>
+        </w:rPr>
+        <w:t>หัวข้อย่อย..........................................................................................................</w:t>
+      </w:r>
+      <w:r>
+        <w:t xml:space="preserve"> </w:t>
+      </w:r>
+      <w:r>
+        <w:rPr>
+          <w:cs/>
+        </w:rPr>
+        <w:t>.....................................................................................................</w:t>
+      </w:r>
+    </w:p>
+    <w:p>
+      <w:r>
+        <w:tab/>
+      </w:r>
+      <w:r>
+        <w:tab/>
+      </w:r>
+      <w:r>
+        <w:tab/>
+      </w:r>
+      <w:r>
+        <w:rPr>
+          <w:cs/>
+        </w:rPr>
+        <w:t>2)</w:t>
+      </w:r>
+      <w:r>
+        <w:tab/>
+      </w:r>
+      <w:r>
+        <w:rPr>
+          <w:cs/>
+        </w:rPr>
+        <w:t>หัวข้อย่อย..........................................................................................................</w:t>
+      </w:r>
+      <w:r>
+        <w:t xml:space="preserve"> </w:t>
+      </w:r>
+      <w:r>
+        <w:rPr>
+          <w:cs/>
+        </w:rPr>
+        <w:t>.....................................................................................................</w:t>
+      </w:r>
+    </w:p>
+    <w:p>
+      <w:r>
+        <w:br w:type="page"/>
+      </w:r>
+    </w:p>
+    <w:p>
+      <w:pPr>
+        <w:pStyle w:val="Heading2"/>
+      </w:pPr>
+      <w:bookmarkStart w:id="9" w:name="_Toc497750379"/>
+      <w:r>
+        <w:rPr>
+          <w:cs/>
+        </w:rPr>
+        <w:lastRenderedPageBreak/>
+        <w:t>2.</w:t>
+      </w:r>
+      <w:r>
+        <w:t>3</w:t>
+      </w:r>
+      <w:r>
+        <w:tab/>
+      </w:r>
+      <w:r>
+        <w:rPr>
+          <w:cs/>
+        </w:rPr>
+        <w:t>ชื่อทฤษฎีที่ 2</w:t>
+      </w:r>
+      <w:bookmarkEnd w:id="9"/>
+    </w:p>
+    <w:p>
+      <w:r>
+        <w:rPr>
+          <w:cs/>
+        </w:rPr>
+        <w:tab/>
+        <w:t>ข้อความ....................................................................................................................................</w:t>
+      </w:r>
+      <w:r>
+        <w:t xml:space="preserve"> </w:t>
+      </w:r>
+      <w:r>
+        <w:rPr>
+          <w:cs/>
+        </w:rPr>
+        <w:t>.........................................................................................................................</w:t>
+      </w:r>
+    </w:p>
+    <w:p>
+      <w:pPr>
+        <w:pStyle w:val="Heading3"/>
+      </w:pPr>
+      <w:r>
+        <w:tab/>
+      </w:r>
+      <w:r>
+        <w:rPr>
+          <w:cs/>
+        </w:rPr>
+        <w:t>2.</w:t>
+      </w:r>
+      <w:r>
+        <w:t>3</w:t>
+      </w:r>
+      <w:r>
+        <w:rPr>
+          <w:cs/>
+        </w:rPr>
+        <w:t>.1</w:t>
+      </w:r>
+      <w:r>
+        <w:tab/>
+      </w:r>
+      <w:r>
+        <w:rPr>
+          <w:cs/>
+        </w:rPr>
+        <w:t>หัวข้อรอง</w:t>
+      </w:r>
+    </w:p>
+    <w:p>
+      <w:r>
+        <w:tab/>
+      </w:r>
+      <w:r>
+        <w:tab/>
+      </w:r>
+      <w:r>
+        <w:tab/>
+      </w:r>
+      <w:r>
+        <w:rPr>
+          <w:cs/>
+        </w:rPr>
+        <w:t>ข้อความ..........................................................................................................................</w:t>
+      </w:r>
+      <w:r>
+        <w:t xml:space="preserve"> …………………………………………</w:t>
+      </w:r>
+    </w:p>
+    <w:p>
+      <w:r>
+        <w:tab/>
+      </w:r>
+      <w:r>
+        <w:tab/>
+      </w:r>
+      <w:r>
+        <w:tab/>
+      </w:r>
+      <w:r>
+        <w:rPr>
+          <w:cs/>
+        </w:rPr>
+        <w:t>1)</w:t>
+      </w:r>
+      <w:r>
+        <w:tab/>
+      </w:r>
+      <w:r>
+        <w:rPr>
+          <w:cs/>
+        </w:rPr>
+        <w:t>หัวข้อย่อย..................................................................................................................</w:t>
+      </w:r>
+      <w:r>
+        <w:t xml:space="preserve"> ……………………………………..</w:t>
+      </w:r>
+    </w:p>
+    <w:p/>
+    <w:p>
+      <w:pPr>
+        <w:jc w:val="center"/>
+      </w:pPr>
+      <w:r>
+        <w:rPr>
+          <w:noProof/>
+        </w:rPr>
+        <w:drawing>
+          <wp:inline distT="0" distB="0" distL="0" distR="0" wp14:anchorId="11B9F549" wp14:editId="2603BD46">
+            <wp:extent cx="2875280" cy="2156460"/>
+            <wp:effectExtent l="0" t="0" r="1270" b="0"/>
+            <wp:docPr id="2" name="Picture 2" descr="SUC30224"/>
+            <wp:cNvGraphicFramePr>
+              <a:graphicFrameLocks xmlns:a="http://schemas.openxmlformats.org/drawingml/2006/main" noChangeAspect="1"/>
+            </wp:cNvGraphicFramePr>
+            <a:graphic xmlns:a="http://schemas.openxmlformats.org/drawingml/2006/main">
+              <a:graphicData uri="http://schemas.openxmlformats.org/drawingml/2006/picture">
+                <pic:pic xmlns:pic="http://schemas.openxmlformats.org/drawingml/2006/picture">
+                  <pic:nvPicPr>
+                    <pic:cNvPr id="0" name="Picture 2" descr="SUC30224"/>
+                    <pic:cNvPicPr>
+                      <a:picLocks noChangeAspect="1" noChangeArrowheads="1"/>
+                    </pic:cNvPicPr>
+                  </pic:nvPicPr>
+                  <pic:blipFill>
+                    <a:blip r:embed="rId21" cstate="print">
+                      <a:extLst>
+                        <a:ext uri="{28A0092B-C50C-407E-A947-70E740481C1C}">
+                          <a14:useLocalDpi xmlns:a14="http://schemas.microsoft.com/office/drawing/2010/main" val="0"/>
+                        </a:ext>
+                      </a:extLst>
+                    </a:blip>
+                    <a:srcRect/>
+                    <a:stretch>
+                      <a:fillRect/>
+                    </a:stretch>
+                  </pic:blipFill>
+                  <pic:spPr bwMode="auto">
+                    <a:xfrm>
+                      <a:off x="0" y="0"/>
+                      <a:ext cx="2875280" cy="2156460"/>
+                    </a:xfrm>
+                    <a:prstGeom prst="rect">
+                      <a:avLst/>
+                    </a:prstGeom>
+                    <a:noFill/>
+                    <a:ln>
+                      <a:noFill/>
+                    </a:ln>
+                  </pic:spPr>
+                </pic:pic>
+              </a:graphicData>
+            </a:graphic>
+          </wp:inline>
+        </w:drawing>
+      </w:r>
+    </w:p>
     <w:p/>
     <w:p>
       <w:pPr>
@@ -5576,10 +5767,10 @@
                   <v:path o:extrusionok="f" gradientshapeok="t" o:connecttype="rect"/>
                   <o:lock v:ext="edit" aspectratio="t"/>
                 </v:shapetype>
-                <v:shape id="_x0000_i1025" type="#_x0000_t75" style="width:178.3pt;height:33.45pt" o:ole="">
-                  <v:imagedata r:id="rId21" o:title=""/>
+                <v:shape id="_x0000_i1025" type="#_x0000_t75" style="width:178.5pt;height:33.4pt" o:ole="">
+                  <v:imagedata r:id="rId22" o:title=""/>
                 </v:shape>
-                <o:OLEObject Type="Embed" ProgID="Equation.3" ShapeID="_x0000_i1025" DrawAspect="Content" ObjectID="_1850296187" r:id="rId22"/>
+                <o:OLEObject Type="Embed" ProgID="Equation.3" ShapeID="_x0000_i1025" DrawAspect="Content" ObjectID="_1850323819" r:id="rId23"/>
               </w:object>
             </w:r>
           </w:p>
@@ -7310,7 +7501,7 @@
                     </pic:cNvPicPr>
                   </pic:nvPicPr>
                   <pic:blipFill>
-                    <a:blip r:embed="rId23" cstate="print">
+                    <a:blip r:embed="rId24" cstate="print">
                       <a:extLst>
                         <a:ext uri="{28A0092B-C50C-407E-A947-70E740481C1C}">
                           <a14:useLocalDpi xmlns:a14="http://schemas.microsoft.com/office/drawing/2010/main" val="0"/>
@@ -12044,6 +12235,16 @@
       <w:szCs w:val="32"/>
     </w:rPr>
   </w:style>
+  <w:style w:type="character" w:styleId="Emphasis">
+    <w:name w:val="Emphasis"/>
+    <w:basedOn w:val="DefaultParagraphFont"/>
+    <w:qFormat/>
+    <w:rsid w:val="00113756"/>
+    <w:rPr>
+      <w:i/>
+      <w:iCs/>
+    </w:rPr>
+  </w:style>
 </w:styles>
 </file>
 

--- a/เอกสารสอบหัวข้อและเค้าโครงปริญญานิพนธ์/4. เอกสารเสนอหัวข้อและเค้าโครงปริญญานิพนธ์/CPE-PP4_เอกสารเสนอหัวข้อ_template.docx
+++ b/เอกสารสอบหัวข้อและเค้าโครงปริญญานิพนธ์/4. เอกสารเสนอหัวข้อและเค้าโครงปริญญานิพนธ์/CPE-PP4_เอกสารเสนอหัวข้อ_template.docx
@@ -2086,8 +2086,13 @@
               <w:t xml:space="preserve">ภาคการศึกษาที่ </w:t>
             </w:r>
             <w:r>
-              <w:t>x/xxxx</w:t>
-            </w:r>
+              <w:t>x/</w:t>
+            </w:r>
+            <w:proofErr w:type="spellStart"/>
+            <w:r>
+              <w:t>xxxx</w:t>
+            </w:r>
+            <w:proofErr w:type="spellEnd"/>
           </w:p>
         </w:tc>
       </w:tr>
@@ -3460,7 +3465,163 @@
         <w:t>”</w:t>
       </w:r>
     </w:p>
-    <w:p/>
+    <w:p>
+      <w:r>
+        <w:rPr>
+          <w:rFonts w:hint="cs"/>
+          <w:noProof/>
+          <w:lang w:val="th-TH"/>
+        </w:rPr>
+        <mc:AlternateContent>
+          <mc:Choice Requires="wps">
+            <w:drawing>
+              <wp:anchor distT="0" distB="0" distL="114300" distR="114300" simplePos="0" relativeHeight="251677184" behindDoc="0" locked="0" layoutInCell="1" allowOverlap="1" wp14:anchorId="178B5B1C" wp14:editId="5F1D787F">
+                <wp:simplePos x="0" y="0"/>
+                <wp:positionH relativeFrom="column">
+                  <wp:posOffset>3687092</wp:posOffset>
+                </wp:positionH>
+                <wp:positionV relativeFrom="paragraph">
+                  <wp:posOffset>212090</wp:posOffset>
+                </wp:positionV>
+                <wp:extent cx="2077085" cy="419100"/>
+                <wp:effectExtent l="0" t="0" r="0" b="0"/>
+                <wp:wrapNone/>
+                <wp:docPr id="451848606" name="Text Box 26"/>
+                <wp:cNvGraphicFramePr>
+                  <a:graphicFrameLocks xmlns:a="http://schemas.openxmlformats.org/drawingml/2006/main"/>
+                </wp:cNvGraphicFramePr>
+                <a:graphic xmlns:a="http://schemas.openxmlformats.org/drawingml/2006/main">
+                  <a:graphicData uri="http://schemas.microsoft.com/office/word/2010/wordprocessingShape">
+                    <wps:wsp>
+                      <wps:cNvSpPr txBox="1">
+                        <a:spLocks noChangeArrowheads="1"/>
+                      </wps:cNvSpPr>
+                      <wps:spPr bwMode="auto">
+                        <a:xfrm>
+                          <a:off x="0" y="0"/>
+                          <a:ext cx="2077085" cy="419100"/>
+                        </a:xfrm>
+                        <a:prstGeom prst="rect">
+                          <a:avLst/>
+                        </a:prstGeom>
+                        <a:noFill/>
+                        <a:ln>
+                          <a:noFill/>
+                        </a:ln>
+                        <a:effectLst/>
+                        <a:extLst>
+                          <a:ext uri="{909E8E84-426E-40DD-AFC4-6F175D3DCCD1}">
+                            <a14:hiddenFill xmlns:a14="http://schemas.microsoft.com/office/drawing/2010/main">
+                              <a:solidFill>
+                                <a:srgbClr val="FFFFFF"/>
+                              </a:solidFill>
+                            </a14:hiddenFill>
+                          </a:ext>
+                          <a:ext uri="{91240B29-F687-4F45-9708-019B960494DF}">
+                            <a14:hiddenLine xmlns:a14="http://schemas.microsoft.com/office/drawing/2010/main" w="12700">
+                              <a:solidFill>
+                                <a:srgbClr val="000000"/>
+                              </a:solidFill>
+                              <a:prstDash val="dash"/>
+                              <a:miter lim="800000"/>
+                              <a:headEnd/>
+                              <a:tailEnd/>
+                            </a14:hiddenLine>
+                          </a:ext>
+                          <a:ext uri="{AF507438-7753-43E0-B8FC-AC1667EBCBE1}">
+                            <a14:hiddenEffects xmlns:a14="http://schemas.microsoft.com/office/drawing/2010/main">
+                              <a:effectLst/>
+                            </a14:hiddenEffects>
+                          </a:ext>
+                        </a:extLst>
+                      </wps:spPr>
+                      <wps:txbx>
+                        <w:txbxContent>
+                          <w:p>
+                            <w:pPr>
+                              <w:jc w:val="center"/>
+                            </w:pPr>
+                            <w:r>
+                              <w:rPr>
+                                <w:rFonts w:ascii="TH SarabunPSK" w:hAnsi="TH SarabunPSK" w:cs="TH SarabunPSK"/>
+                                <w:cs/>
+                              </w:rPr>
+                              <w:t>นายพัลลภ</w:t>
+                            </w:r>
+                            <w:r>
+                              <w:rPr>
+                                <w:rFonts w:ascii="TH SarabunPSK" w:hAnsi="TH SarabunPSK" w:cs="TH SarabunPSK"/>
+                              </w:rPr>
+                              <w:t xml:space="preserve"> </w:t>
+                            </w:r>
+                            <w:r>
+                              <w:rPr>
+                                <w:rFonts w:ascii="TH SarabunPSK" w:hAnsi="TH SarabunPSK" w:cs="TH SarabunPSK"/>
+                                <w:cs/>
+                              </w:rPr>
+                              <w:t>บุญเหลือ</w:t>
+                            </w:r>
+                          </w:p>
+                        </w:txbxContent>
+                      </wps:txbx>
+                      <wps:bodyPr rot="0" vert="horz" wrap="square" lIns="91440" tIns="45720" rIns="91440" bIns="45720" anchor="t" anchorCtr="0" upright="1">
+                        <a:noAutofit/>
+                      </wps:bodyPr>
+                    </wps:wsp>
+                  </a:graphicData>
+                </a:graphic>
+                <wp14:sizeRelH relativeFrom="page">
+                  <wp14:pctWidth>0</wp14:pctWidth>
+                </wp14:sizeRelH>
+                <wp14:sizeRelV relativeFrom="page">
+                  <wp14:pctHeight>0</wp14:pctHeight>
+                </wp14:sizeRelV>
+              </wp:anchor>
+            </w:drawing>
+          </mc:Choice>
+          <mc:Fallback>
+            <w:pict>
+              <v:shapetype w14:anchorId="178B5B1C" id="_x0000_t202" coordsize="21600,21600" o:spt="202" path="m,l,21600r21600,l21600,xe">
+                <v:stroke joinstyle="miter"/>
+                <v:path gradientshapeok="t" o:connecttype="rect"/>
+              </v:shapetype>
+              <v:shape id="Text Box 26" o:spid="_x0000_s1026" type="#_x0000_t202" style="position:absolute;left:0;text-align:left;margin-left:290.3pt;margin-top:16.7pt;width:163.55pt;height:33pt;z-index:251677184;visibility:visible;mso-wrap-style:square;mso-width-percent:0;mso-height-percent:0;mso-wrap-distance-left:9pt;mso-wrap-distance-top:0;mso-wrap-distance-right:9pt;mso-wrap-distance-bottom:0;mso-position-horizontal:absolute;mso-position-horizontal-relative:text;mso-position-vertical:absolute;mso-position-vertical-relative:text;mso-width-percent:0;mso-height-percent:0;mso-width-relative:page;mso-height-relative:page;v-text-anchor:top" o:gfxdata="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" filled="f" stroked="f" strokeweight="1pt">
+                <v:stroke dashstyle="dash"/>
+                <v:textbox>
+                  <w:txbxContent>
+                    <w:p>
+                      <w:pPr>
+                        <w:jc w:val="center"/>
+                      </w:pPr>
+                      <w:r>
+                        <w:rPr>
+                          <w:rFonts w:ascii="TH SarabunPSK" w:hAnsi="TH SarabunPSK" w:cs="TH SarabunPSK"/>
+                          <w:cs/>
+                        </w:rPr>
+                        <w:t>นายพัลลภ</w:t>
+                      </w:r>
+                      <w:r>
+                        <w:rPr>
+                          <w:rFonts w:ascii="TH SarabunPSK" w:hAnsi="TH SarabunPSK" w:cs="TH SarabunPSK"/>
+                        </w:rPr>
+                        <w:t xml:space="preserve"> </w:t>
+                      </w:r>
+                      <w:r>
+                        <w:rPr>
+                          <w:rFonts w:ascii="TH SarabunPSK" w:hAnsi="TH SarabunPSK" w:cs="TH SarabunPSK"/>
+                          <w:cs/>
+                        </w:rPr>
+                        <w:t>บุญเหลือ</w:t>
+                      </w:r>
+                    </w:p>
+                  </w:txbxContent>
+                </v:textbox>
+              </v:shape>
+            </w:pict>
+          </mc:Fallback>
+        </mc:AlternateContent>
+      </w:r>
+    </w:p>
     <w:tbl>
       <w:tblPr>
         <w:tblW w:w="6667" w:type="dxa"/>
@@ -3514,6 +3675,131 @@
           </w:tcPr>
           <w:p>
             <w:r>
+              <w:rPr>
+                <w:rFonts w:hint="cs"/>
+                <w:noProof/>
+                <w:lang w:val="th-TH"/>
+              </w:rPr>
+              <mc:AlternateContent>
+                <mc:Choice Requires="wps">
+                  <w:drawing>
+                    <wp:anchor distT="0" distB="0" distL="114300" distR="114300" simplePos="0" relativeHeight="251676160" behindDoc="0" locked="0" layoutInCell="1" allowOverlap="1" wp14:anchorId="583310AB" wp14:editId="7F10B8D2">
+                      <wp:simplePos x="0" y="0"/>
+                      <wp:positionH relativeFrom="column">
+                        <wp:posOffset>27940</wp:posOffset>
+                      </wp:positionH>
+                      <wp:positionV relativeFrom="paragraph">
+                        <wp:posOffset>212725</wp:posOffset>
+                      </wp:positionV>
+                      <wp:extent cx="2147570" cy="419100"/>
+                      <wp:effectExtent l="0" t="0" r="0" b="0"/>
+                      <wp:wrapNone/>
+                      <wp:docPr id="1722452298" name="Text Box 25"/>
+                      <wp:cNvGraphicFramePr>
+                        <a:graphicFrameLocks xmlns:a="http://schemas.openxmlformats.org/drawingml/2006/main"/>
+                      </wp:cNvGraphicFramePr>
+                      <a:graphic xmlns:a="http://schemas.openxmlformats.org/drawingml/2006/main">
+                        <a:graphicData uri="http://schemas.microsoft.com/office/word/2010/wordprocessingShape">
+                          <wps:wsp>
+                            <wps:cNvSpPr txBox="1">
+                              <a:spLocks noChangeArrowheads="1"/>
+                            </wps:cNvSpPr>
+                            <wps:spPr bwMode="auto">
+                              <a:xfrm>
+                                <a:off x="0" y="0"/>
+                                <a:ext cx="2147570" cy="419100"/>
+                              </a:xfrm>
+                              <a:prstGeom prst="rect">
+                                <a:avLst/>
+                              </a:prstGeom>
+                              <a:noFill/>
+                              <a:ln>
+                                <a:noFill/>
+                              </a:ln>
+                              <a:effectLst/>
+                              <a:extLst>
+                                <a:ext uri="{909E8E84-426E-40DD-AFC4-6F175D3DCCD1}">
+                                  <a14:hiddenFill xmlns:a14="http://schemas.microsoft.com/office/drawing/2010/main">
+                                    <a:solidFill>
+                                      <a:srgbClr val="FFFFFF"/>
+                                    </a:solidFill>
+                                  </a14:hiddenFill>
+                                </a:ext>
+                                <a:ext uri="{91240B29-F687-4F45-9708-019B960494DF}">
+                                  <a14:hiddenLine xmlns:a14="http://schemas.microsoft.com/office/drawing/2010/main" w="12700">
+                                    <a:solidFill>
+                                      <a:srgbClr val="000000"/>
+                                    </a:solidFill>
+                                    <a:prstDash val="dash"/>
+                                    <a:miter lim="800000"/>
+                                    <a:headEnd/>
+                                    <a:tailEnd/>
+                                  </a14:hiddenLine>
+                                </a:ext>
+                                <a:ext uri="{AF507438-7753-43E0-B8FC-AC1667EBCBE1}">
+                                  <a14:hiddenEffects xmlns:a14="http://schemas.microsoft.com/office/drawing/2010/main">
+                                    <a:effectLst/>
+                                  </a14:hiddenEffects>
+                                </a:ext>
+                              </a:extLst>
+                            </wps:spPr>
+                            <wps:txbx>
+                              <w:txbxContent>
+                                <w:p>
+                                  <w:pPr>
+                                    <w:jc w:val="center"/>
+                                  </w:pPr>
+                                  <w:r>
+                                    <w:rPr>
+                                      <w:rFonts w:ascii="TH SarabunPSK" w:hAnsi="TH SarabunPSK" w:cs="TH SarabunPSK"/>
+                                      <w:cs/>
+                                    </w:rPr>
+                                    <w:t>นายศักดา เบ้าคำ</w:t>
+                                  </w:r>
+                                </w:p>
+                              </w:txbxContent>
+                            </wps:txbx>
+                            <wps:bodyPr rot="0" vert="horz" wrap="square" lIns="91440" tIns="45720" rIns="91440" bIns="45720" anchor="t" anchorCtr="0" upright="1">
+                              <a:noAutofit/>
+                            </wps:bodyPr>
+                          </wps:wsp>
+                        </a:graphicData>
+                      </a:graphic>
+                      <wp14:sizeRelH relativeFrom="page">
+                        <wp14:pctWidth>0</wp14:pctWidth>
+                      </wp14:sizeRelH>
+                      <wp14:sizeRelV relativeFrom="page">
+                        <wp14:pctHeight>0</wp14:pctHeight>
+                      </wp14:sizeRelV>
+                    </wp:anchor>
+                  </w:drawing>
+                </mc:Choice>
+                <mc:Fallback>
+                  <w:pict>
+                    <v:shape w14:anchorId="583310AB" id="Text Box 25" o:spid="_x0000_s1027" type="#_x0000_t202" style="position:absolute;left:0;text-align:left;margin-left:2.2pt;margin-top:16.75pt;width:169.1pt;height:33pt;z-index:251676160;visibility:visible;mso-wrap-style:square;mso-width-percent:0;mso-height-percent:0;mso-wrap-distance-left:9pt;mso-wrap-distance-top:0;mso-wrap-distance-right:9pt;mso-wrap-distance-bottom:0;mso-position-horizontal:absolute;mso-position-horizontal-relative:text;mso-position-vertical:absolute;mso-position-vertical-relative:text;mso-width-percent:0;mso-height-percent:0;mso-width-relative:page;mso-height-relative:page;v-text-anchor:top" o:gfxdata="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" filled="f" stroked="f" strokeweight="1pt">
+                      <v:stroke dashstyle="dash"/>
+                      <v:textbox>
+                        <w:txbxContent>
+                          <w:p>
+                            <w:pPr>
+                              <w:jc w:val="center"/>
+                            </w:pPr>
+                            <w:r>
+                              <w:rPr>
+                                <w:rFonts w:ascii="TH SarabunPSK" w:hAnsi="TH SarabunPSK" w:cs="TH SarabunPSK"/>
+                                <w:cs/>
+                              </w:rPr>
+                              <w:t>นายศักดา เบ้าคำ</w:t>
+                            </w:r>
+                          </w:p>
+                        </w:txbxContent>
+                      </v:textbox>
+                    </v:shape>
+                  </w:pict>
+                </mc:Fallback>
+              </mc:AlternateContent>
+            </w:r>
+            <w:r>
               <w:t>(                                              )</w:t>
             </w:r>
           </w:p>
@@ -3556,6 +3842,133 @@
             <w:vAlign w:val="bottom"/>
           </w:tcPr>
           <w:p>
+            <w:r>
+              <w:rPr>
+                <w:rFonts w:hint="cs"/>
+                <w:noProof/>
+                <w:lang w:val="th-TH"/>
+              </w:rPr>
+              <mc:AlternateContent>
+                <mc:Choice Requires="wps">
+                  <w:drawing>
+                    <wp:anchor distT="0" distB="0" distL="114300" distR="114300" simplePos="0" relativeHeight="251675136" behindDoc="0" locked="0" layoutInCell="1" allowOverlap="1" wp14:anchorId="3A13659C" wp14:editId="4CFEC3EA">
+                      <wp:simplePos x="0" y="0"/>
+                      <wp:positionH relativeFrom="column">
+                        <wp:posOffset>37465</wp:posOffset>
+                      </wp:positionH>
+                      <wp:positionV relativeFrom="paragraph">
+                        <wp:posOffset>209550</wp:posOffset>
+                      </wp:positionV>
+                      <wp:extent cx="2069465" cy="419100"/>
+                      <wp:effectExtent l="0" t="0" r="0" b="0"/>
+                      <wp:wrapNone/>
+                      <wp:docPr id="1412816701" name="Text Box 24"/>
+                      <wp:cNvGraphicFramePr>
+                        <a:graphicFrameLocks xmlns:a="http://schemas.openxmlformats.org/drawingml/2006/main"/>
+                      </wp:cNvGraphicFramePr>
+                      <a:graphic xmlns:a="http://schemas.openxmlformats.org/drawingml/2006/main">
+                        <a:graphicData uri="http://schemas.microsoft.com/office/word/2010/wordprocessingShape">
+                          <wps:wsp>
+                            <wps:cNvSpPr txBox="1">
+                              <a:spLocks noChangeArrowheads="1"/>
+                            </wps:cNvSpPr>
+                            <wps:spPr bwMode="auto">
+                              <a:xfrm>
+                                <a:off x="0" y="0"/>
+                                <a:ext cx="2069465" cy="419100"/>
+                              </a:xfrm>
+                              <a:prstGeom prst="rect">
+                                <a:avLst/>
+                              </a:prstGeom>
+                              <a:noFill/>
+                              <a:ln>
+                                <a:noFill/>
+                              </a:ln>
+                              <a:effectLst/>
+                              <a:extLst>
+                                <a:ext uri="{909E8E84-426E-40DD-AFC4-6F175D3DCCD1}">
+                                  <a14:hiddenFill xmlns:a14="http://schemas.microsoft.com/office/drawing/2010/main">
+                                    <a:solidFill>
+                                      <a:srgbClr val="FFFFFF"/>
+                                    </a:solidFill>
+                                  </a14:hiddenFill>
+                                </a:ext>
+                                <a:ext uri="{91240B29-F687-4F45-9708-019B960494DF}">
+                                  <a14:hiddenLine xmlns:a14="http://schemas.microsoft.com/office/drawing/2010/main" w="12700">
+                                    <a:solidFill>
+                                      <a:srgbClr val="000000"/>
+                                    </a:solidFill>
+                                    <a:prstDash val="dash"/>
+                                    <a:miter lim="800000"/>
+                                    <a:headEnd/>
+                                    <a:tailEnd/>
+                                  </a14:hiddenLine>
+                                </a:ext>
+                                <a:ext uri="{AF507438-7753-43E0-B8FC-AC1667EBCBE1}">
+                                  <a14:hiddenEffects xmlns:a14="http://schemas.microsoft.com/office/drawing/2010/main">
+                                    <a:effectLst/>
+                                  </a14:hiddenEffects>
+                                </a:ext>
+                              </a:extLst>
+                            </wps:spPr>
+                            <wps:txbx>
+                              <w:txbxContent>
+                                <w:p>
+                                  <w:pPr>
+                                    <w:ind w:firstLine="142"/>
+                                    <w:jc w:val="center"/>
+                                  </w:pPr>
+                                  <w:r>
+                                    <w:rPr>
+                                      <w:rFonts w:ascii="TH SarabunPSK" w:hAnsi="TH SarabunPSK" w:cs="TH SarabunPSK" w:hint="cs"/>
+                                      <w:cs/>
+                                    </w:rPr>
+                                    <w:t>นายพลกฤต สมทรง</w:t>
+                                  </w:r>
+                                </w:p>
+                              </w:txbxContent>
+                            </wps:txbx>
+                            <wps:bodyPr rot="0" vert="horz" wrap="square" lIns="91440" tIns="45720" rIns="91440" bIns="45720" anchor="t" anchorCtr="0" upright="1">
+                              <a:noAutofit/>
+                            </wps:bodyPr>
+                          </wps:wsp>
+                        </a:graphicData>
+                      </a:graphic>
+                      <wp14:sizeRelH relativeFrom="page">
+                        <wp14:pctWidth>0</wp14:pctWidth>
+                      </wp14:sizeRelH>
+                      <wp14:sizeRelV relativeFrom="page">
+                        <wp14:pctHeight>0</wp14:pctHeight>
+                      </wp14:sizeRelV>
+                    </wp:anchor>
+                  </w:drawing>
+                </mc:Choice>
+                <mc:Fallback>
+                  <w:pict>
+                    <v:shape w14:anchorId="3A13659C" id="Text Box 24" o:spid="_x0000_s1028" type="#_x0000_t202" style="position:absolute;left:0;text-align:left;margin-left:2.95pt;margin-top:16.5pt;width:162.95pt;height:33pt;z-index:251675136;visibility:visible;mso-wrap-style:square;mso-width-percent:0;mso-height-percent:0;mso-wrap-distance-left:9pt;mso-wrap-distance-top:0;mso-wrap-distance-right:9pt;mso-wrap-distance-bottom:0;mso-position-horizontal:absolute;mso-position-horizontal-relative:text;mso-position-vertical:absolute;mso-position-vertical-relative:text;mso-width-percent:0;mso-height-percent:0;mso-width-relative:page;mso-height-relative:page;v-text-anchor:top" o:gfxdata="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" filled="f" stroked="f" strokeweight="1pt">
+                      <v:stroke dashstyle="dash"/>
+                      <v:textbox>
+                        <w:txbxContent>
+                          <w:p>
+                            <w:pPr>
+                              <w:ind w:firstLine="142"/>
+                              <w:jc w:val="center"/>
+                            </w:pPr>
+                            <w:r>
+                              <w:rPr>
+                                <w:rFonts w:ascii="TH SarabunPSK" w:hAnsi="TH SarabunPSK" w:cs="TH SarabunPSK" w:hint="cs"/>
+                                <w:cs/>
+                              </w:rPr>
+                              <w:t>นายพลกฤต สมทรง</w:t>
+                            </w:r>
+                          </w:p>
+                        </w:txbxContent>
+                      </v:textbox>
+                    </v:shape>
+                  </w:pict>
+                </mc:Fallback>
+              </mc:AlternateContent>
+            </w:r>
             <w:r>
               <w:t>(                                              )</w:t>
             </w:r>
@@ -3627,641 +4040,1654 @@
     </w:p>
     <w:p>
       <w:pPr>
-        <w:pStyle w:val="Heading1"/>
-        <w:rPr>
-          <w:cs/>
-        </w:rPr>
-      </w:pPr>
-      <w:bookmarkStart w:id="0" w:name="_Toc497750371"/>
-      <w:r>
-        <w:rPr>
+        <w:jc w:val="center"/>
+        <w:rPr>
+          <w:b/>
+          <w:bCs/>
+        </w:rPr>
+      </w:pPr>
+      <w:r>
+        <w:rPr>
+          <w:rFonts w:hint="cs"/>
+          <w:b/>
+          <w:bCs/>
           <w:cs/>
         </w:rPr>
         <w:lastRenderedPageBreak/>
         <w:t>บทที่ 1</w:t>
       </w:r>
-      <w:r>
-        <w:br/>
-      </w:r>
-      <w:r>
-        <w:rPr>
-          <w:rFonts w:hint="cs"/>
-          <w:cs/>
-        </w:rPr>
-        <w:t>บทนำ</w:t>
-      </w:r>
-      <w:bookmarkEnd w:id="0"/>
-    </w:p>
-    <w:p/>
-    <w:p>
-      <w:r>
-        <w:tab/>
-      </w:r>
-      <w:r>
-        <w:tab/>
-      </w:r>
-      <w:r>
-        <w:rPr>
-          <w:cs/>
-        </w:rPr>
-        <w:t>ข้อความ.................</w:t>
-      </w:r>
-      <w:r>
-        <w:t>................................................................................................................</w:t>
-      </w:r>
-      <w:r>
-        <w:t xml:space="preserve"> </w:t>
-      </w:r>
-      <w:r>
-        <w:t>...................................................................................................................................................................................................................................................................................................................................................................................................................................................................................................................................................................................</w:t>
-      </w:r>
-    </w:p>
-    <w:p/>
-    <w:p>
-      <w:pPr>
-        <w:pStyle w:val="Heading2"/>
-      </w:pPr>
-      <w:bookmarkStart w:id="1" w:name="_Toc497750372"/>
-      <w:r>
-        <w:t>1.1</w:t>
-      </w:r>
-      <w:r>
-        <w:tab/>
-      </w:r>
-      <w:r>
-        <w:rPr>
-          <w:cs/>
-        </w:rPr>
-        <w:t>ความเป็นมาและความสำคัญ</w:t>
-      </w:r>
-      <w:bookmarkEnd w:id="1"/>
-    </w:p>
-    <w:p>
-      <w:r>
-        <w:tab/>
-      </w:r>
-      <w:r>
-        <w:rPr>
-          <w:cs/>
-        </w:rPr>
-        <w:t>ข้อความ.................................................................................................................................</w:t>
-      </w:r>
-      <w:r>
-        <w:t xml:space="preserve"> </w:t>
-      </w:r>
-      <w:r>
-        <w:rPr>
-          <w:cs/>
-        </w:rPr>
-        <w:t>...</w:t>
-      </w:r>
-      <w:r>
-        <w:t>........</w:t>
-      </w:r>
-      <w:r>
-        <w:rPr>
-          <w:cs/>
-        </w:rPr>
-        <w:t>........................</w:t>
-      </w:r>
-      <w:r>
-        <w:t>(</w:t>
-      </w:r>
-      <w:r>
-        <w:rPr>
-          <w:cs/>
-        </w:rPr>
-        <w:t>ให้เขียนเป็นความเรียงโดยไม่ต้องมีหัวข้อรองและหัวข้อย่อย)............................</w:t>
-      </w:r>
-      <w:r>
-        <w:t xml:space="preserve"> ………………………………………………….</w:t>
-      </w:r>
-    </w:p>
-    <w:p>
-      <w:r>
-        <w:tab/>
-      </w:r>
-      <w:r>
-        <w:rPr>
-          <w:cs/>
-        </w:rPr>
-        <w:t>ข้อความ...................................................................................................................................</w:t>
-      </w:r>
-      <w:r>
-        <w:t xml:space="preserve"> …………………………………………………………………………………………………………………………………………… …………………………….</w:t>
-      </w:r>
-    </w:p>
-    <w:p/>
-    <w:p>
-      <w:pPr>
-        <w:pStyle w:val="Heading2"/>
-      </w:pPr>
-      <w:bookmarkStart w:id="2" w:name="_Toc497750373"/>
-      <w:r>
-        <w:t>1.2</w:t>
-      </w:r>
-      <w:r>
-        <w:rPr>
-          <w:cs/>
-        </w:rPr>
-        <w:tab/>
-        <w:t>วัตถุประสงค์</w:t>
-      </w:r>
-      <w:bookmarkEnd w:id="2"/>
-    </w:p>
-    <w:p>
-      <w:pPr>
-        <w:pStyle w:val="Heading3"/>
-      </w:pPr>
-      <w:r>
-        <w:rPr>
-          <w:cs/>
-        </w:rPr>
-        <w:tab/>
-        <w:t>1.2.1</w:t>
-      </w:r>
-      <w:r>
-        <w:rPr>
-          <w:cs/>
-        </w:rPr>
-        <w:tab/>
-        <w:t>ข้อความ..........................................................................................................................</w:t>
-      </w:r>
-      <w:r>
-        <w:t xml:space="preserve"> </w:t>
-      </w:r>
-      <w:r>
-        <w:rPr>
-          <w:cs/>
-        </w:rPr>
-        <w:t>.........................................................................................</w:t>
-      </w:r>
-    </w:p>
-    <w:p>
-      <w:pPr>
-        <w:pStyle w:val="Heading3"/>
-      </w:pPr>
-      <w:r>
-        <w:tab/>
-        <w:t>1.2.2</w:t>
-      </w:r>
-      <w:r>
-        <w:tab/>
-      </w:r>
-      <w:r>
-        <w:rPr>
-          <w:cs/>
-        </w:rPr>
-        <w:t>ข้อความ..........................................................................................................................</w:t>
-      </w:r>
-      <w:r>
-        <w:t xml:space="preserve"> </w:t>
-      </w:r>
-      <w:r>
-        <w:rPr>
-          <w:cs/>
-        </w:rPr>
-        <w:t>.........................................................................................</w:t>
-      </w:r>
-    </w:p>
-    <w:p>
-      <w:pPr>
-        <w:pStyle w:val="Heading3"/>
-      </w:pPr>
-      <w:r>
-        <w:tab/>
-        <w:t>1.2.3</w:t>
-      </w:r>
-      <w:r>
-        <w:tab/>
-      </w:r>
-      <w:r>
-        <w:rPr>
-          <w:cs/>
-        </w:rPr>
-        <w:t>ข้อความ..........................................................................................................................</w:t>
-      </w:r>
-      <w:r>
-        <w:t xml:space="preserve"> </w:t>
-      </w:r>
-      <w:r>
-        <w:rPr>
-          <w:cs/>
-        </w:rPr>
-        <w:t>.........................................................................................</w:t>
-      </w:r>
-    </w:p>
-    <w:p>
-      <w:pPr>
-        <w:pStyle w:val="Heading3"/>
-      </w:pPr>
-      <w:r>
-        <w:tab/>
-        <w:t>1.2.4</w:t>
-      </w:r>
-      <w:r>
-        <w:tab/>
-      </w:r>
-      <w:r>
-        <w:rPr>
-          <w:cs/>
-        </w:rPr>
-        <w:t>ข้อความ..........................................................................................................................</w:t>
-      </w:r>
-      <w:r>
-        <w:rPr>
-          <w:cs/>
-        </w:rPr>
-        <w:tab/>
-        <w:t>1.2.5</w:t>
-      </w:r>
-      <w:r>
-        <w:rPr>
-          <w:cs/>
-        </w:rPr>
-        <w:tab/>
-        <w:t>ข้อความ..........................................................................................................................</w:t>
-      </w:r>
-      <w:r>
-        <w:t xml:space="preserve"> </w:t>
-      </w:r>
-      <w:r>
-        <w:t>…………………………………………………..</w:t>
-      </w:r>
-    </w:p>
-    <w:p>
-      <w:r>
-        <w:br w:type="page"/>
-      </w:r>
-    </w:p>
-    <w:p>
-      <w:pPr>
-        <w:pStyle w:val="Heading2"/>
-      </w:pPr>
-      <w:bookmarkStart w:id="3" w:name="_Toc497750374"/>
-      <w:r>
-        <w:lastRenderedPageBreak/>
-        <w:t>1</w:t>
-      </w:r>
-      <w:r>
-        <w:rPr>
-          <w:cs/>
-        </w:rPr>
-        <w:t>.3</w:t>
-      </w:r>
-      <w:r>
-        <w:tab/>
-      </w:r>
-      <w:r>
-        <w:rPr>
-          <w:cs/>
-        </w:rPr>
-        <w:t>ขอบเขต</w:t>
-      </w:r>
-      <w:bookmarkEnd w:id="3"/>
-    </w:p>
-    <w:p>
-      <w:pPr>
-        <w:pStyle w:val="Heading3"/>
-      </w:pPr>
-      <w:r>
-        <w:rPr>
-          <w:cs/>
-        </w:rPr>
-        <w:tab/>
-        <w:t>1.3.1</w:t>
-      </w:r>
-      <w:r>
-        <w:rPr>
-          <w:cs/>
-        </w:rPr>
-        <w:tab/>
-        <w:t>ข้อความ..........................................................................................................................</w:t>
-      </w:r>
-      <w:r>
-        <w:t xml:space="preserve"> </w:t>
-      </w:r>
-      <w:r>
-        <w:rPr>
-          <w:cs/>
-        </w:rPr>
-        <w:t>.........................................................................................</w:t>
-      </w:r>
-    </w:p>
-    <w:p>
-      <w:r>
-        <w:tab/>
-      </w:r>
-      <w:r>
-        <w:tab/>
-      </w:r>
-      <w:r>
-        <w:tab/>
-      </w:r>
-      <w:r>
-        <w:t>1)</w:t>
-      </w:r>
-      <w:r>
-        <w:tab/>
-        <w:t>…………………………………………………………………………………………………………………… …………………………………………………..</w:t>
-      </w:r>
-    </w:p>
-    <w:p>
-      <w:r>
-        <w:tab/>
-      </w:r>
-      <w:r>
-        <w:tab/>
-      </w:r>
-      <w:r>
-        <w:tab/>
-      </w:r>
-      <w:r>
-        <w:t>2)</w:t>
-      </w:r>
-      <w:r>
-        <w:tab/>
-        <w:t>…………………………………………………………………………………………………………………… …………………………………………………..</w:t>
-      </w:r>
-    </w:p>
-    <w:p>
-      <w:pPr>
-        <w:pStyle w:val="ListParagraph"/>
-      </w:pPr>
-      <w:r>
-        <w:t>………………………………………………………………………………………………………………………………………………………………………………………</w:t>
-      </w:r>
-    </w:p>
-    <w:p>
-      <w:pPr>
-        <w:pStyle w:val="ListParagraph"/>
-      </w:pPr>
-      <w:r>
-        <w:t>………………………………………………………………………………</w:t>
-      </w:r>
-    </w:p>
-    <w:p>
-      <w:pPr>
-        <w:pStyle w:val="Heading3"/>
-      </w:pPr>
-      <w:r>
-        <w:rPr>
-          <w:cs/>
-        </w:rPr>
-        <w:tab/>
-        <w:t>1.3.2</w:t>
-      </w:r>
-      <w:r>
-        <w:rPr>
-          <w:cs/>
-        </w:rPr>
-        <w:tab/>
-        <w:t>ข้อความ..........................................................................................................................</w:t>
-      </w:r>
-      <w:r>
-        <w:t xml:space="preserve"> </w:t>
-      </w:r>
-      <w:r>
-        <w:rPr>
-          <w:cs/>
-        </w:rPr>
-        <w:t>.........................................................................................</w:t>
-      </w:r>
-    </w:p>
-    <w:p>
-      <w:pPr>
-        <w:pStyle w:val="Heading3"/>
-      </w:pPr>
-      <w:r>
-        <w:rPr>
-          <w:cs/>
-        </w:rPr>
-        <w:tab/>
-        <w:t>1.3.3</w:t>
-      </w:r>
-      <w:r>
-        <w:rPr>
-          <w:cs/>
-        </w:rPr>
-        <w:tab/>
-        <w:t>ข้อความ......................................................................................</w:t>
-      </w:r>
-    </w:p>
-    <w:p>
-      <w:pPr>
-        <w:pStyle w:val="Heading3"/>
+    </w:p>
+    <w:p>
+      <w:pPr>
+        <w:jc w:val="center"/>
         <w:rPr>
           <w:b/>
           <w:bCs/>
-        </w:rPr>
-      </w:pPr>
-      <w:r>
-        <w:rPr>
-          <w:cs/>
-        </w:rPr>
-        <w:tab/>
-        <w:t>1.3.4</w:t>
-      </w:r>
-      <w:r>
-        <w:rPr>
-          <w:cs/>
-        </w:rPr>
-        <w:tab/>
-        <w:t>ข้อความ..........................................................................................................................</w:t>
-      </w:r>
-      <w:r>
+          <w:cs/>
+        </w:rPr>
+      </w:pPr>
+      <w:r>
+        <w:rPr>
+          <w:rFonts w:hint="cs"/>
+          <w:b/>
+          <w:bCs/>
+          <w:cs/>
+        </w:rPr>
+        <w:t>บทนำ</w:t>
+      </w:r>
+    </w:p>
+    <w:p>
+      <w:pPr>
+        <w:tabs>
+          <w:tab w:val="left" w:pos="851"/>
+          <w:tab w:val="left" w:pos="1701"/>
+        </w:tabs>
+        <w:rPr>
+          <w:cs/>
+        </w:rPr>
+      </w:pPr>
+      <w:r>
+        <w:rPr>
+          <w:rFonts w:hint="cs"/>
+          <w:b/>
+          <w:bCs/>
+        </w:rPr>
+        <w:t xml:space="preserve">1.1 </w:t>
+      </w:r>
+      <w:r>
+        <w:rPr>
+          <w:b/>
+          <w:bCs/>
+          <w:cs/>
+        </w:rPr>
+        <w:tab/>
+      </w:r>
+      <w:r>
+        <w:rPr>
+          <w:rFonts w:hint="cs"/>
+          <w:b/>
+          <w:bCs/>
+          <w:cs/>
+        </w:rPr>
+        <w:t>ความเป็นมาและความสำคัญ</w:t>
+      </w:r>
+    </w:p>
+    <w:p>
+      <w:pPr>
+        <w:pStyle w:val="NormalWeb"/>
+        <w:tabs>
+          <w:tab w:val="left" w:pos="567"/>
+          <w:tab w:val="left" w:pos="1134"/>
+        </w:tabs>
+        <w:spacing w:before="0" w:beforeAutospacing="0" w:after="0" w:afterAutospacing="0"/>
+        <w:contextualSpacing/>
+        <w:jc w:val="thaiDistribute"/>
+        <w:rPr>
+          <w:rFonts w:ascii="TH Sarabun New" w:hAnsi="TH Sarabun New" w:cs="TH Sarabun New"/>
+          <w:sz w:val="32"/>
+          <w:szCs w:val="32"/>
+        </w:rPr>
+      </w:pPr>
+      <w:r>
+        <w:rPr>
+          <w:rFonts w:ascii="TH Sarabun New" w:hAnsi="TH Sarabun New" w:cs="TH Sarabun New"/>
+          <w:sz w:val="32"/>
+          <w:szCs w:val="32"/>
+        </w:rPr>
+        <w:tab/>
+      </w:r>
+      <w:r>
+        <w:rPr>
+          <w:rFonts w:ascii="TH Sarabun New" w:hAnsi="TH Sarabun New" w:cs="TH Sarabun New"/>
+          <w:sz w:val="32"/>
+          <w:szCs w:val="32"/>
+          <w:cs/>
+        </w:rPr>
+        <w:t>ในปัจจุบันหลายประเทศทั่วโลกกำลังเผชิญกับการเปลี่ยนแปลงโครงสร้างประชากร โดยเฉพาะประเทศญี่ปุ่นที่ก้าวเข้าสู่สังคมผู้สูงอายุระดับสุดยอด (</w:t>
+      </w:r>
+      <w:r>
+        <w:rPr>
+          <w:rFonts w:ascii="TH Sarabun New" w:hAnsi="TH Sarabun New" w:cs="TH Sarabun New"/>
+          <w:sz w:val="32"/>
+          <w:szCs w:val="32"/>
+        </w:rPr>
+        <w:t xml:space="preserve">Super-Aged Society) </w:t>
+      </w:r>
+      <w:r>
+        <w:rPr>
+          <w:rFonts w:ascii="TH Sarabun New" w:hAnsi="TH Sarabun New" w:cs="TH Sarabun New"/>
+          <w:sz w:val="32"/>
+          <w:szCs w:val="32"/>
+          <w:cs/>
+        </w:rPr>
+        <w:t xml:space="preserve">ซึ่งมีประชากรผู้สูงอายุคิดเป็นร้อยละ </w:t>
+      </w:r>
+      <w:r>
+        <w:rPr>
+          <w:rFonts w:ascii="TH Sarabun New" w:hAnsi="TH Sarabun New" w:cs="TH Sarabun New"/>
+          <w:sz w:val="32"/>
+          <w:szCs w:val="32"/>
+        </w:rPr>
+        <w:t xml:space="preserve">29.1 </w:t>
+      </w:r>
+      <w:r>
+        <w:rPr>
+          <w:rFonts w:ascii="TH Sarabun New" w:hAnsi="TH Sarabun New" w:cs="TH Sarabun New"/>
+          <w:sz w:val="32"/>
+          <w:szCs w:val="32"/>
+          <w:cs/>
+        </w:rPr>
+        <w:t xml:space="preserve">ของประชากรทั้งหมด </w:t>
+      </w:r>
+      <w:r>
+        <w:rPr>
+          <w:rFonts w:ascii="TH Sarabun New" w:hAnsi="TH Sarabun New" w:cs="TH Sarabun New"/>
+          <w:sz w:val="32"/>
+          <w:szCs w:val="32"/>
+          <w:cs/>
+        </w:rPr>
+        <w:t>(กระทรวงกิจการภายในประเทศและการสื่อสารของญี่ปุ่น</w:t>
+      </w:r>
+      <w:r>
+        <w:rPr>
+          <w:rFonts w:ascii="TH Sarabun New" w:hAnsi="TH Sarabun New" w:cs="TH Sarabun New"/>
+          <w:sz w:val="32"/>
+          <w:szCs w:val="32"/>
+        </w:rPr>
+        <w:t xml:space="preserve">, </w:t>
+      </w:r>
+      <w:r>
+        <w:rPr>
+          <w:rFonts w:ascii="TH Sarabun New" w:hAnsi="TH Sarabun New" w:cs="TH Sarabun New"/>
+          <w:sz w:val="32"/>
+          <w:szCs w:val="32"/>
+          <w:cs/>
+        </w:rPr>
+        <w:t>2566</w:t>
+      </w:r>
+      <w:r>
+        <w:rPr>
+          <w:rFonts w:ascii="TH Sarabun New" w:hAnsi="TH Sarabun New" w:cs="TH Sarabun New"/>
+          <w:sz w:val="32"/>
+          <w:szCs w:val="32"/>
+        </w:rPr>
+        <w:t xml:space="preserve">) </w:t>
+      </w:r>
+      <w:r>
+        <w:rPr>
+          <w:rFonts w:ascii="TH Sarabun New" w:hAnsi="TH Sarabun New" w:cs="TH Sarabun New"/>
+          <w:sz w:val="32"/>
+          <w:szCs w:val="32"/>
+          <w:cs/>
+        </w:rPr>
+        <w:t xml:space="preserve">โดยผู้สูงอายุส่วนใหญ่มักอาศัยอยู่ลำพัง ในขณะเดียวกันประเทศญี่ปุ่นกลับประสบปัญหาขาดแคลนบุคลากรทางการแพทย์และผู้ดูแลผู้สูงอายุกว่า </w:t>
+      </w:r>
+      <w:r>
+        <w:rPr>
+          <w:rFonts w:ascii="TH Sarabun New" w:hAnsi="TH Sarabun New" w:cs="TH Sarabun New"/>
+          <w:sz w:val="32"/>
+          <w:szCs w:val="32"/>
+        </w:rPr>
+        <w:t xml:space="preserve">270,000 </w:t>
+      </w:r>
+      <w:r>
+        <w:rPr>
+          <w:rFonts w:ascii="TH Sarabun New" w:hAnsi="TH Sarabun New" w:cs="TH Sarabun New"/>
+          <w:sz w:val="32"/>
+          <w:szCs w:val="32"/>
+          <w:cs/>
+        </w:rPr>
+        <w:t>คน ทำให้เมื่อคนชราเกิดอุบัติเหตุ การเข้าถึงการช่วยเหลือจึงเป็นไปอย่างล่าช้า ทั้งนี้ ในทางการแพทย์มีช่วงเวลาสำคัญที่เรียกว่า "</w:t>
+      </w:r>
+      <w:r>
+        <w:rPr>
+          <w:rFonts w:ascii="TH Sarabun New" w:hAnsi="TH Sarabun New" w:cs="TH Sarabun New"/>
+          <w:sz w:val="32"/>
+          <w:szCs w:val="32"/>
+        </w:rPr>
+        <w:t xml:space="preserve">Golden Hour" </w:t>
+      </w:r>
+      <w:r>
+        <w:rPr>
+          <w:rFonts w:ascii="TH Sarabun New" w:hAnsi="TH Sarabun New" w:cs="TH Sarabun New"/>
+          <w:sz w:val="32"/>
+          <w:szCs w:val="32"/>
+          <w:cs/>
+        </w:rPr>
+        <w:t xml:space="preserve">ซึ่งหากผู้ที่หกล้มไม่ได้รับการช่วยเหลืออย่างทันท่วงที จะมีอัตราการเสียชีวิตหรือทุพพลภาพถาวรสูงมาก สำหรับประเทศไทยเองก็กำลังก้าวเข้าสู่สังคมผู้สูงอายุอย่างเต็มรูปแบบเช่นกัน เนื่องจากอัตราการเกิดที่ลดลงอย่างต่อเนื่อง โดยในปี </w:t>
+      </w:r>
+      <w:r>
+        <w:rPr>
+          <w:rFonts w:ascii="TH Sarabun New" w:hAnsi="TH Sarabun New" w:cs="TH Sarabun New"/>
+          <w:sz w:val="32"/>
+          <w:szCs w:val="32"/>
+        </w:rPr>
+        <w:t xml:space="preserve">2566 </w:t>
+      </w:r>
+      <w:r>
+        <w:rPr>
+          <w:rFonts w:ascii="TH Sarabun New" w:hAnsi="TH Sarabun New" w:cs="TH Sarabun New"/>
+          <w:sz w:val="32"/>
+          <w:szCs w:val="32"/>
+          <w:cs/>
+        </w:rPr>
+        <w:t xml:space="preserve">มีเด็กเกิดใหม่เพียงราว </w:t>
+      </w:r>
+      <w:r>
+        <w:rPr>
+          <w:rFonts w:ascii="TH Sarabun New" w:hAnsi="TH Sarabun New" w:cs="TH Sarabun New"/>
+          <w:sz w:val="32"/>
+          <w:szCs w:val="32"/>
+        </w:rPr>
+        <w:t xml:space="preserve">5 </w:t>
+      </w:r>
+      <w:r>
+        <w:rPr>
+          <w:rFonts w:ascii="TH Sarabun New" w:hAnsi="TH Sarabun New" w:cs="TH Sarabun New"/>
+          <w:sz w:val="32"/>
+          <w:szCs w:val="32"/>
+          <w:cs/>
+        </w:rPr>
+        <w:t>แสนคน การดูแลและใส่ใจความปลอดภัยของคนชราจึงเป็นประเด็นเร่งด่วนระดับประเทศ</w:t>
+      </w:r>
+      <w:r>
+        <w:rPr>
+          <w:rFonts w:ascii="TH Sarabun New" w:hAnsi="TH Sarabun New" w:cs="TH Sarabun New" w:hint="cs"/>
+          <w:sz w:val="32"/>
+          <w:szCs w:val="32"/>
+        </w:rPr>
+        <w:tab/>
+      </w:r>
+    </w:p>
+    <w:p>
+      <w:pPr>
+        <w:pStyle w:val="NormalWeb"/>
+        <w:tabs>
+          <w:tab w:val="left" w:pos="567"/>
+          <w:tab w:val="left" w:pos="1134"/>
+        </w:tabs>
+        <w:spacing w:before="0" w:beforeAutospacing="0" w:after="0" w:afterAutospacing="0"/>
+        <w:contextualSpacing/>
+        <w:jc w:val="thaiDistribute"/>
+        <w:rPr>
+          <w:rFonts w:ascii="TH Sarabun New" w:hAnsi="TH Sarabun New" w:cs="TH Sarabun New"/>
+          <w:sz w:val="32"/>
+          <w:szCs w:val="32"/>
+        </w:rPr>
+      </w:pPr>
+      <w:r>
+        <w:rPr>
+          <w:rFonts w:ascii="TH Sarabun New" w:hAnsi="TH Sarabun New" w:cs="TH Sarabun New"/>
+          <w:sz w:val="32"/>
+          <w:szCs w:val="32"/>
+        </w:rPr>
+        <w:tab/>
+      </w:r>
+      <w:r>
+        <w:rPr>
+          <w:rFonts w:ascii="TH Sarabun New" w:hAnsi="TH Sarabun New" w:cs="TH Sarabun New"/>
+          <w:sz w:val="32"/>
+          <w:szCs w:val="32"/>
+          <w:cs/>
+        </w:rPr>
+        <w:t xml:space="preserve">จากข้อมูลสถิติของกรมควบคุมโรค กระทรวงสาธารณสุข พบว่าในแต่ละปีมีผู้สูงอายุไทยหกล้มกว่า </w:t>
+      </w:r>
+      <w:r>
+        <w:rPr>
+          <w:rFonts w:ascii="TH Sarabun New" w:hAnsi="TH Sarabun New" w:cs="TH Sarabun New"/>
+          <w:sz w:val="32"/>
+          <w:szCs w:val="32"/>
+        </w:rPr>
+        <w:t xml:space="preserve">3 </w:t>
+      </w:r>
+      <w:r>
+        <w:rPr>
+          <w:rFonts w:ascii="TH Sarabun New" w:hAnsi="TH Sarabun New" w:cs="TH Sarabun New"/>
+          <w:sz w:val="32"/>
+          <w:szCs w:val="32"/>
+          <w:cs/>
+        </w:rPr>
+        <w:t xml:space="preserve">ล้านคน หรือคิดเป็นร้อยละ </w:t>
+      </w:r>
+      <w:r>
+        <w:rPr>
+          <w:rFonts w:ascii="TH Sarabun New" w:hAnsi="TH Sarabun New" w:cs="TH Sarabun New"/>
+          <w:sz w:val="32"/>
+          <w:szCs w:val="32"/>
+        </w:rPr>
+        <w:t xml:space="preserve">30 </w:t>
+      </w:r>
+      <w:r>
+        <w:rPr>
+          <w:rFonts w:ascii="TH Sarabun New" w:hAnsi="TH Sarabun New" w:cs="TH Sarabun New"/>
+          <w:sz w:val="32"/>
+          <w:szCs w:val="32"/>
+          <w:cs/>
+        </w:rPr>
+        <w:t>ของผู้สูงอายุทั้งหมด โดยสถานที่ที่เกิดอุบัติเหตุบ่อยครั้งที่สุดคือห้องน้ำ ปัจจุบันแม้จะมีการใช้เทคโนโลยีเข้ามาช่วยเฝ้าระวัง แต่ก็ยังมีข้อจำกัดที่สำคัญ เช่น การติดตั้งกล้องวงจรปิด (</w:t>
+      </w:r>
+      <w:r>
+        <w:rPr>
+          <w:rFonts w:ascii="TH Sarabun New" w:hAnsi="TH Sarabun New" w:cs="TH Sarabun New"/>
+          <w:sz w:val="32"/>
+          <w:szCs w:val="32"/>
+        </w:rPr>
+        <w:t xml:space="preserve">CCTV) </w:t>
+      </w:r>
+      <w:r>
+        <w:rPr>
+          <w:rFonts w:ascii="TH Sarabun New" w:hAnsi="TH Sarabun New" w:cs="TH Sarabun New"/>
+          <w:sz w:val="32"/>
+          <w:szCs w:val="32"/>
+          <w:cs/>
+        </w:rPr>
+        <w:t>ที่ส่งผลกระทบโดยตรงต่อการละเมิดความเป็นส่วนตัว หรือการใช้อุปกรณ์สวมใส่ที่ผู้สูงอายุมักลืมสวมใส่หรือแบตเตอรี่หมด</w:t>
+      </w:r>
+      <w:r>
+        <w:rPr>
+          <w:rFonts w:ascii="TH Sarabun New" w:hAnsi="TH Sarabun New" w:cs="TH Sarabun New" w:hint="cs"/>
+          <w:sz w:val="32"/>
+          <w:szCs w:val="32"/>
+        </w:rPr>
+        <w:tab/>
+      </w:r>
+    </w:p>
+    <w:p>
+      <w:pPr>
+        <w:pStyle w:val="NormalWeb"/>
+        <w:tabs>
+          <w:tab w:val="left" w:pos="567"/>
+          <w:tab w:val="left" w:pos="1134"/>
+        </w:tabs>
+        <w:spacing w:before="0" w:beforeAutospacing="0" w:after="0" w:afterAutospacing="0"/>
+        <w:contextualSpacing/>
+        <w:jc w:val="thaiDistribute"/>
+        <w:rPr>
+          <w:rFonts w:ascii="TH Sarabun New" w:hAnsi="TH Sarabun New" w:cs="TH Sarabun New"/>
+          <w:sz w:val="32"/>
+          <w:szCs w:val="32"/>
+        </w:rPr>
+      </w:pPr>
+      <w:r>
+        <w:rPr>
+          <w:rFonts w:ascii="TH Sarabun New" w:hAnsi="TH Sarabun New" w:cs="TH Sarabun New"/>
+          <w:sz w:val="32"/>
+          <w:szCs w:val="32"/>
+        </w:rPr>
+        <w:tab/>
+      </w:r>
+      <w:r>
+        <w:rPr>
+          <w:rFonts w:ascii="TH Sarabun New" w:hAnsi="TH Sarabun New" w:cs="TH Sarabun New"/>
+          <w:sz w:val="32"/>
+          <w:szCs w:val="32"/>
+          <w:cs/>
+        </w:rPr>
+        <w:t>ด้วยเหตุนี้ คณะผู้จัดทำจึงมีแนวคิดที่จะพัฒนาระบบตรวจจับการล้มโดยอาศัยเทคโนโลยีการวิเคราะห์สถานะช่องสัญญาณวิทยุ (</w:t>
+      </w:r>
+      <w:proofErr w:type="spellStart"/>
+      <w:r>
+        <w:rPr>
+          <w:rFonts w:ascii="TH Sarabun New" w:hAnsi="TH Sarabun New" w:cs="TH Sarabun New"/>
+          <w:sz w:val="32"/>
+          <w:szCs w:val="32"/>
+        </w:rPr>
+        <w:t>WiFi</w:t>
+      </w:r>
+      <w:proofErr w:type="spellEnd"/>
+      <w:r>
+        <w:rPr>
+          <w:rFonts w:ascii="TH Sarabun New" w:hAnsi="TH Sarabun New" w:cs="TH Sarabun New"/>
+          <w:sz w:val="32"/>
+          <w:szCs w:val="32"/>
+        </w:rPr>
+        <w:t xml:space="preserve"> Channel State Information: CSI) </w:t>
+      </w:r>
+      <w:r>
+        <w:rPr>
+          <w:rFonts w:ascii="TH Sarabun New" w:hAnsi="TH Sarabun New" w:cs="TH Sarabun New"/>
+          <w:sz w:val="32"/>
+          <w:szCs w:val="32"/>
+          <w:cs/>
+        </w:rPr>
+        <w:t>เพื่อเข้ามาแก้ปัญหาและปิดจุดบอดของระบบเดิม ระบบดังกล่าวจะทำงานผ่านกลุ่มบอร์ดไมโครคอนโทรลเลอร์ความเร็วสูง (</w:t>
+      </w:r>
+      <w:r>
+        <w:rPr>
+          <w:rFonts w:ascii="TH Sarabun New" w:hAnsi="TH Sarabun New" w:cs="TH Sarabun New"/>
+          <w:sz w:val="32"/>
+          <w:szCs w:val="32"/>
+        </w:rPr>
+        <w:t xml:space="preserve">ESP32-S3) </w:t>
+      </w:r>
+      <w:r>
+        <w:rPr>
+          <w:rFonts w:ascii="TH Sarabun New" w:hAnsi="TH Sarabun New" w:cs="TH Sarabun New"/>
+          <w:sz w:val="32"/>
+          <w:szCs w:val="32"/>
+          <w:cs/>
+        </w:rPr>
+        <w:t xml:space="preserve">ที่กระจายอยู่ตามมุมห้อง เพื่อรับคลื่นวิทยุที่สะท้อนกับสรีระมนุษย์ จากนั้นข้อมูลอนุกรมเวลาที่ได้จะถูกนำไปประมวลผลผ่านปัญญาประดิษฐ์สถาปัตยกรรม </w:t>
+      </w:r>
+      <w:proofErr w:type="spellStart"/>
+      <w:r>
+        <w:rPr>
+          <w:rFonts w:ascii="TH Sarabun New" w:hAnsi="TH Sarabun New" w:cs="TH Sarabun New"/>
+          <w:sz w:val="32"/>
+          <w:szCs w:val="32"/>
+        </w:rPr>
+        <w:t>Spatio</w:t>
+      </w:r>
+      <w:proofErr w:type="spellEnd"/>
+      <w:r>
+        <w:rPr>
+          <w:rFonts w:ascii="TH Sarabun New" w:hAnsi="TH Sarabun New" w:cs="TH Sarabun New"/>
+          <w:sz w:val="32"/>
+          <w:szCs w:val="32"/>
+        </w:rPr>
+        <w:t xml:space="preserve">-Temporal Transformer </w:t>
+      </w:r>
+      <w:r>
+        <w:rPr>
+          <w:rFonts w:ascii="TH Sarabun New" w:hAnsi="TH Sarabun New" w:cs="TH Sarabun New"/>
+          <w:sz w:val="32"/>
+          <w:szCs w:val="32"/>
+          <w:cs/>
+        </w:rPr>
+        <w:t>เพื่อเรียนรู้รูปแบบการเปลี่ยนแปลงของสัญญาณที่สัมพันธ์กับพฤติกรรมการล้ม และจำแนกสถานะของบุคคลแบบเรียลไทม์ว่าอยู่ในภาวะปกติหรือเกิดเหตุการณ์ล้ม ระบบนี้จึงสามารถแจ้งเตือนอุบัติเหตุได้ทันที โดยไม่ต้องพึ่งพากล้องวิดีโอหรืออุปกรณ์สวมใส่ใด ๆ และรักษาสิทธิความเป็นส่วนตัวของผู้ใช้งานในพื้นที่ละเอียดอ่อนได้อย่างสมบูรณ์แบบ</w:t>
+      </w:r>
+    </w:p>
+    <w:p>
+      <w:pPr>
+        <w:pStyle w:val="NormalWeb"/>
+        <w:tabs>
+          <w:tab w:val="left" w:pos="567"/>
+          <w:tab w:val="left" w:pos="1134"/>
+        </w:tabs>
+        <w:spacing w:before="0" w:beforeAutospacing="0" w:after="0" w:afterAutospacing="0"/>
+        <w:contextualSpacing/>
+        <w:jc w:val="thaiDistribute"/>
+        <w:rPr>
+          <w:rFonts w:ascii="TH Sarabun New" w:hAnsi="TH Sarabun New" w:cs="TH Sarabun New"/>
+          <w:sz w:val="32"/>
+          <w:szCs w:val="32"/>
+        </w:rPr>
+      </w:pPr>
+    </w:p>
+    <w:p>
+      <w:pPr>
+        <w:pStyle w:val="NormalWeb"/>
+        <w:tabs>
+          <w:tab w:val="left" w:pos="567"/>
+          <w:tab w:val="left" w:pos="1134"/>
+        </w:tabs>
+        <w:spacing w:before="0" w:beforeAutospacing="0" w:after="0" w:afterAutospacing="0"/>
+        <w:contextualSpacing/>
+        <w:jc w:val="thaiDistribute"/>
+        <w:rPr>
+          <w:rFonts w:ascii="TH Sarabun New" w:hAnsi="TH Sarabun New" w:cs="TH Sarabun New"/>
+          <w:sz w:val="32"/>
+          <w:szCs w:val="32"/>
+        </w:rPr>
+      </w:pPr>
+    </w:p>
+    <w:p>
+      <w:pPr>
+        <w:pStyle w:val="NormalWeb"/>
+        <w:tabs>
+          <w:tab w:val="left" w:pos="567"/>
+          <w:tab w:val="left" w:pos="1134"/>
+        </w:tabs>
+        <w:spacing w:before="0" w:beforeAutospacing="0" w:after="0" w:afterAutospacing="0"/>
+        <w:contextualSpacing/>
+        <w:jc w:val="thaiDistribute"/>
+        <w:rPr>
+          <w:rFonts w:ascii="TH Sarabun New" w:hAnsi="TH Sarabun New" w:cs="TH Sarabun New"/>
+          <w:sz w:val="32"/>
+          <w:szCs w:val="32"/>
+        </w:rPr>
+      </w:pPr>
+    </w:p>
+    <w:p>
+      <w:pPr>
+        <w:pStyle w:val="NormalWeb"/>
+        <w:tabs>
+          <w:tab w:val="left" w:pos="567"/>
+          <w:tab w:val="left" w:pos="1134"/>
+        </w:tabs>
+        <w:spacing w:before="0" w:beforeAutospacing="0" w:after="0" w:afterAutospacing="0"/>
+        <w:contextualSpacing/>
+        <w:jc w:val="thaiDistribute"/>
+        <w:rPr>
+          <w:rFonts w:ascii="TH Sarabun New" w:hAnsi="TH Sarabun New" w:cs="TH Sarabun New"/>
+          <w:sz w:val="32"/>
+          <w:szCs w:val="32"/>
+        </w:rPr>
+      </w:pPr>
+    </w:p>
+    <w:p>
+      <w:pPr>
+        <w:pStyle w:val="NormalWeb"/>
+        <w:tabs>
+          <w:tab w:val="left" w:pos="567"/>
+          <w:tab w:val="left" w:pos="1134"/>
+        </w:tabs>
+        <w:spacing w:before="0" w:beforeAutospacing="0" w:after="0" w:afterAutospacing="0"/>
+        <w:contextualSpacing/>
+        <w:jc w:val="thaiDistribute"/>
+        <w:rPr>
+          <w:rFonts w:ascii="TH Sarabun New" w:hAnsi="TH Sarabun New" w:cs="TH Sarabun New"/>
+          <w:b/>
+          <w:bCs/>
+          <w:sz w:val="32"/>
+          <w:szCs w:val="32"/>
+        </w:rPr>
+      </w:pPr>
+      <w:r>
+        <w:rPr>
+          <w:rFonts w:ascii="TH Sarabun New" w:hAnsi="TH Sarabun New" w:cs="TH Sarabun New"/>
+          <w:b/>
+          <w:bCs/>
+          <w:sz w:val="32"/>
+          <w:szCs w:val="32"/>
+        </w:rPr>
+        <w:lastRenderedPageBreak/>
+        <w:t>1.2</w:t>
+      </w:r>
+      <w:r>
+        <w:rPr>
+          <w:rFonts w:ascii="TH Sarabun New" w:hAnsi="TH Sarabun New" w:cs="TH Sarabun New"/>
+          <w:b/>
+          <w:bCs/>
+          <w:sz w:val="32"/>
+          <w:szCs w:val="32"/>
+          <w:cs/>
+        </w:rPr>
+        <w:tab/>
+      </w:r>
+      <w:r>
+        <w:rPr>
+          <w:rFonts w:ascii="TH Sarabun New" w:hAnsi="TH Sarabun New" w:cs="TH Sarabun New" w:hint="cs"/>
+          <w:b/>
+          <w:bCs/>
+          <w:sz w:val="32"/>
+          <w:szCs w:val="32"/>
+          <w:cs/>
+        </w:rPr>
+        <w:t>วัตถุประสงค์</w:t>
+      </w:r>
+    </w:p>
+    <w:p>
+      <w:pPr>
+        <w:pStyle w:val="NormalWeb"/>
+        <w:tabs>
+          <w:tab w:val="left" w:pos="567"/>
+          <w:tab w:val="left" w:pos="1134"/>
+        </w:tabs>
+        <w:spacing w:before="0" w:beforeAutospacing="0" w:after="0" w:afterAutospacing="0"/>
+        <w:contextualSpacing/>
+        <w:jc w:val="thaiDistribute"/>
+        <w:rPr>
+          <w:rFonts w:ascii="TH Sarabun New" w:hAnsi="TH Sarabun New" w:cs="TH Sarabun New"/>
+          <w:sz w:val="32"/>
+          <w:szCs w:val="32"/>
+        </w:rPr>
+      </w:pPr>
+      <w:r>
+        <w:rPr>
+          <w:rFonts w:ascii="TH Sarabun New" w:hAnsi="TH Sarabun New" w:cs="TH Sarabun New"/>
+          <w:sz w:val="32"/>
+          <w:szCs w:val="32"/>
+          <w:cs/>
+        </w:rPr>
+        <w:tab/>
+      </w:r>
+      <w:r>
+        <w:rPr>
+          <w:rFonts w:ascii="TH Sarabun New" w:hAnsi="TH Sarabun New" w:cs="TH Sarabun New"/>
+          <w:sz w:val="32"/>
+          <w:szCs w:val="32"/>
+        </w:rPr>
+        <w:t>1.2.1</w:t>
+      </w:r>
+      <w:r>
+        <w:rPr>
+          <w:rFonts w:ascii="TH Sarabun New" w:hAnsi="TH Sarabun New" w:cs="TH Sarabun New"/>
+          <w:sz w:val="32"/>
+          <w:szCs w:val="32"/>
+          <w:cs/>
+        </w:rPr>
+        <w:tab/>
+      </w:r>
+      <w:r>
+        <w:rPr>
+          <w:rFonts w:ascii="TH Sarabun New" w:hAnsi="TH Sarabun New" w:cs="TH Sarabun New"/>
+          <w:sz w:val="32"/>
+          <w:szCs w:val="32"/>
+          <w:cs/>
+        </w:rPr>
+        <w:t xml:space="preserve">เพื่อพัฒนาระบบตรวจจับการล้มโดยใช้การวิเคราะห์ข้อมูลสถานะช่องสัญญาณวิทยุ </w:t>
+      </w:r>
+      <w:r>
+        <w:rPr>
+          <w:rFonts w:ascii="TH Sarabun New" w:hAnsi="TH Sarabun New" w:cs="TH Sarabun New"/>
+          <w:sz w:val="32"/>
+          <w:szCs w:val="32"/>
+        </w:rPr>
+        <w:t xml:space="preserve">            </w:t>
+      </w:r>
+      <w:proofErr w:type="spellStart"/>
+      <w:r>
+        <w:rPr>
+          <w:rFonts w:ascii="TH Sarabun New" w:hAnsi="TH Sarabun New" w:cs="TH Sarabun New"/>
+          <w:sz w:val="32"/>
+          <w:szCs w:val="32"/>
+        </w:rPr>
+        <w:t>WiFi</w:t>
+      </w:r>
+      <w:proofErr w:type="spellEnd"/>
+      <w:r>
+        <w:rPr>
+          <w:rFonts w:ascii="TH Sarabun New" w:hAnsi="TH Sarabun New" w:cs="TH Sarabun New"/>
+          <w:sz w:val="32"/>
+          <w:szCs w:val="32"/>
+        </w:rPr>
+        <w:t xml:space="preserve"> CSI </w:t>
+      </w:r>
+      <w:r>
+        <w:rPr>
+          <w:rFonts w:ascii="TH Sarabun New" w:hAnsi="TH Sarabun New" w:cs="TH Sarabun New"/>
+          <w:sz w:val="32"/>
+          <w:szCs w:val="32"/>
+          <w:cs/>
+        </w:rPr>
+        <w:t>โดยไม่ใช้กล้องวงจรปิดหรืออุปกรณ์สวมใส่ เพื่อรักษาความเป็นส่วนตัวของผู้ใช้งาน</w:t>
+      </w:r>
+    </w:p>
+    <w:p>
+      <w:pPr>
+        <w:pStyle w:val="NormalWeb"/>
+        <w:tabs>
+          <w:tab w:val="left" w:pos="567"/>
+          <w:tab w:val="left" w:pos="1134"/>
+        </w:tabs>
+        <w:spacing w:before="0" w:beforeAutospacing="0" w:after="0" w:afterAutospacing="0"/>
+        <w:contextualSpacing/>
+        <w:jc w:val="thaiDistribute"/>
+        <w:rPr>
+          <w:rFonts w:ascii="TH Sarabun New" w:hAnsi="TH Sarabun New" w:cs="TH Sarabun New"/>
+          <w:sz w:val="32"/>
+          <w:szCs w:val="32"/>
+        </w:rPr>
+      </w:pPr>
+      <w:r>
+        <w:rPr>
+          <w:rFonts w:ascii="TH Sarabun New" w:hAnsi="TH Sarabun New" w:cs="TH Sarabun New"/>
+          <w:sz w:val="32"/>
+          <w:szCs w:val="32"/>
+        </w:rPr>
+        <w:tab/>
+        <w:t>1.2.2</w:t>
+      </w:r>
+      <w:r>
+        <w:rPr>
+          <w:rFonts w:ascii="TH Sarabun New" w:hAnsi="TH Sarabun New" w:cs="TH Sarabun New"/>
+          <w:sz w:val="32"/>
+          <w:szCs w:val="32"/>
+          <w:cs/>
+        </w:rPr>
+        <w:tab/>
+      </w:r>
+      <w:r>
+        <w:rPr>
+          <w:rFonts w:ascii="TH Sarabun New" w:hAnsi="TH Sarabun New" w:cs="TH Sarabun New"/>
+          <w:sz w:val="32"/>
+          <w:szCs w:val="32"/>
+          <w:cs/>
+        </w:rPr>
+        <w:t xml:space="preserve">เพื่อประยุกต์ใช้โมเดลปัญญาประดิษฐ์สถาปัตยกรรม </w:t>
+      </w:r>
+      <w:proofErr w:type="spellStart"/>
+      <w:r>
+        <w:rPr>
+          <w:rFonts w:ascii="TH Sarabun New" w:hAnsi="TH Sarabun New" w:cs="TH Sarabun New"/>
+          <w:sz w:val="32"/>
+          <w:szCs w:val="32"/>
+        </w:rPr>
+        <w:t>Spatio</w:t>
+      </w:r>
+      <w:proofErr w:type="spellEnd"/>
+      <w:r>
+        <w:rPr>
+          <w:rFonts w:ascii="TH Sarabun New" w:hAnsi="TH Sarabun New" w:cs="TH Sarabun New"/>
+          <w:sz w:val="32"/>
+          <w:szCs w:val="32"/>
+        </w:rPr>
+        <w:t xml:space="preserve">-Temporal Transformer </w:t>
+      </w:r>
+      <w:r>
+        <w:rPr>
+          <w:rFonts w:ascii="TH Sarabun New" w:hAnsi="TH Sarabun New" w:cs="TH Sarabun New"/>
+          <w:sz w:val="32"/>
+          <w:szCs w:val="32"/>
+        </w:rPr>
+        <w:t xml:space="preserve">          </w:t>
+      </w:r>
+      <w:r>
+        <w:rPr>
+          <w:rFonts w:ascii="TH Sarabun New" w:hAnsi="TH Sarabun New" w:cs="TH Sarabun New"/>
+          <w:sz w:val="32"/>
+          <w:szCs w:val="32"/>
+          <w:cs/>
+        </w:rPr>
+        <w:t xml:space="preserve">ในการจำแนกเหตุการณ์การล้มจากข้อมูลอนุกรมเวลา </w:t>
+      </w:r>
+      <w:r>
+        <w:rPr>
+          <w:rFonts w:ascii="TH Sarabun New" w:hAnsi="TH Sarabun New" w:cs="TH Sarabun New"/>
+          <w:sz w:val="32"/>
+          <w:szCs w:val="32"/>
+        </w:rPr>
+        <w:t>Time-series data</w:t>
+      </w:r>
+    </w:p>
+    <w:p>
+      <w:pPr>
+        <w:pStyle w:val="NormalWeb"/>
+        <w:tabs>
+          <w:tab w:val="left" w:pos="567"/>
+          <w:tab w:val="left" w:pos="1134"/>
+        </w:tabs>
+        <w:spacing w:before="0" w:beforeAutospacing="0" w:after="0" w:afterAutospacing="0"/>
+        <w:contextualSpacing/>
+        <w:jc w:val="thaiDistribute"/>
+        <w:rPr>
+          <w:rFonts w:ascii="TH Sarabun New" w:hAnsi="TH Sarabun New" w:cs="TH Sarabun New"/>
+          <w:sz w:val="32"/>
+          <w:szCs w:val="32"/>
+        </w:rPr>
+      </w:pPr>
+      <w:r>
+        <w:rPr>
+          <w:rFonts w:ascii="TH Sarabun New" w:hAnsi="TH Sarabun New" w:cs="TH Sarabun New"/>
+          <w:sz w:val="32"/>
+          <w:szCs w:val="32"/>
+        </w:rPr>
+        <w:tab/>
+        <w:t>1.2.3</w:t>
+      </w:r>
+      <w:r>
+        <w:rPr>
+          <w:rFonts w:ascii="TH Sarabun New" w:hAnsi="TH Sarabun New" w:cs="TH Sarabun New"/>
+          <w:sz w:val="32"/>
+          <w:szCs w:val="32"/>
+          <w:cs/>
+        </w:rPr>
+        <w:tab/>
+      </w:r>
+      <w:r>
+        <w:rPr>
+          <w:rFonts w:ascii="TH Sarabun New" w:hAnsi="TH Sarabun New" w:cs="TH Sarabun New"/>
+          <w:sz w:val="32"/>
+          <w:szCs w:val="32"/>
+          <w:cs/>
+        </w:rPr>
+        <w:t>เพื่อสร้างเว็บแอปพลิเคชันสำหรับติดตามสถานะแบบเรียลไทม์และแจ้งเตือนเมื่อ</w:t>
+      </w:r>
+      <w:r>
+        <w:rPr>
+          <w:rFonts w:ascii="TH Sarabun New" w:hAnsi="TH Sarabun New" w:cs="TH Sarabun New"/>
+          <w:sz w:val="32"/>
+          <w:szCs w:val="32"/>
+        </w:rPr>
+        <w:t xml:space="preserve">                    </w:t>
+      </w:r>
+      <w:r>
+        <w:rPr>
+          <w:rFonts w:ascii="TH Sarabun New" w:hAnsi="TH Sarabun New" w:cs="TH Sarabun New"/>
+          <w:sz w:val="32"/>
+          <w:szCs w:val="32"/>
+          <w:cs/>
+        </w:rPr>
+        <w:t>เกิดเหตุการณ์ล้ม</w:t>
+      </w:r>
+    </w:p>
+    <w:p>
+      <w:pPr>
+        <w:pStyle w:val="NormalWeb"/>
+        <w:tabs>
+          <w:tab w:val="left" w:pos="567"/>
+          <w:tab w:val="left" w:pos="1134"/>
+        </w:tabs>
+        <w:spacing w:before="0" w:beforeAutospacing="0" w:after="0" w:afterAutospacing="0"/>
+        <w:contextualSpacing/>
+        <w:jc w:val="thaiDistribute"/>
+        <w:rPr>
+          <w:rFonts w:ascii="TH Sarabun New" w:hAnsi="TH Sarabun New" w:cs="TH Sarabun New"/>
+          <w:sz w:val="32"/>
+          <w:szCs w:val="32"/>
+        </w:rPr>
+      </w:pPr>
+    </w:p>
+    <w:p>
+      <w:pPr>
+        <w:pStyle w:val="NormalWeb"/>
+        <w:tabs>
+          <w:tab w:val="left" w:pos="567"/>
+          <w:tab w:val="left" w:pos="1134"/>
+        </w:tabs>
+        <w:spacing w:before="0" w:beforeAutospacing="0" w:after="0" w:afterAutospacing="0"/>
+        <w:contextualSpacing/>
+        <w:jc w:val="thaiDistribute"/>
+        <w:rPr>
+          <w:rFonts w:ascii="TH Sarabun New" w:hAnsi="TH Sarabun New" w:cs="TH Sarabun New"/>
+          <w:b/>
+          <w:bCs/>
+          <w:sz w:val="32"/>
+          <w:szCs w:val="32"/>
+        </w:rPr>
+      </w:pPr>
+      <w:r>
+        <w:rPr>
+          <w:rFonts w:ascii="TH Sarabun New" w:hAnsi="TH Sarabun New" w:cs="TH Sarabun New"/>
+          <w:b/>
+          <w:bCs/>
+          <w:sz w:val="32"/>
+          <w:szCs w:val="32"/>
+        </w:rPr>
+        <w:t xml:space="preserve">1.3 </w:t>
+      </w:r>
+      <w:r>
+        <w:rPr>
+          <w:rFonts w:ascii="TH Sarabun New" w:hAnsi="TH Sarabun New" w:cs="TH Sarabun New"/>
+          <w:b/>
+          <w:bCs/>
+          <w:sz w:val="32"/>
+          <w:szCs w:val="32"/>
+          <w:cs/>
+        </w:rPr>
+        <w:tab/>
+      </w:r>
+      <w:r>
+        <w:rPr>
+          <w:rFonts w:ascii="TH Sarabun New" w:hAnsi="TH Sarabun New" w:cs="TH Sarabun New" w:hint="cs"/>
+          <w:b/>
+          <w:bCs/>
+          <w:sz w:val="32"/>
+          <w:szCs w:val="32"/>
+          <w:cs/>
+        </w:rPr>
+        <w:t>ขอบเขต</w:t>
+      </w:r>
+    </w:p>
+    <w:p>
+      <w:pPr>
+        <w:pStyle w:val="NormalWeb"/>
+        <w:numPr>
+          <w:ilvl w:val="2"/>
+          <w:numId w:val="7"/>
+        </w:numPr>
+        <w:tabs>
+          <w:tab w:val="left" w:pos="567"/>
+          <w:tab w:val="left" w:pos="1134"/>
+        </w:tabs>
+        <w:spacing w:before="0" w:beforeAutospacing="0" w:after="0" w:afterAutospacing="0"/>
+        <w:contextualSpacing/>
+        <w:jc w:val="thaiDistribute"/>
+        <w:rPr>
+          <w:rFonts w:ascii="TH Sarabun New" w:hAnsi="TH Sarabun New" w:cs="TH Sarabun New"/>
+          <w:sz w:val="32"/>
+          <w:szCs w:val="32"/>
+        </w:rPr>
+      </w:pPr>
+      <w:r>
+        <w:rPr>
+          <w:rFonts w:ascii="TH Sarabun New" w:hAnsi="TH Sarabun New" w:cs="TH Sarabun New"/>
+          <w:sz w:val="32"/>
+          <w:szCs w:val="32"/>
+          <w:cs/>
+        </w:rPr>
+        <w:t>ด้านฮาร์ดแวร์ (</w:t>
+      </w:r>
+      <w:r>
+        <w:rPr>
+          <w:rFonts w:ascii="TH Sarabun New" w:hAnsi="TH Sarabun New" w:cs="TH Sarabun New"/>
+          <w:sz w:val="32"/>
+          <w:szCs w:val="32"/>
+        </w:rPr>
+        <w:t>Hardware)</w:t>
+      </w:r>
+    </w:p>
+    <w:p>
+      <w:pPr>
+        <w:pStyle w:val="NormalWeb"/>
+        <w:numPr>
+          <w:ilvl w:val="0"/>
+          <w:numId w:val="8"/>
+        </w:numPr>
+        <w:tabs>
+          <w:tab w:val="left" w:pos="1134"/>
+          <w:tab w:val="left" w:pos="1418"/>
+        </w:tabs>
+        <w:spacing w:before="0" w:beforeAutospacing="0" w:after="0" w:afterAutospacing="0"/>
+        <w:ind w:left="0" w:firstLine="1134"/>
+        <w:contextualSpacing/>
+        <w:jc w:val="thaiDistribute"/>
+        <w:rPr>
+          <w:rFonts w:ascii="TH Sarabun New" w:hAnsi="TH Sarabun New" w:cs="TH Sarabun New"/>
+          <w:sz w:val="32"/>
+          <w:szCs w:val="32"/>
+        </w:rPr>
+      </w:pPr>
+      <w:r>
+        <w:rPr>
+          <w:rFonts w:ascii="TH Sarabun New" w:hAnsi="TH Sarabun New" w:cs="TH Sarabun New"/>
+          <w:sz w:val="32"/>
+          <w:szCs w:val="32"/>
+          <w:cs/>
+        </w:rPr>
+        <w:t xml:space="preserve">ใช้บอร์ดไมโครคอนโทรลเลอร์ </w:t>
+      </w:r>
+      <w:r>
+        <w:rPr>
+          <w:rFonts w:ascii="TH Sarabun New" w:hAnsi="TH Sarabun New" w:cs="TH Sarabun New"/>
+          <w:sz w:val="32"/>
+          <w:szCs w:val="32"/>
+        </w:rPr>
+        <w:t xml:space="preserve">ESP32-S3 </w:t>
+      </w:r>
+      <w:r>
+        <w:rPr>
+          <w:rFonts w:ascii="TH Sarabun New" w:hAnsi="TH Sarabun New" w:cs="TH Sarabun New"/>
+          <w:sz w:val="32"/>
+          <w:szCs w:val="32"/>
+          <w:cs/>
+        </w:rPr>
+        <w:t>เป็นตัวรับสัญญาณ (</w:t>
+      </w:r>
+      <w:r>
+        <w:rPr>
+          <w:rFonts w:ascii="TH Sarabun New" w:hAnsi="TH Sarabun New" w:cs="TH Sarabun New"/>
+          <w:sz w:val="32"/>
+          <w:szCs w:val="32"/>
+        </w:rPr>
+        <w:t xml:space="preserve">Rx) 3 </w:t>
+      </w:r>
+      <w:r>
+        <w:rPr>
+          <w:rFonts w:ascii="TH Sarabun New" w:hAnsi="TH Sarabun New" w:cs="TH Sarabun New"/>
+          <w:sz w:val="32"/>
+          <w:szCs w:val="32"/>
+          <w:cs/>
+        </w:rPr>
+        <w:t xml:space="preserve">บอร์ด และ </w:t>
+      </w:r>
+      <w:r>
+        <w:rPr>
+          <w:rFonts w:ascii="TH Sarabun New" w:hAnsi="TH Sarabun New" w:cs="TH Sarabun New"/>
+          <w:sz w:val="32"/>
+          <w:szCs w:val="32"/>
+        </w:rPr>
+        <w:t xml:space="preserve">ESP32 </w:t>
+      </w:r>
+      <w:r>
+        <w:rPr>
+          <w:rFonts w:ascii="TH Sarabun New" w:hAnsi="TH Sarabun New" w:cs="TH Sarabun New"/>
+          <w:sz w:val="32"/>
+          <w:szCs w:val="32"/>
+          <w:cs/>
+        </w:rPr>
+        <w:t>เป็นตัวส่งสัญญาณ (</w:t>
+      </w:r>
+      <w:r>
+        <w:rPr>
+          <w:rFonts w:ascii="TH Sarabun New" w:hAnsi="TH Sarabun New" w:cs="TH Sarabun New"/>
+          <w:sz w:val="32"/>
+          <w:szCs w:val="32"/>
+        </w:rPr>
+        <w:t xml:space="preserve">Tx) 1 </w:t>
+      </w:r>
+      <w:r>
+        <w:rPr>
+          <w:rFonts w:ascii="TH Sarabun New" w:hAnsi="TH Sarabun New" w:cs="TH Sarabun New"/>
+          <w:sz w:val="32"/>
+          <w:szCs w:val="32"/>
+          <w:cs/>
+        </w:rPr>
+        <w:t>บอร์ด ในการเก็บข้อมูล</w:t>
+      </w:r>
+    </w:p>
+    <w:p>
+      <w:pPr>
+        <w:pStyle w:val="NormalWeb"/>
+        <w:numPr>
+          <w:ilvl w:val="0"/>
+          <w:numId w:val="8"/>
+        </w:numPr>
+        <w:tabs>
+          <w:tab w:val="left" w:pos="1134"/>
+          <w:tab w:val="left" w:pos="1418"/>
+        </w:tabs>
+        <w:spacing w:before="0" w:beforeAutospacing="0" w:after="0" w:afterAutospacing="0"/>
+        <w:ind w:left="0" w:firstLine="1134"/>
+        <w:contextualSpacing/>
+        <w:jc w:val="thaiDistribute"/>
+        <w:rPr>
+          <w:rFonts w:ascii="TH Sarabun New" w:hAnsi="TH Sarabun New" w:cs="TH Sarabun New"/>
+          <w:sz w:val="32"/>
+          <w:szCs w:val="32"/>
+        </w:rPr>
+      </w:pPr>
+      <w:r>
+        <w:rPr>
+          <w:rFonts w:ascii="TH Sarabun New" w:hAnsi="TH Sarabun New" w:cs="TH Sarabun New"/>
+          <w:sz w:val="32"/>
+          <w:szCs w:val="32"/>
+          <w:cs/>
+        </w:rPr>
+        <w:t xml:space="preserve">ระบบประมวลผลการเคลื่อนไหวผ่านคลื่น </w:t>
+      </w:r>
+      <w:proofErr w:type="spellStart"/>
+      <w:r>
+        <w:rPr>
+          <w:rFonts w:ascii="TH Sarabun New" w:hAnsi="TH Sarabun New" w:cs="TH Sarabun New"/>
+          <w:sz w:val="32"/>
+          <w:szCs w:val="32"/>
+        </w:rPr>
+        <w:t>WiFi</w:t>
+      </w:r>
+      <w:proofErr w:type="spellEnd"/>
+      <w:r>
+        <w:rPr>
+          <w:rFonts w:ascii="TH Sarabun New" w:hAnsi="TH Sarabun New" w:cs="TH Sarabun New"/>
+          <w:sz w:val="32"/>
+          <w:szCs w:val="32"/>
+        </w:rPr>
         <w:t xml:space="preserve"> </w:t>
       </w:r>
       <w:r>
         <w:rPr>
-          <w:cs/>
-        </w:rPr>
-        <w:t>........................................................................................</w:t>
-      </w:r>
-    </w:p>
-    <w:p>
-      <w:pPr>
-        <w:pStyle w:val="Heading3"/>
-      </w:pPr>
-      <w:r>
-        <w:rPr>
-          <w:cs/>
-        </w:rPr>
-        <w:tab/>
-        <w:t>1.3.5</w:t>
-      </w:r>
-      <w:r>
-        <w:rPr>
-          <w:cs/>
-        </w:rPr>
-        <w:tab/>
-        <w:t>ข้อความ..........................................................................................................................</w:t>
-      </w:r>
-      <w:r>
+          <w:rFonts w:ascii="TH Sarabun New" w:hAnsi="TH Sarabun New" w:cs="TH Sarabun New"/>
+          <w:sz w:val="32"/>
+          <w:szCs w:val="32"/>
+          <w:cs/>
+        </w:rPr>
+        <w:t>โดยปราศจากการใช้กล้องวงจรปิด</w:t>
+      </w:r>
+      <w:r>
+        <w:rPr>
+          <w:rFonts w:ascii="TH Sarabun New" w:hAnsi="TH Sarabun New" w:cs="TH Sarabun New"/>
+          <w:sz w:val="32"/>
+          <w:szCs w:val="32"/>
+        </w:rPr>
         <w:t xml:space="preserve"> </w:t>
       </w:r>
       <w:r>
         <w:rPr>
-          <w:cs/>
-        </w:rPr>
-        <w:t>........................................................................................</w:t>
-      </w:r>
-      <w:r>
-        <w:tab/>
+          <w:rFonts w:ascii="TH Sarabun New" w:hAnsi="TH Sarabun New" w:cs="TH Sarabun New" w:hint="cs"/>
+          <w:sz w:val="32"/>
+          <w:szCs w:val="32"/>
+          <w:cs/>
+        </w:rPr>
+        <w:t xml:space="preserve">   </w:t>
+      </w:r>
+      <w:r>
+        <w:rPr>
+          <w:rFonts w:ascii="TH Sarabun New" w:hAnsi="TH Sarabun New" w:cs="TH Sarabun New"/>
+          <w:sz w:val="32"/>
+          <w:szCs w:val="32"/>
+          <w:cs/>
+        </w:rPr>
+        <w:t>เพื่อรักษาความเป็นส่วนตัวของผู้ใช้งาน</w:t>
+      </w:r>
+    </w:p>
+    <w:p>
+      <w:pPr>
+        <w:pStyle w:val="NormalWeb"/>
+        <w:numPr>
+          <w:ilvl w:val="2"/>
+          <w:numId w:val="7"/>
+        </w:numPr>
+        <w:tabs>
+          <w:tab w:val="left" w:pos="567"/>
+          <w:tab w:val="left" w:pos="1134"/>
+        </w:tabs>
+        <w:spacing w:before="0" w:beforeAutospacing="0" w:after="0" w:afterAutospacing="0"/>
+        <w:contextualSpacing/>
+        <w:jc w:val="thaiDistribute"/>
+        <w:rPr>
+          <w:rFonts w:ascii="TH Sarabun New" w:hAnsi="TH Sarabun New" w:cs="TH Sarabun New"/>
+          <w:sz w:val="32"/>
+          <w:szCs w:val="32"/>
+        </w:rPr>
+      </w:pPr>
+      <w:r>
+        <w:rPr>
+          <w:rFonts w:ascii="TH Sarabun New" w:hAnsi="TH Sarabun New" w:cs="TH Sarabun New"/>
+          <w:sz w:val="32"/>
+          <w:szCs w:val="32"/>
+          <w:cs/>
+        </w:rPr>
+        <w:t>ด้านซอฟต์แวร์และปัญญาประดิษฐ์ (</w:t>
+      </w:r>
+      <w:r>
+        <w:rPr>
+          <w:rFonts w:ascii="TH Sarabun New" w:hAnsi="TH Sarabun New" w:cs="TH Sarabun New"/>
+          <w:sz w:val="32"/>
+          <w:szCs w:val="32"/>
+        </w:rPr>
+        <w:t>Software &amp; AI)</w:t>
+      </w:r>
+    </w:p>
+    <w:p>
+      <w:pPr>
+        <w:pStyle w:val="NormalWeb"/>
+        <w:numPr>
+          <w:ilvl w:val="0"/>
+          <w:numId w:val="9"/>
+        </w:numPr>
+        <w:tabs>
+          <w:tab w:val="left" w:pos="567"/>
+          <w:tab w:val="left" w:pos="1418"/>
+        </w:tabs>
+        <w:spacing w:before="0" w:beforeAutospacing="0" w:after="0" w:afterAutospacing="0"/>
+        <w:ind w:left="0" w:firstLine="1134"/>
+        <w:contextualSpacing/>
+        <w:jc w:val="thaiDistribute"/>
+        <w:rPr>
+          <w:rFonts w:ascii="TH Sarabun New" w:hAnsi="TH Sarabun New" w:cs="TH Sarabun New"/>
+          <w:sz w:val="32"/>
+          <w:szCs w:val="32"/>
+        </w:rPr>
+      </w:pPr>
+      <w:r>
+        <w:rPr>
+          <w:rFonts w:ascii="TH Sarabun New" w:hAnsi="TH Sarabun New" w:cs="TH Sarabun New"/>
+          <w:sz w:val="32"/>
+          <w:szCs w:val="32"/>
+          <w:cs/>
+        </w:rPr>
+        <w:t>โมเดลปัญญาประดิษฐ์ประมวลผลบนเครื่องคอมพิวเตอร์ประสิทธิภาพสูง</w:t>
+      </w:r>
+    </w:p>
+    <w:p>
+      <w:pPr>
+        <w:pStyle w:val="NormalWeb"/>
+        <w:numPr>
+          <w:ilvl w:val="0"/>
+          <w:numId w:val="9"/>
+        </w:numPr>
+        <w:tabs>
+          <w:tab w:val="left" w:pos="567"/>
+          <w:tab w:val="left" w:pos="1418"/>
+        </w:tabs>
+        <w:spacing w:before="0" w:beforeAutospacing="0" w:after="0" w:afterAutospacing="0"/>
+        <w:ind w:left="0" w:firstLine="1134"/>
+        <w:contextualSpacing/>
+        <w:jc w:val="thaiDistribute"/>
+        <w:rPr>
+          <w:rFonts w:ascii="TH Sarabun New" w:hAnsi="TH Sarabun New" w:cs="TH Sarabun New"/>
+          <w:sz w:val="32"/>
+          <w:szCs w:val="32"/>
+        </w:rPr>
+      </w:pPr>
+      <w:r>
+        <w:rPr>
+          <w:rFonts w:ascii="TH Sarabun New" w:hAnsi="TH Sarabun New" w:cs="TH Sarabun New"/>
+          <w:sz w:val="32"/>
+          <w:szCs w:val="32"/>
+          <w:cs/>
+        </w:rPr>
+        <w:t>โมเดลสามารถจำแนกสถานะของบุคคล</w:t>
+      </w:r>
+      <w:r>
+        <w:rPr>
+          <w:rFonts w:ascii="TH Sarabun New" w:hAnsi="TH Sarabun New" w:cs="TH Sarabun New" w:hint="cs"/>
+          <w:sz w:val="32"/>
+          <w:szCs w:val="32"/>
+          <w:cs/>
+        </w:rPr>
+        <w:t>ระหว่างยืนปกติกับล้ม</w:t>
+      </w:r>
+      <w:r>
+        <w:rPr>
+          <w:rFonts w:ascii="TH Sarabun New" w:hAnsi="TH Sarabun New" w:cs="TH Sarabun New"/>
+          <w:sz w:val="32"/>
+          <w:szCs w:val="32"/>
+          <w:cs/>
+        </w:rPr>
+        <w:t xml:space="preserve">จากรูปแบบสัญญาณ </w:t>
+      </w:r>
+      <w:r>
+        <w:rPr>
+          <w:rFonts w:ascii="TH Sarabun New" w:hAnsi="TH Sarabun New" w:cs="TH Sarabun New"/>
+          <w:sz w:val="32"/>
+          <w:szCs w:val="32"/>
+        </w:rPr>
+        <w:t xml:space="preserve">   </w:t>
+      </w:r>
+      <w:r>
+        <w:rPr>
+          <w:rFonts w:ascii="TH Sarabun New" w:hAnsi="TH Sarabun New" w:cs="TH Sarabun New"/>
+          <w:sz w:val="32"/>
+          <w:szCs w:val="32"/>
+        </w:rPr>
+        <w:t>CSI</w:t>
+      </w:r>
+      <w:r>
+        <w:rPr>
+          <w:rFonts w:ascii="TH Sarabun New" w:hAnsi="TH Sarabun New" w:cs="TH Sarabun New"/>
+          <w:sz w:val="32"/>
+          <w:szCs w:val="32"/>
+        </w:rPr>
+        <w:t xml:space="preserve"> </w:t>
+      </w:r>
+      <w:r>
+        <w:rPr>
+          <w:rFonts w:ascii="TH Sarabun New" w:hAnsi="TH Sarabun New" w:cs="TH Sarabun New"/>
+          <w:sz w:val="32"/>
+          <w:szCs w:val="32"/>
+          <w:cs/>
+        </w:rPr>
+        <w:t>แบบเรียลไทม์</w:t>
+      </w:r>
+    </w:p>
+    <w:p>
+      <w:pPr>
+        <w:pStyle w:val="NormalWeb"/>
+        <w:numPr>
+          <w:ilvl w:val="0"/>
+          <w:numId w:val="9"/>
+        </w:numPr>
+        <w:tabs>
+          <w:tab w:val="left" w:pos="567"/>
+          <w:tab w:val="left" w:pos="1418"/>
+        </w:tabs>
+        <w:spacing w:before="0" w:beforeAutospacing="0" w:after="0" w:afterAutospacing="0"/>
+        <w:ind w:left="0" w:firstLine="1134"/>
+        <w:contextualSpacing/>
+        <w:jc w:val="thaiDistribute"/>
+        <w:rPr>
+          <w:rFonts w:ascii="TH Sarabun New" w:hAnsi="TH Sarabun New" w:cs="TH Sarabun New"/>
+          <w:sz w:val="32"/>
+          <w:szCs w:val="32"/>
+        </w:rPr>
+      </w:pPr>
+      <w:r>
+        <w:rPr>
+          <w:rFonts w:ascii="TH Sarabun New" w:hAnsi="TH Sarabun New" w:cs="TH Sarabun New"/>
+          <w:sz w:val="32"/>
+          <w:szCs w:val="32"/>
+          <w:cs/>
+        </w:rPr>
+        <w:t>ระบบมีกระบวนการหักล้างสัญญาณพื้นหลัง (</w:t>
+      </w:r>
+      <w:r>
+        <w:rPr>
+          <w:rFonts w:ascii="TH Sarabun New" w:hAnsi="TH Sarabun New" w:cs="TH Sarabun New"/>
+          <w:sz w:val="32"/>
+          <w:szCs w:val="32"/>
+        </w:rPr>
+        <w:t xml:space="preserve">Background Subtraction) </w:t>
+      </w:r>
+      <w:r>
+        <w:rPr>
+          <w:rFonts w:ascii="TH Sarabun New" w:hAnsi="TH Sarabun New" w:cs="TH Sarabun New"/>
+          <w:sz w:val="32"/>
+          <w:szCs w:val="32"/>
+          <w:cs/>
+        </w:rPr>
+        <w:t>เพื่อลดสัญญาณรบกวนและรองรับการทำงานในสภาพแวดล้อมที่เปลี่ยนแปลง</w:t>
+      </w:r>
+    </w:p>
+    <w:p>
+      <w:pPr>
+        <w:pStyle w:val="NormalWeb"/>
+        <w:numPr>
+          <w:ilvl w:val="2"/>
+          <w:numId w:val="7"/>
+        </w:numPr>
+        <w:tabs>
+          <w:tab w:val="left" w:pos="567"/>
+          <w:tab w:val="left" w:pos="1134"/>
+        </w:tabs>
+        <w:spacing w:before="0" w:beforeAutospacing="0" w:after="0" w:afterAutospacing="0"/>
+        <w:contextualSpacing/>
+        <w:jc w:val="thaiDistribute"/>
+        <w:rPr>
+          <w:rFonts w:ascii="TH Sarabun New" w:hAnsi="TH Sarabun New" w:cs="TH Sarabun New"/>
+          <w:sz w:val="32"/>
+          <w:szCs w:val="32"/>
+        </w:rPr>
+      </w:pPr>
+      <w:r>
+        <w:rPr>
+          <w:rFonts w:ascii="TH Sarabun New" w:hAnsi="TH Sarabun New" w:cs="TH Sarabun New"/>
+          <w:sz w:val="32"/>
+          <w:szCs w:val="32"/>
+          <w:cs/>
+        </w:rPr>
+        <w:t>ด้านการแสดงผล (</w:t>
+      </w:r>
+      <w:r>
+        <w:rPr>
+          <w:rFonts w:ascii="TH Sarabun New" w:hAnsi="TH Sarabun New" w:cs="TH Sarabun New"/>
+          <w:sz w:val="32"/>
+          <w:szCs w:val="32"/>
+        </w:rPr>
+        <w:t>Application)</w:t>
+      </w:r>
+    </w:p>
+    <w:p>
+      <w:pPr>
+        <w:pStyle w:val="NormalWeb"/>
+        <w:numPr>
+          <w:ilvl w:val="0"/>
+          <w:numId w:val="10"/>
+        </w:numPr>
+        <w:tabs>
+          <w:tab w:val="left" w:pos="567"/>
+          <w:tab w:val="left" w:pos="1134"/>
+          <w:tab w:val="left" w:pos="1418"/>
+        </w:tabs>
+        <w:spacing w:before="0" w:beforeAutospacing="0" w:after="0" w:afterAutospacing="0"/>
+        <w:ind w:left="0" w:firstLine="1134"/>
+        <w:contextualSpacing/>
+        <w:jc w:val="thaiDistribute"/>
+        <w:rPr>
+          <w:rFonts w:ascii="TH Sarabun New" w:hAnsi="TH Sarabun New" w:cs="TH Sarabun New"/>
+          <w:sz w:val="32"/>
+          <w:szCs w:val="32"/>
+        </w:rPr>
+      </w:pPr>
+      <w:r>
+        <w:rPr>
+          <w:rFonts w:ascii="TH Sarabun New" w:hAnsi="TH Sarabun New" w:cs="TH Sarabun New"/>
+          <w:sz w:val="32"/>
+          <w:szCs w:val="32"/>
+          <w:cs/>
+        </w:rPr>
+        <w:t>เว็บแอปพลิเคชันสามารถรับและแสดงผลสถานะของบุคคลได้แบบเรียลไทม์</w:t>
+      </w:r>
+    </w:p>
+    <w:p>
+      <w:pPr>
+        <w:pStyle w:val="NormalWeb"/>
+        <w:numPr>
+          <w:ilvl w:val="0"/>
+          <w:numId w:val="10"/>
+        </w:numPr>
+        <w:tabs>
+          <w:tab w:val="left" w:pos="567"/>
+          <w:tab w:val="left" w:pos="1134"/>
+          <w:tab w:val="left" w:pos="1418"/>
+        </w:tabs>
+        <w:spacing w:before="0" w:beforeAutospacing="0" w:after="0" w:afterAutospacing="0"/>
+        <w:ind w:left="0" w:firstLine="1134"/>
+        <w:contextualSpacing/>
+        <w:jc w:val="thaiDistribute"/>
+        <w:rPr>
+          <w:rFonts w:ascii="TH Sarabun New" w:hAnsi="TH Sarabun New" w:cs="TH Sarabun New"/>
+          <w:sz w:val="32"/>
+          <w:szCs w:val="32"/>
+        </w:rPr>
+      </w:pPr>
+      <w:r>
+        <w:rPr>
+          <w:rFonts w:ascii="TH Sarabun New" w:hAnsi="TH Sarabun New" w:cs="TH Sarabun New"/>
+          <w:sz w:val="32"/>
+          <w:szCs w:val="32"/>
+          <w:cs/>
+        </w:rPr>
+        <w:t>ระบบสามารถประเมินและแจ้งเตือนการล้มได้ เมื่อโมเดลจำแนกรูปแบบสัญญาณว่าเข้าเงื่อนไขเหตุการณ์การล้ม</w:t>
       </w:r>
     </w:p>
     <w:p/>
-    <w:p>
-      <w:pPr>
-        <w:pStyle w:val="Heading2"/>
-        <w:rPr>
-          <w:cs/>
-        </w:rPr>
-      </w:pPr>
-      <w:bookmarkStart w:id="4" w:name="_Toc497750375"/>
-      <w:r>
-        <w:t>1.4</w:t>
-      </w:r>
-      <w:r>
-        <w:tab/>
-      </w:r>
-      <w:r>
-        <w:rPr>
+    <w:p/>
+    <w:p/>
+    <w:p/>
+    <w:p/>
+    <w:p/>
+    <w:p/>
+    <w:p>
+      <w:pPr>
+        <w:rPr>
+          <w:b/>
+          <w:bCs/>
+        </w:rPr>
+      </w:pPr>
+      <w:r>
+        <w:rPr>
+          <w:b/>
+          <w:bCs/>
+        </w:rPr>
+        <w:lastRenderedPageBreak/>
+        <w:t xml:space="preserve">1.4 </w:t>
+      </w:r>
+      <w:r>
+        <w:rPr>
+          <w:b/>
+          <w:bCs/>
+          <w:cs/>
+        </w:rPr>
+        <w:tab/>
+      </w:r>
+      <w:r>
+        <w:rPr>
+          <w:rFonts w:hint="cs"/>
+          <w:b/>
+          <w:bCs/>
           <w:cs/>
         </w:rPr>
         <w:t>ประโยชน์ที่คาดว่าจะได้รับ</w:t>
       </w:r>
-      <w:bookmarkEnd w:id="4"/>
-    </w:p>
-    <w:p>
-      <w:pPr>
-        <w:pStyle w:val="Heading3"/>
-      </w:pPr>
-      <w:r>
-        <w:rPr>
-          <w:cs/>
-        </w:rPr>
-        <w:tab/>
+    </w:p>
+    <w:p>
+      <w:pPr>
+        <w:pStyle w:val="NormalWeb"/>
+        <w:tabs>
+          <w:tab w:val="left" w:pos="567"/>
+          <w:tab w:val="left" w:pos="1134"/>
+        </w:tabs>
+        <w:spacing w:before="0" w:beforeAutospacing="0" w:after="0" w:afterAutospacing="0"/>
+        <w:contextualSpacing/>
+        <w:jc w:val="thaiDistribute"/>
+        <w:rPr>
+          <w:rFonts w:ascii="TH Sarabun New" w:hAnsi="TH Sarabun New" w:cs="TH Sarabun New"/>
+          <w:sz w:val="32"/>
+          <w:szCs w:val="32"/>
+        </w:rPr>
+      </w:pPr>
+      <w:r>
+        <w:rPr>
+          <w:rFonts w:ascii="TH Sarabun New" w:hAnsi="TH Sarabun New" w:cs="TH Sarabun New"/>
+          <w:sz w:val="32"/>
+          <w:szCs w:val="32"/>
+        </w:rPr>
+        <w:tab/>
+      </w:r>
+      <w:r>
+        <w:rPr>
+          <w:rFonts w:ascii="TH Sarabun New" w:hAnsi="TH Sarabun New" w:cs="TH Sarabun New"/>
+          <w:sz w:val="32"/>
+          <w:szCs w:val="32"/>
+        </w:rPr>
         <w:t>1.4.1</w:t>
       </w:r>
       <w:r>
         <w:rPr>
-          <w:cs/>
-        </w:rPr>
-        <w:tab/>
-        <w:t>ข้อความ..........................................................................................................................</w:t>
-      </w:r>
-      <w:r>
-        <w:t xml:space="preserve"> </w:t>
-      </w:r>
-      <w:r>
-        <w:rPr>
-          <w:cs/>
-        </w:rPr>
-        <w:t>.........................................................................................</w:t>
-      </w:r>
-    </w:p>
-    <w:p>
-      <w:pPr>
-        <w:pStyle w:val="Heading3"/>
-      </w:pPr>
-      <w:r>
-        <w:rPr>
-          <w:cs/>
-        </w:rPr>
-        <w:tab/>
+          <w:rFonts w:ascii="TH Sarabun New" w:hAnsi="TH Sarabun New" w:cs="TH Sarabun New"/>
+          <w:sz w:val="32"/>
+          <w:szCs w:val="32"/>
+          <w:cs/>
+        </w:rPr>
+        <w:tab/>
+      </w:r>
+      <w:r>
+        <w:rPr>
+          <w:rFonts w:ascii="TH Sarabun New" w:hAnsi="TH Sarabun New" w:cs="TH Sarabun New"/>
+          <w:sz w:val="32"/>
+          <w:szCs w:val="32"/>
+          <w:cs/>
+        </w:rPr>
+        <w:t xml:space="preserve">ได้รับระบบต้นแบบการตรวจจับการล้มแบบเรียลไทม์ที่ใช้สัญญาณ </w:t>
+      </w:r>
+      <w:proofErr w:type="spellStart"/>
+      <w:r>
+        <w:rPr>
+          <w:rFonts w:ascii="TH Sarabun New" w:hAnsi="TH Sarabun New" w:cs="TH Sarabun New"/>
+          <w:sz w:val="32"/>
+          <w:szCs w:val="32"/>
+        </w:rPr>
+        <w:t>WiFi</w:t>
+      </w:r>
+      <w:proofErr w:type="spellEnd"/>
+      <w:r>
+        <w:rPr>
+          <w:rFonts w:ascii="TH Sarabun New" w:hAnsi="TH Sarabun New" w:cs="TH Sarabun New"/>
+          <w:sz w:val="32"/>
+          <w:szCs w:val="32"/>
+        </w:rPr>
+        <w:t xml:space="preserve"> CSI </w:t>
+      </w:r>
+      <w:r>
+        <w:rPr>
+          <w:rFonts w:ascii="TH Sarabun New" w:hAnsi="TH Sarabun New" w:cs="TH Sarabun New"/>
+          <w:sz w:val="32"/>
+          <w:szCs w:val="32"/>
+          <w:cs/>
+        </w:rPr>
+        <w:t>ในการทำงาน โดยไม่ใช้กล้องวงจรปิดหรืออุปกรณ์สวมใส่ ช่วยรักษาความเป็นส่วนตัวของผู้ใช้งานในพื้นที่ละเอียดอ่อนได้อย่างสมบูรณ์แบบ</w:t>
+      </w:r>
+    </w:p>
+    <w:p>
+      <w:pPr>
+        <w:pStyle w:val="NormalWeb"/>
+        <w:tabs>
+          <w:tab w:val="left" w:pos="567"/>
+          <w:tab w:val="left" w:pos="1134"/>
+        </w:tabs>
+        <w:spacing w:before="0" w:beforeAutospacing="0" w:after="0" w:afterAutospacing="0"/>
+        <w:contextualSpacing/>
+        <w:jc w:val="thaiDistribute"/>
+        <w:rPr>
+          <w:rFonts w:ascii="TH Sarabun New" w:hAnsi="TH Sarabun New" w:cs="TH Sarabun New"/>
+          <w:sz w:val="32"/>
+          <w:szCs w:val="32"/>
+        </w:rPr>
+      </w:pPr>
+      <w:r>
+        <w:rPr>
+          <w:rFonts w:ascii="TH Sarabun New" w:hAnsi="TH Sarabun New" w:cs="TH Sarabun New"/>
+          <w:sz w:val="32"/>
+          <w:szCs w:val="32"/>
+        </w:rPr>
+        <w:tab/>
+      </w:r>
+      <w:r>
+        <w:rPr>
+          <w:rFonts w:ascii="TH Sarabun New" w:hAnsi="TH Sarabun New" w:cs="TH Sarabun New"/>
+          <w:sz w:val="32"/>
+          <w:szCs w:val="32"/>
+        </w:rPr>
         <w:t>1.4.2</w:t>
       </w:r>
       <w:r>
         <w:rPr>
-          <w:cs/>
-        </w:rPr>
-        <w:tab/>
-        <w:t>ข้อความ..........................................................................................................................</w:t>
-      </w:r>
-      <w:r>
-        <w:t xml:space="preserve"> </w:t>
-      </w:r>
-      <w:r>
-        <w:rPr>
-          <w:cs/>
-        </w:rPr>
-        <w:t>.........................................................................................</w:t>
-      </w:r>
-    </w:p>
-    <w:p>
-      <w:pPr>
-        <w:pStyle w:val="Heading3"/>
-      </w:pPr>
-      <w:r>
-        <w:rPr>
-          <w:cs/>
-        </w:rPr>
-        <w:tab/>
+          <w:rFonts w:ascii="TH Sarabun New" w:hAnsi="TH Sarabun New" w:cs="TH Sarabun New"/>
+          <w:sz w:val="32"/>
+          <w:szCs w:val="32"/>
+          <w:cs/>
+        </w:rPr>
+        <w:tab/>
+      </w:r>
+      <w:r>
+        <w:rPr>
+          <w:rFonts w:ascii="TH Sarabun New" w:hAnsi="TH Sarabun New" w:cs="TH Sarabun New"/>
+          <w:sz w:val="32"/>
+          <w:szCs w:val="32"/>
+          <w:cs/>
+        </w:rPr>
+        <w:t xml:space="preserve">ได้รับโมเดลปัญญาประดิษฐ์สถาปัตยกรรม </w:t>
+      </w:r>
+      <w:proofErr w:type="spellStart"/>
+      <w:r>
+        <w:rPr>
+          <w:rFonts w:ascii="TH Sarabun New" w:hAnsi="TH Sarabun New" w:cs="TH Sarabun New"/>
+          <w:sz w:val="32"/>
+          <w:szCs w:val="32"/>
+        </w:rPr>
+        <w:t>Spatio</w:t>
+      </w:r>
+      <w:proofErr w:type="spellEnd"/>
+      <w:r>
+        <w:rPr>
+          <w:rFonts w:ascii="TH Sarabun New" w:hAnsi="TH Sarabun New" w:cs="TH Sarabun New"/>
+          <w:sz w:val="32"/>
+          <w:szCs w:val="32"/>
+        </w:rPr>
+        <w:t xml:space="preserve">-Temporal Transformer </w:t>
+      </w:r>
+      <w:r>
+        <w:rPr>
+          <w:rFonts w:ascii="TH Sarabun New" w:hAnsi="TH Sarabun New" w:cs="TH Sarabun New"/>
+          <w:sz w:val="32"/>
+          <w:szCs w:val="32"/>
+          <w:cs/>
+        </w:rPr>
+        <w:t>ที่สามารถจำแนกเหตุการณ์การล้มจากข้อมูลอนุกรมเวลาได้อย่างแม่นยำ</w:t>
+      </w:r>
+    </w:p>
+    <w:p>
+      <w:pPr>
+        <w:pStyle w:val="NormalWeb"/>
+        <w:tabs>
+          <w:tab w:val="left" w:pos="567"/>
+          <w:tab w:val="left" w:pos="1134"/>
+        </w:tabs>
+        <w:spacing w:before="0" w:beforeAutospacing="0" w:after="0" w:afterAutospacing="0"/>
+        <w:contextualSpacing/>
+        <w:jc w:val="thaiDistribute"/>
+        <w:rPr>
+          <w:rFonts w:ascii="TH Sarabun New" w:hAnsi="TH Sarabun New" w:cs="TH Sarabun New"/>
+          <w:sz w:val="32"/>
+          <w:szCs w:val="32"/>
+          <w:cs/>
+        </w:rPr>
+      </w:pPr>
+      <w:r>
+        <w:rPr>
+          <w:rFonts w:ascii="TH Sarabun New" w:hAnsi="TH Sarabun New" w:cs="TH Sarabun New"/>
+          <w:sz w:val="32"/>
+          <w:szCs w:val="32"/>
+        </w:rPr>
+        <w:tab/>
+      </w:r>
+      <w:r>
+        <w:rPr>
+          <w:rFonts w:ascii="TH Sarabun New" w:hAnsi="TH Sarabun New" w:cs="TH Sarabun New"/>
+          <w:sz w:val="32"/>
+          <w:szCs w:val="32"/>
+        </w:rPr>
         <w:t>1.4.3</w:t>
       </w:r>
       <w:r>
         <w:rPr>
-          <w:cs/>
-        </w:rPr>
-        <w:tab/>
-        <w:t>ข้อความ......................................................................................</w:t>
-      </w:r>
-    </w:p>
-    <w:p>
-      <w:pPr>
-        <w:pStyle w:val="Heading3"/>
-      </w:pPr>
-      <w:r>
-        <w:rPr>
-          <w:cs/>
-        </w:rPr>
-        <w:tab/>
-        <w:t>1.4.4</w:t>
-      </w:r>
-      <w:r>
-        <w:rPr>
-          <w:cs/>
-        </w:rPr>
-        <w:tab/>
-        <w:t>ข้อความ..........................................................................................................................</w:t>
-      </w:r>
-      <w:r>
-        <w:t xml:space="preserve"> </w:t>
-      </w:r>
-      <w:r>
-        <w:rPr>
-          <w:cs/>
-        </w:rPr>
-        <w:t>........................................................................................</w:t>
-      </w:r>
-    </w:p>
-    <w:p>
-      <w:pPr>
-        <w:pStyle w:val="Heading3"/>
-      </w:pPr>
-      <w:r>
-        <w:rPr>
-          <w:cs/>
-        </w:rPr>
-        <w:tab/>
-        <w:t>1.4.5</w:t>
-      </w:r>
-      <w:r>
-        <w:rPr>
-          <w:cs/>
-        </w:rPr>
-        <w:tab/>
-        <w:t>ข้อความ..........................................................................................................................</w:t>
-      </w:r>
-      <w:r>
-        <w:t xml:space="preserve"> </w:t>
-      </w:r>
-      <w:r>
-        <w:rPr>
-          <w:cs/>
-        </w:rPr>
-        <w:t>........................................................................................</w:t>
+          <w:rFonts w:ascii="TH Sarabun New" w:hAnsi="TH Sarabun New" w:cs="TH Sarabun New"/>
+          <w:sz w:val="32"/>
+          <w:szCs w:val="32"/>
+          <w:cs/>
+        </w:rPr>
+        <w:tab/>
+      </w:r>
+      <w:r>
+        <w:rPr>
+          <w:rFonts w:ascii="TH Sarabun New" w:hAnsi="TH Sarabun New" w:cs="TH Sarabun New"/>
+          <w:sz w:val="32"/>
+          <w:szCs w:val="32"/>
+          <w:cs/>
+        </w:rPr>
+        <w:t>ได้รับเว็บแอปพลิเคชันที่ช่วยให้ผู้ดูแลสามารถติดตามสถานะแบบเรียลไทม์และรับการแจ้งเตือนอุบัติเหตุได้อย่างทันท่วงที</w:t>
       </w:r>
     </w:p>
     <w:p>
@@ -4295,7 +5721,7 @@
           <w:color w:val="auto"/>
         </w:rPr>
       </w:pPr>
-      <w:bookmarkStart w:id="5" w:name="_Toc497750376"/>
+      <w:bookmarkStart w:id="0" w:name="_Toc497750376"/>
       <w:r>
         <w:rPr>
           <w:cs/>
@@ -4308,21 +5734,14 @@
           <w:cs/>
         </w:rPr>
         <w:br/>
-        <w:t>ทฤษฎีที่เกี่ยวข้อง / งานวิจัย</w:t>
-      </w:r>
-      <w:r>
-        <w:rPr>
-          <w:cs/>
-        </w:rPr>
-        <w:t>และทฤษฎีที่</w:t>
-      </w:r>
-      <w:r>
-        <w:rPr>
-          <w:cs/>
-        </w:rPr>
-        <w:t>เกี่ยวข้อง</w:t>
-      </w:r>
-      <w:bookmarkEnd w:id="5"/>
+      </w:r>
+      <w:bookmarkEnd w:id="0"/>
+      <w:r>
+        <w:rPr>
+          <w:cs/>
+        </w:rPr>
+        <w:t>ทฤษฎีและงานวิจัยเกี่ยวข้อง</w:t>
+      </w:r>
     </w:p>
     <w:p/>
     <w:p>
@@ -4353,7 +5772,7 @@
       <w:pPr>
         <w:pStyle w:val="Heading2"/>
       </w:pPr>
-      <w:bookmarkStart w:id="6" w:name="_Toc497750377"/>
+      <w:bookmarkStart w:id="1" w:name="_Toc497750377"/>
       <w:r>
         <w:rPr>
           <w:cs/>
@@ -4369,7 +5788,7 @@
         </w:rPr>
         <w:t>งานวิจัยที่เกี่ยวข้อง</w:t>
       </w:r>
-      <w:bookmarkEnd w:id="6"/>
+      <w:bookmarkEnd w:id="1"/>
     </w:p>
     <w:p>
       <w:pPr>
@@ -4708,7 +6127,7 @@
       <w:pPr>
         <w:pStyle w:val="Heading2"/>
       </w:pPr>
-      <w:bookmarkStart w:id="7" w:name="_Toc497750378"/>
+      <w:bookmarkStart w:id="2" w:name="_Toc497750378"/>
       <w:r>
         <w:t>2.2</w:t>
       </w:r>
@@ -4721,7 +6140,7 @@
         </w:rPr>
         <w:t>ชื่อทฤษฎีที่ 1</w:t>
       </w:r>
-      <w:bookmarkEnd w:id="7"/>
+      <w:bookmarkEnd w:id="2"/>
     </w:p>
     <w:p>
       <w:pPr>
@@ -5019,18 +6438,15 @@
       </w:r>
     </w:p>
     <w:p>
-      <w:r>
-        <w:rPr>
-          <w:cs/>
-        </w:rPr>
-        <w:tab/>
-      </w:r>
+      <w:pPr>
+        <w:jc w:val="center"/>
+      </w:pPr>
     </w:p>
     <w:p>
       <w:pPr>
         <w:pStyle w:val="Heading5"/>
       </w:pPr>
-      <w:bookmarkStart w:id="8" w:name="_Toc497753136"/>
+      <w:bookmarkStart w:id="3" w:name="_Toc497753136"/>
       <w:r>
         <w:rPr>
           <w:cs/>
@@ -5073,7 +6489,7 @@
       <w:r>
         <w:t>[…]</w:t>
       </w:r>
-      <w:bookmarkEnd w:id="8"/>
+      <w:bookmarkEnd w:id="3"/>
     </w:p>
     <w:p/>
     <w:p>
@@ -5211,7 +6627,7 @@
       <w:pPr>
         <w:pStyle w:val="Heading2"/>
       </w:pPr>
-      <w:bookmarkStart w:id="9" w:name="_Toc497750379"/>
+      <w:bookmarkStart w:id="4" w:name="_Toc497750379"/>
       <w:r>
         <w:rPr>
           <w:cs/>
@@ -5231,7 +6647,7 @@
         </w:rPr>
         <w:t>ชื่อทฤษฎีที่ 2</w:t>
       </w:r>
-      <w:bookmarkEnd w:id="9"/>
+      <w:bookmarkEnd w:id="4"/>
     </w:p>
     <w:p>
       <w:r>
@@ -5399,7 +6815,7 @@
           <w:cs/>
         </w:rPr>
       </w:pPr>
-      <w:bookmarkStart w:id="10" w:name="_Toc497753137"/>
+      <w:bookmarkStart w:id="5" w:name="_Toc497753137"/>
       <w:r>
         <w:rPr>
           <w:cs/>
@@ -5442,7 +6858,7 @@
       <w:r>
         <w:t>[…]</w:t>
       </w:r>
-      <w:bookmarkEnd w:id="10"/>
+      <w:bookmarkEnd w:id="5"/>
     </w:p>
     <w:p/>
     <w:p>
@@ -5767,10 +7183,10 @@
                   <v:path o:extrusionok="f" gradientshapeok="t" o:connecttype="rect"/>
                   <o:lock v:ext="edit" aspectratio="t"/>
                 </v:shapetype>
-                <v:shape id="_x0000_i1025" type="#_x0000_t75" style="width:178.5pt;height:33.4pt" o:ole="">
+                <v:shape id="_x0000_i1025" type="#_x0000_t75" style="width:178.7pt;height:33.45pt" o:ole="">
                   <v:imagedata r:id="rId22" o:title=""/>
                 </v:shape>
-                <o:OLEObject Type="Embed" ProgID="Equation.3" ShapeID="_x0000_i1025" DrawAspect="Content" ObjectID="_1850323819" r:id="rId23"/>
+                <o:OLEObject Type="Embed" ProgID="Equation.3" ShapeID="_x0000_i1025" DrawAspect="Content" ObjectID="_1850396233" r:id="rId23"/>
               </w:object>
             </w:r>
           </w:p>
@@ -5902,7 +7318,7 @@
       <w:pPr>
         <w:pStyle w:val="Heading1"/>
       </w:pPr>
-      <w:bookmarkStart w:id="11" w:name="_Toc497750380"/>
+      <w:bookmarkStart w:id="6" w:name="_Toc497750380"/>
       <w:r>
         <w:rPr>
           <w:cs/>
@@ -5919,7 +7335,7 @@
         </w:rPr>
         <w:t>วิธีการดำเนินงาน</w:t>
       </w:r>
-      <w:bookmarkEnd w:id="11"/>
+      <w:bookmarkEnd w:id="6"/>
     </w:p>
     <w:p/>
     <w:p>
@@ -5969,7 +7385,7 @@
       <w:pPr>
         <w:pStyle w:val="Heading2"/>
       </w:pPr>
-      <w:bookmarkStart w:id="12" w:name="_Toc497750381"/>
+      <w:bookmarkStart w:id="7" w:name="_Toc497750381"/>
       <w:r>
         <w:rPr>
           <w:cs/>
@@ -5986,7 +7402,7 @@
         <w:tab/>
         <w:t>แผนการดำเนินงาน</w:t>
       </w:r>
-      <w:bookmarkEnd w:id="12"/>
+      <w:bookmarkEnd w:id="7"/>
     </w:p>
     <w:p>
       <w:r>
@@ -6947,7 +8363,7 @@
       <w:pPr>
         <w:pStyle w:val="Heading2"/>
       </w:pPr>
-      <w:bookmarkStart w:id="13" w:name="_Toc497750382"/>
+      <w:bookmarkStart w:id="8" w:name="_Toc497750382"/>
       <w:r>
         <w:t>3.2</w:t>
       </w:r>
@@ -6967,7 +8383,7 @@
         </w:rPr>
         <w:t>เครื่องมือ</w:t>
       </w:r>
-      <w:bookmarkEnd w:id="13"/>
+      <w:bookmarkEnd w:id="8"/>
     </w:p>
     <w:p>
       <w:r>
@@ -7211,7 +8627,7 @@
       <w:pPr>
         <w:pStyle w:val="Heading2"/>
       </w:pPr>
-      <w:bookmarkStart w:id="14" w:name="_Toc497750383"/>
+      <w:bookmarkStart w:id="9" w:name="_Toc497750383"/>
       <w:r>
         <w:t>3.3</w:t>
       </w:r>
@@ -7222,7 +8638,7 @@
         <w:tab/>
         <w:t>ขั้นตอนการดำเนินงาน</w:t>
       </w:r>
-      <w:bookmarkEnd w:id="14"/>
+      <w:bookmarkEnd w:id="9"/>
     </w:p>
     <w:p>
       <w:pPr>
@@ -7545,7 +8961,7 @@
       <w:pPr>
         <w:pStyle w:val="Heading5"/>
       </w:pPr>
-      <w:bookmarkStart w:id="15" w:name="_Toc497753138"/>
+      <w:bookmarkStart w:id="10" w:name="_Toc497753138"/>
       <w:r>
         <w:rPr>
           <w:cs/>
@@ -7588,7 +9004,7 @@
       <w:r>
         <w:t>[…]</w:t>
       </w:r>
-      <w:bookmarkEnd w:id="15"/>
+      <w:bookmarkEnd w:id="10"/>
     </w:p>
     <w:p/>
     <w:p>
@@ -7830,7 +9246,7 @@
       <w:pPr>
         <w:pStyle w:val="Heading4"/>
       </w:pPr>
-      <w:bookmarkStart w:id="16" w:name="_Toc497753270"/>
+      <w:bookmarkStart w:id="11" w:name="_Toc497753270"/>
       <w:r>
         <w:rPr>
           <w:cs/>
@@ -7873,7 +9289,7 @@
       <w:r>
         <w:t>*[…]</w:t>
       </w:r>
-      <w:bookmarkEnd w:id="16"/>
+      <w:bookmarkEnd w:id="11"/>
     </w:p>
     <w:p/>
     <w:tbl>
@@ -8443,7 +9859,7 @@
       <w:pPr>
         <w:pStyle w:val="Heading2"/>
       </w:pPr>
-      <w:bookmarkStart w:id="17" w:name="_Toc497750384"/>
+      <w:bookmarkStart w:id="12" w:name="_Toc497750384"/>
       <w:r>
         <w:rPr>
           <w:cs/>
@@ -8457,7 +9873,7 @@
         <w:tab/>
         <w:t>วิธีการทดสอบ</w:t>
       </w:r>
-      <w:bookmarkEnd w:id="17"/>
+      <w:bookmarkEnd w:id="12"/>
     </w:p>
     <w:p>
       <w:pPr>
@@ -8696,7 +10112,7 @@
       <w:pPr>
         <w:pStyle w:val="Heading1"/>
       </w:pPr>
-      <w:bookmarkStart w:id="18" w:name="_Toc497750385"/>
+      <w:bookmarkStart w:id="13" w:name="_Toc497750385"/>
       <w:r>
         <w:rPr>
           <w:cs/>
@@ -8704,7 +10120,7 @@
         <w:lastRenderedPageBreak/>
         <w:t>บรรณานุกรม</w:t>
       </w:r>
-      <w:bookmarkEnd w:id="18"/>
+      <w:bookmarkEnd w:id="13"/>
     </w:p>
     <w:p/>
     <w:p>
@@ -9207,7 +10623,7 @@
           <w:szCs w:val="40"/>
         </w:rPr>
       </w:pPr>
-      <w:bookmarkStart w:id="19" w:name="_Toc497750386"/>
+      <w:bookmarkStart w:id="14" w:name="_Toc497750386"/>
       <w:r>
         <w:rPr>
           <w:sz w:val="40"/>
@@ -9216,7 +10632,7 @@
         </w:rPr>
         <w:t>ภาคผนวก ก</w:t>
       </w:r>
-      <w:bookmarkEnd w:id="19"/>
+      <w:bookmarkEnd w:id="14"/>
       <w:r>
         <w:rPr>
           <w:sz w:val="40"/>
@@ -9225,7 +10641,7 @@
         </w:rPr>
         <w:br/>
       </w:r>
-      <w:bookmarkStart w:id="20" w:name="_Toc497750387"/>
+      <w:bookmarkStart w:id="15" w:name="_Toc497750387"/>
       <w:r>
         <w:rPr>
           <w:sz w:val="40"/>
@@ -9233,7 +10649,7 @@
         </w:rPr>
         <w:t>XXXXXXXXXXXXX</w:t>
       </w:r>
-      <w:bookmarkEnd w:id="20"/>
+      <w:bookmarkEnd w:id="15"/>
     </w:p>
     <w:p>
       <w:pPr>
@@ -9279,7 +10695,7 @@
           <w:szCs w:val="40"/>
         </w:rPr>
       </w:pPr>
-      <w:bookmarkStart w:id="21" w:name="_Toc497750388"/>
+      <w:bookmarkStart w:id="16" w:name="_Toc497750388"/>
     </w:p>
     <w:p>
       <w:pPr>
@@ -9387,8 +10803,8 @@
         </w:rPr>
         <w:t>ภาคผนวก ข</w:t>
       </w:r>
-      <w:bookmarkStart w:id="22" w:name="_Toc497750389"/>
-      <w:bookmarkEnd w:id="21"/>
+      <w:bookmarkStart w:id="17" w:name="_Toc497750389"/>
+      <w:bookmarkEnd w:id="16"/>
       <w:r>
         <w:rPr>
           <w:sz w:val="40"/>
@@ -9404,7 +10820,7 @@
         </w:rPr>
         <w:t>XXXXXXXXXXXXX</w:t>
       </w:r>
-      <w:bookmarkEnd w:id="22"/>
+      <w:bookmarkEnd w:id="17"/>
     </w:p>
     <w:p>
       <w:pPr>
@@ -9457,7 +10873,7 @@
           <w:szCs w:val="40"/>
         </w:rPr>
       </w:pPr>
-      <w:bookmarkStart w:id="23" w:name="_Toc497750390"/>
+      <w:bookmarkStart w:id="18" w:name="_Toc497750390"/>
     </w:p>
     <w:p>
       <w:pPr>
@@ -9576,7 +10992,7 @@
         </w:rPr>
         <w:t>ประวัติผู้จัดทำปริญญานิพนธ์</w:t>
       </w:r>
-      <w:bookmarkEnd w:id="23"/>
+      <w:bookmarkEnd w:id="18"/>
     </w:p>
     <w:p>
       <w:pPr>
@@ -9597,7 +11013,6 @@
         <w:rPr>
           <w:b/>
           <w:bCs/>
-          <w:cs/>
         </w:rPr>
       </w:pPr>
       <w:r>
@@ -9612,20 +11027,1347 @@
     </w:p>
     <w:p>
       <w:pPr>
+        <w:jc w:val="center"/>
+        <w:rPr>
+          <w:b/>
+          <w:bCs/>
+        </w:rPr>
+      </w:pPr>
+    </w:p>
+    <w:p>
+      <w:pPr>
+        <w:jc w:val="center"/>
+      </w:pPr>
+      <w:r>
+        <w:rPr>
+          <w:noProof/>
+        </w:rPr>
+        <mc:AlternateContent>
+          <mc:Choice Requires="wps">
+            <w:drawing>
+              <wp:inline distT="0" distB="0" distL="0" distR="0" wp14:anchorId="2183D748" wp14:editId="59E6AF2F">
+                <wp:extent cx="1371600" cy="1828800"/>
+                <wp:effectExtent l="0" t="0" r="19050" b="19050"/>
+                <wp:docPr id="160554751" name="Rectangle 525"/>
+                <wp:cNvGraphicFramePr>
+                  <a:graphicFrameLocks xmlns:a="http://schemas.openxmlformats.org/drawingml/2006/main"/>
+                </wp:cNvGraphicFramePr>
+                <a:graphic xmlns:a="http://schemas.openxmlformats.org/drawingml/2006/main">
+                  <a:graphicData uri="http://schemas.microsoft.com/office/word/2010/wordprocessingShape">
+                    <wps:wsp>
+                      <wps:cNvSpPr>
+                        <a:spLocks noChangeArrowheads="1"/>
+                      </wps:cNvSpPr>
+                      <wps:spPr bwMode="auto">
+                        <a:xfrm>
+                          <a:off x="0" y="0"/>
+                          <a:ext cx="1371600" cy="1828800"/>
+                        </a:xfrm>
+                        <a:prstGeom prst="rect">
+                          <a:avLst/>
+                        </a:prstGeom>
+                        <a:solidFill>
+                          <a:srgbClr val="FFFFFF"/>
+                        </a:solidFill>
+                        <a:ln w="9525">
+                          <a:solidFill>
+                            <a:srgbClr val="000000"/>
+                          </a:solidFill>
+                          <a:miter lim="800000"/>
+                          <a:headEnd/>
+                          <a:tailEnd/>
+                        </a:ln>
+                      </wps:spPr>
+                      <wps:txbx>
+                        <w:txbxContent>
+                          <w:p>
+                            <w:pPr>
+                              <w:jc w:val="center"/>
+                            </w:pPr>
+                          </w:p>
+                          <w:p>
+                            <w:pPr>
+                              <w:jc w:val="center"/>
+                            </w:pPr>
+                            <w:r>
+                              <w:rPr>
+                                <w:cs/>
+                              </w:rPr>
+                              <w:t>รูปภาพ</w:t>
+                            </w:r>
+                          </w:p>
+                          <w:p>
+                            <w:pPr>
+                              <w:jc w:val="center"/>
+                            </w:pPr>
+                            <w:r>
+                              <w:rPr>
+                                <w:cs/>
+                              </w:rPr>
+                              <w:t xml:space="preserve">ในชุดนักศึกษา  </w:t>
+                            </w:r>
+                          </w:p>
+                          <w:p>
+                            <w:pPr>
+                              <w:jc w:val="center"/>
+                              <w:rPr>
+                                <w:cs/>
+                              </w:rPr>
+                            </w:pPr>
+                            <w:r>
+                              <w:rPr>
+                                <w:cs/>
+                              </w:rPr>
+                              <w:t xml:space="preserve">ขนาด 1.5 </w:t>
+                            </w:r>
+                            <w:r>
+                              <w:t>x</w:t>
+                            </w:r>
+                            <w:r>
+                              <w:rPr>
+                                <w:cs/>
+                              </w:rPr>
+                              <w:t xml:space="preserve"> 2 นิ้ว</w:t>
+                            </w:r>
+                          </w:p>
+                        </w:txbxContent>
+                      </wps:txbx>
+                      <wps:bodyPr rot="0" vert="horz" wrap="square" lIns="91440" tIns="45720" rIns="91440" bIns="45720" anchor="t" anchorCtr="0" upright="1">
+                        <a:noAutofit/>
+                      </wps:bodyPr>
+                    </wps:wsp>
+                  </a:graphicData>
+                </a:graphic>
+              </wp:inline>
+            </w:drawing>
+          </mc:Choice>
+          <mc:Fallback>
+            <w:pict>
+              <v:rect w14:anchorId="2183D748" id="Rectangle 525" o:spid="_x0000_s1029" style="width:108pt;height:2in;visibility:visible;mso-wrap-style:square;mso-left-percent:-10001;mso-top-percent:-10001;mso-position-horizontal:absolute;mso-position-horizontal-relative:char;mso-position-vertical:absolute;mso-position-vertical-relative:line;mso-left-percent:-10001;mso-top-percent:-10001;v-text-anchor:top" o:gfxdata="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">
+                <v:textbox>
+                  <w:txbxContent>
+                    <w:p>
+                      <w:pPr>
+                        <w:jc w:val="center"/>
+                      </w:pPr>
+                    </w:p>
+                    <w:p>
+                      <w:pPr>
+                        <w:jc w:val="center"/>
+                      </w:pPr>
+                      <w:r>
+                        <w:rPr>
+                          <w:cs/>
+                        </w:rPr>
+                        <w:t>รูปภาพ</w:t>
+                      </w:r>
+                    </w:p>
+                    <w:p>
+                      <w:pPr>
+                        <w:jc w:val="center"/>
+                      </w:pPr>
+                      <w:r>
+                        <w:rPr>
+                          <w:cs/>
+                        </w:rPr>
+                        <w:t xml:space="preserve">ในชุดนักศึกษา  </w:t>
+                      </w:r>
+                    </w:p>
+                    <w:p>
+                      <w:pPr>
+                        <w:jc w:val="center"/>
+                        <w:rPr>
+                          <w:cs/>
+                        </w:rPr>
+                      </w:pPr>
+                      <w:r>
+                        <w:rPr>
+                          <w:cs/>
+                        </w:rPr>
+                        <w:t xml:space="preserve">ขนาด 1.5 </w:t>
+                      </w:r>
+                      <w:r>
+                        <w:t>x</w:t>
+                      </w:r>
+                      <w:r>
+                        <w:rPr>
+                          <w:cs/>
+                        </w:rPr>
+                        <w:t xml:space="preserve"> 2 นิ้ว</w:t>
+                      </w:r>
+                    </w:p>
+                  </w:txbxContent>
+                </v:textbox>
+                <w10:anchorlock/>
+              </v:rect>
+            </w:pict>
+          </mc:Fallback>
+        </mc:AlternateContent>
+      </w:r>
+    </w:p>
+    <w:p>
+      <w:pPr>
         <w:rPr>
           <w:sz w:val="40"/>
           <w:szCs w:val="40"/>
         </w:rPr>
       </w:pPr>
     </w:p>
+    <w:tbl>
+      <w:tblPr>
+        <w:tblStyle w:val="TableGrid"/>
+        <w:tblW w:w="8359" w:type="dxa"/>
+        <w:tblBorders>
+          <w:top w:val="none" w:sz="0" w:space="0" w:color="auto"/>
+          <w:left w:val="none" w:sz="0" w:space="0" w:color="auto"/>
+          <w:bottom w:val="none" w:sz="0" w:space="0" w:color="auto"/>
+          <w:right w:val="none" w:sz="0" w:space="0" w:color="auto"/>
+          <w:insideH w:val="none" w:sz="0" w:space="0" w:color="auto"/>
+          <w:insideV w:val="none" w:sz="0" w:space="0" w:color="auto"/>
+        </w:tblBorders>
+        <w:tblLook w:val="0600" w:firstRow="0" w:lastRow="0" w:firstColumn="0" w:lastColumn="0" w:noHBand="1" w:noVBand="1"/>
+      </w:tblPr>
+      <w:tblGrid>
+        <w:gridCol w:w="2160"/>
+        <w:gridCol w:w="6199"/>
+      </w:tblGrid>
+      <w:tr>
+        <w:tc>
+          <w:tcPr>
+            <w:tcW w:w="2160" w:type="dxa"/>
+            <w:tcMar>
+              <w:left w:w="0" w:type="dxa"/>
+              <w:right w:w="0" w:type="dxa"/>
+            </w:tcMar>
+          </w:tcPr>
+          <w:p>
+            <w:r>
+              <w:rPr>
+                <w:cs/>
+              </w:rPr>
+              <w:t>ชื่อ</w:t>
+            </w:r>
+          </w:p>
+        </w:tc>
+        <w:tc>
+          <w:tcPr>
+            <w:tcW w:w="6199" w:type="dxa"/>
+            <w:tcMar>
+              <w:left w:w="0" w:type="dxa"/>
+              <w:right w:w="0" w:type="dxa"/>
+            </w:tcMar>
+          </w:tcPr>
+          <w:p>
+            <w:r>
+              <w:rPr>
+                <w:rFonts w:ascii="TH SarabunPSK" w:hAnsi="TH SarabunPSK" w:cs="TH SarabunPSK"/>
+                <w:cs/>
+              </w:rPr>
+              <w:t>นายพัลลภ</w:t>
+            </w:r>
+            <w:r>
+              <w:rPr>
+                <w:rFonts w:ascii="TH SarabunPSK" w:hAnsi="TH SarabunPSK" w:cs="TH SarabunPSK"/>
+              </w:rPr>
+              <w:t xml:space="preserve">  </w:t>
+            </w:r>
+            <w:r>
+              <w:rPr>
+                <w:rFonts w:ascii="TH SarabunPSK" w:hAnsi="TH SarabunPSK" w:cs="TH SarabunPSK"/>
+                <w:cs/>
+              </w:rPr>
+              <w:t>บุญเหลือ</w:t>
+            </w:r>
+            <w:r>
+              <w:rPr>
+                <w:rFonts w:ascii="TH SarabunPSK" w:hAnsi="TH SarabunPSK" w:cs="TH SarabunPSK"/>
+              </w:rPr>
+              <w:t xml:space="preserve">  </w:t>
+            </w:r>
+            <w:r>
+              <w:rPr>
+                <w:cs/>
+              </w:rPr>
+              <w:t>รหัส</w:t>
+            </w:r>
+            <w:r>
+              <w:t xml:space="preserve">  </w:t>
+            </w:r>
+            <w:r>
+              <w:rPr>
+                <w:rFonts w:ascii="TH SarabunPSK" w:hAnsi="TH SarabunPSK" w:cs="TH SarabunPSK"/>
+              </w:rPr>
+              <w:t>116730462016-0</w:t>
+            </w:r>
+          </w:p>
+        </w:tc>
+      </w:tr>
+      <w:tr>
+        <w:tc>
+          <w:tcPr>
+            <w:tcW w:w="2160" w:type="dxa"/>
+            <w:tcMar>
+              <w:left w:w="0" w:type="dxa"/>
+              <w:right w:w="0" w:type="dxa"/>
+            </w:tcMar>
+          </w:tcPr>
+          <w:p>
+            <w:pPr>
+              <w:rPr>
+                <w:cs/>
+              </w:rPr>
+            </w:pPr>
+            <w:r>
+              <w:rPr>
+                <w:cs/>
+              </w:rPr>
+              <w:t>สาขาวิชา</w:t>
+            </w:r>
+            <w:r>
+              <w:t>/</w:t>
+            </w:r>
+            <w:r>
+              <w:rPr>
+                <w:cs/>
+              </w:rPr>
+              <w:t>ภาควิชา</w:t>
+            </w:r>
+          </w:p>
+        </w:tc>
+        <w:tc>
+          <w:tcPr>
+            <w:tcW w:w="6199" w:type="dxa"/>
+            <w:tcMar>
+              <w:left w:w="0" w:type="dxa"/>
+              <w:right w:w="0" w:type="dxa"/>
+            </w:tcMar>
+          </w:tcPr>
+          <w:p>
+            <w:pPr>
+              <w:rPr>
+                <w:cs/>
+              </w:rPr>
+            </w:pPr>
+            <w:r>
+              <w:rPr>
+                <w:cs/>
+              </w:rPr>
+              <w:t>ภาควิชา</w:t>
+            </w:r>
+            <w:r>
+              <w:rPr>
+                <w:rFonts w:hint="cs"/>
+                <w:color w:val="000000"/>
+                <w:cs/>
+              </w:rPr>
+              <w:t>วิศวกรรม</w:t>
+            </w:r>
+            <w:r>
+              <w:rPr>
+                <w:color w:val="000000"/>
+                <w:cs/>
+              </w:rPr>
+              <w:t>คอมพิวเตอร์</w:t>
+            </w:r>
+          </w:p>
+        </w:tc>
+      </w:tr>
+      <w:tr>
+        <w:tc>
+          <w:tcPr>
+            <w:tcW w:w="2160" w:type="dxa"/>
+            <w:tcMar>
+              <w:left w:w="0" w:type="dxa"/>
+              <w:right w:w="0" w:type="dxa"/>
+            </w:tcMar>
+          </w:tcPr>
+          <w:p>
+            <w:pPr>
+              <w:rPr>
+                <w:cs/>
+              </w:rPr>
+            </w:pPr>
+            <w:r>
+              <w:rPr>
+                <w:cs/>
+              </w:rPr>
+              <w:t>วัน-เดือน-ปี เกิด</w:t>
+            </w:r>
+          </w:p>
+        </w:tc>
+        <w:tc>
+          <w:tcPr>
+            <w:tcW w:w="6199" w:type="dxa"/>
+            <w:tcMar>
+              <w:left w:w="0" w:type="dxa"/>
+              <w:right w:w="0" w:type="dxa"/>
+            </w:tcMar>
+          </w:tcPr>
+          <w:p>
+            <w:r>
+              <w:rPr>
+                <w:cs/>
+              </w:rPr>
+              <w:t>วันที่</w:t>
+            </w:r>
+          </w:p>
+        </w:tc>
+      </w:tr>
+      <w:tr>
+        <w:tc>
+          <w:tcPr>
+            <w:tcW w:w="2160" w:type="dxa"/>
+            <w:tcMar>
+              <w:left w:w="0" w:type="dxa"/>
+              <w:right w:w="0" w:type="dxa"/>
+            </w:tcMar>
+          </w:tcPr>
+          <w:p>
+            <w:pPr>
+              <w:rPr>
+                <w:cs/>
+              </w:rPr>
+            </w:pPr>
+            <w:r>
+              <w:rPr>
+                <w:cs/>
+              </w:rPr>
+              <w:t>สถานที่เกิด</w:t>
+            </w:r>
+          </w:p>
+        </w:tc>
+        <w:tc>
+          <w:tcPr>
+            <w:tcW w:w="6199" w:type="dxa"/>
+            <w:tcMar>
+              <w:left w:w="0" w:type="dxa"/>
+              <w:right w:w="0" w:type="dxa"/>
+            </w:tcMar>
+          </w:tcPr>
+          <w:p>
+            <w:r>
+              <w:rPr>
+                <w:cs/>
+              </w:rPr>
+              <w:t>จังหวัด</w:t>
+            </w:r>
+            <w:r>
+              <w:rPr>
+                <w:cs/>
+              </w:rPr>
+              <w:t>ชลบุรี</w:t>
+            </w:r>
+          </w:p>
+        </w:tc>
+      </w:tr>
+      <w:tr>
+        <w:tc>
+          <w:tcPr>
+            <w:tcW w:w="2160" w:type="dxa"/>
+            <w:tcMar>
+              <w:left w:w="0" w:type="dxa"/>
+              <w:right w:w="0" w:type="dxa"/>
+            </w:tcMar>
+          </w:tcPr>
+          <w:p>
+            <w:pPr>
+              <w:rPr>
+                <w:cs/>
+              </w:rPr>
+            </w:pPr>
+            <w:r>
+              <w:rPr>
+                <w:cs/>
+              </w:rPr>
+              <w:t>ที่อยู่</w:t>
+            </w:r>
+          </w:p>
+        </w:tc>
+        <w:tc>
+          <w:tcPr>
+            <w:tcW w:w="6199" w:type="dxa"/>
+            <w:tcMar>
+              <w:left w:w="0" w:type="dxa"/>
+              <w:right w:w="0" w:type="dxa"/>
+            </w:tcMar>
+          </w:tcPr>
+          <w:p>
+            <w:pPr>
+              <w:rPr>
+                <w:cs/>
+              </w:rPr>
+            </w:pPr>
+            <w:r>
+              <w:rPr>
+                <w:cs/>
+              </w:rPr>
+              <w:t>(ตามสำเนาทะเบียนบ้าน)</w:t>
+            </w:r>
+          </w:p>
+        </w:tc>
+      </w:tr>
+      <w:tr>
+        <w:tc>
+          <w:tcPr>
+            <w:tcW w:w="2160" w:type="dxa"/>
+            <w:tcMar>
+              <w:left w:w="0" w:type="dxa"/>
+              <w:right w:w="0" w:type="dxa"/>
+            </w:tcMar>
+          </w:tcPr>
+          <w:p>
+            <w:pPr>
+              <w:rPr>
+                <w:cs/>
+              </w:rPr>
+            </w:pPr>
+            <w:r>
+              <w:rPr>
+                <w:cs/>
+              </w:rPr>
+              <w:t>ประวัติการศึกษา</w:t>
+            </w:r>
+          </w:p>
+        </w:tc>
+        <w:tc>
+          <w:tcPr>
+            <w:tcW w:w="6199" w:type="dxa"/>
+            <w:tcMar>
+              <w:left w:w="0" w:type="dxa"/>
+              <w:right w:w="0" w:type="dxa"/>
+            </w:tcMar>
+          </w:tcPr>
+          <w:p>
+            <w:r>
+              <w:rPr>
+                <w:cs/>
+              </w:rPr>
+              <w:t>มัธยมศึกษาตอน</w:t>
+            </w:r>
+            <w:r>
+              <w:rPr>
+                <w:rFonts w:hint="cs"/>
+                <w:cs/>
+              </w:rPr>
+              <w:t>ต้น</w:t>
+            </w:r>
+            <w:r>
+              <w:rPr>
+                <w:cs/>
+              </w:rPr>
+              <w:t xml:space="preserve"> (ม.</w:t>
+            </w:r>
+            <w:r>
+              <w:t>3</w:t>
+            </w:r>
+            <w:r>
+              <w:rPr>
+                <w:cs/>
+              </w:rPr>
+              <w:t>)  สถานที่สำเร็จการศึกษา  ปีที่สำเร็จ</w:t>
+            </w:r>
+          </w:p>
+          <w:p>
+            <w:r>
+              <w:rPr>
+                <w:cs/>
+              </w:rPr>
+              <w:t>ประกาศนียบัตรวิชาชีพ (ปวช.)  สถานที่สำเร็จการศึกษา  ปีที่สำเร็จ</w:t>
+            </w:r>
+          </w:p>
+          <w:p>
+            <w:pPr>
+              <w:rPr>
+                <w:cs/>
+              </w:rPr>
+            </w:pPr>
+            <w:r>
+              <w:rPr>
+                <w:cs/>
+              </w:rPr>
+              <w:t>ประกาศนียบัตรวิชาชีพชั้นสูง (ปวส.)  สถานที่สำเร็จการศึกษา  ปีที่สำเร็จ</w:t>
+            </w:r>
+          </w:p>
+        </w:tc>
+      </w:tr>
+    </w:tbl>
+    <w:p>
+      <w:pPr>
+        <w:jc w:val="both"/>
+        <w:rPr>
+          <w:b/>
+          <w:bCs/>
+        </w:rPr>
+      </w:pPr>
+    </w:p>
     <w:p>
       <w:pPr>
         <w:jc w:val="center"/>
+        <w:rPr>
+          <w:b/>
+          <w:bCs/>
+        </w:rPr>
+      </w:pPr>
+    </w:p>
+    <w:p>
+      <w:pPr>
+        <w:jc w:val="center"/>
+        <w:rPr>
+          <w:b/>
+          <w:bCs/>
+        </w:rPr>
+      </w:pPr>
+    </w:p>
+    <w:p>
+      <w:pPr>
+        <w:jc w:val="center"/>
+        <w:rPr>
+          <w:b/>
+          <w:bCs/>
+        </w:rPr>
+      </w:pPr>
+    </w:p>
+    <w:p>
+      <w:pPr>
+        <w:jc w:val="center"/>
+        <w:rPr>
+          <w:b/>
+          <w:bCs/>
+        </w:rPr>
+      </w:pPr>
+    </w:p>
+    <w:p>
+      <w:pPr>
+        <w:jc w:val="center"/>
+        <w:rPr>
+          <w:b/>
+          <w:bCs/>
+        </w:rPr>
+      </w:pPr>
+    </w:p>
+    <w:p>
+      <w:pPr>
+        <w:jc w:val="center"/>
+        <w:rPr>
+          <w:b/>
+          <w:bCs/>
+        </w:rPr>
+      </w:pPr>
+    </w:p>
+    <w:p>
+      <w:pPr>
+        <w:jc w:val="center"/>
+        <w:rPr>
+          <w:b/>
+          <w:bCs/>
+        </w:rPr>
+      </w:pPr>
+    </w:p>
+    <w:p>
+      <w:pPr>
+        <w:jc w:val="center"/>
+        <w:rPr>
+          <w:b/>
+          <w:bCs/>
+        </w:rPr>
+      </w:pPr>
+    </w:p>
+    <w:p>
+      <w:pPr>
+        <w:jc w:val="center"/>
+        <w:rPr>
+          <w:b/>
+          <w:bCs/>
+        </w:rPr>
+      </w:pPr>
+    </w:p>
+    <w:p>
+      <w:pPr>
+        <w:jc w:val="center"/>
       </w:pPr>
       <w:r>
         <w:rPr>
           <w:noProof/>
         </w:rPr>
+        <w:lastRenderedPageBreak/>
+        <mc:AlternateContent>
+          <mc:Choice Requires="wps">
+            <w:drawing>
+              <wp:inline distT="0" distB="0" distL="0" distR="0" wp14:anchorId="51446B68" wp14:editId="48D963D3">
+                <wp:extent cx="1371600" cy="1828800"/>
+                <wp:effectExtent l="0" t="0" r="19050" b="19050"/>
+                <wp:docPr id="411994529" name="Rectangle 525"/>
+                <wp:cNvGraphicFramePr>
+                  <a:graphicFrameLocks xmlns:a="http://schemas.openxmlformats.org/drawingml/2006/main"/>
+                </wp:cNvGraphicFramePr>
+                <a:graphic xmlns:a="http://schemas.openxmlformats.org/drawingml/2006/main">
+                  <a:graphicData uri="http://schemas.microsoft.com/office/word/2010/wordprocessingShape">
+                    <wps:wsp>
+                      <wps:cNvSpPr>
+                        <a:spLocks noChangeArrowheads="1"/>
+                      </wps:cNvSpPr>
+                      <wps:spPr bwMode="auto">
+                        <a:xfrm>
+                          <a:off x="0" y="0"/>
+                          <a:ext cx="1371600" cy="1828800"/>
+                        </a:xfrm>
+                        <a:prstGeom prst="rect">
+                          <a:avLst/>
+                        </a:prstGeom>
+                        <a:solidFill>
+                          <a:srgbClr val="FFFFFF"/>
+                        </a:solidFill>
+                        <a:ln w="9525">
+                          <a:solidFill>
+                            <a:srgbClr val="000000"/>
+                          </a:solidFill>
+                          <a:miter lim="800000"/>
+                          <a:headEnd/>
+                          <a:tailEnd/>
+                        </a:ln>
+                      </wps:spPr>
+                      <wps:txbx>
+                        <w:txbxContent>
+                          <w:p>
+                            <w:pPr>
+                              <w:jc w:val="center"/>
+                            </w:pPr>
+                          </w:p>
+                          <w:p>
+                            <w:pPr>
+                              <w:jc w:val="center"/>
+                            </w:pPr>
+                            <w:r>
+                              <w:rPr>
+                                <w:cs/>
+                              </w:rPr>
+                              <w:t>รูปภาพ</w:t>
+                            </w:r>
+                          </w:p>
+                          <w:p>
+                            <w:pPr>
+                              <w:jc w:val="center"/>
+                            </w:pPr>
+                            <w:r>
+                              <w:rPr>
+                                <w:cs/>
+                              </w:rPr>
+                              <w:t xml:space="preserve">ในชุดนักศึกษา  </w:t>
+                            </w:r>
+                          </w:p>
+                          <w:p>
+                            <w:pPr>
+                              <w:jc w:val="center"/>
+                              <w:rPr>
+                                <w:cs/>
+                              </w:rPr>
+                            </w:pPr>
+                            <w:r>
+                              <w:rPr>
+                                <w:cs/>
+                              </w:rPr>
+                              <w:t xml:space="preserve">ขนาด 1.5 </w:t>
+                            </w:r>
+                            <w:r>
+                              <w:t>x</w:t>
+                            </w:r>
+                            <w:r>
+                              <w:rPr>
+                                <w:cs/>
+                              </w:rPr>
+                              <w:t xml:space="preserve"> 2 นิ้ว</w:t>
+                            </w:r>
+                          </w:p>
+                        </w:txbxContent>
+                      </wps:txbx>
+                      <wps:bodyPr rot="0" vert="horz" wrap="square" lIns="91440" tIns="45720" rIns="91440" bIns="45720" anchor="t" anchorCtr="0" upright="1">
+                        <a:noAutofit/>
+                      </wps:bodyPr>
+                    </wps:wsp>
+                  </a:graphicData>
+                </a:graphic>
+              </wp:inline>
+            </w:drawing>
+          </mc:Choice>
+          <mc:Fallback>
+            <w:pict>
+              <v:rect w14:anchorId="51446B68" id="_x0000_s1030" style="width:108pt;height:2in;visibility:visible;mso-wrap-style:square;mso-left-percent:-10001;mso-top-percent:-10001;mso-position-horizontal:absolute;mso-position-horizontal-relative:char;mso-position-vertical:absolute;mso-position-vertical-relative:line;mso-left-percent:-10001;mso-top-percent:-10001;v-text-anchor:top" o:gfxdata="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">
+                <v:textbox>
+                  <w:txbxContent>
+                    <w:p>
+                      <w:pPr>
+                        <w:jc w:val="center"/>
+                      </w:pPr>
+                    </w:p>
+                    <w:p>
+                      <w:pPr>
+                        <w:jc w:val="center"/>
+                      </w:pPr>
+                      <w:r>
+                        <w:rPr>
+                          <w:cs/>
+                        </w:rPr>
+                        <w:t>รูปภาพ</w:t>
+                      </w:r>
+                    </w:p>
+                    <w:p>
+                      <w:pPr>
+                        <w:jc w:val="center"/>
+                      </w:pPr>
+                      <w:r>
+                        <w:rPr>
+                          <w:cs/>
+                        </w:rPr>
+                        <w:t xml:space="preserve">ในชุดนักศึกษา  </w:t>
+                      </w:r>
+                    </w:p>
+                    <w:p>
+                      <w:pPr>
+                        <w:jc w:val="center"/>
+                        <w:rPr>
+                          <w:cs/>
+                        </w:rPr>
+                      </w:pPr>
+                      <w:r>
+                        <w:rPr>
+                          <w:cs/>
+                        </w:rPr>
+                        <w:t xml:space="preserve">ขนาด 1.5 </w:t>
+                      </w:r>
+                      <w:r>
+                        <w:t>x</w:t>
+                      </w:r>
+                      <w:r>
+                        <w:rPr>
+                          <w:cs/>
+                        </w:rPr>
+                        <w:t xml:space="preserve"> 2 นิ้ว</w:t>
+                      </w:r>
+                    </w:p>
+                  </w:txbxContent>
+                </v:textbox>
+                <w10:anchorlock/>
+              </v:rect>
+            </w:pict>
+          </mc:Fallback>
+        </mc:AlternateContent>
+      </w:r>
+    </w:p>
+    <w:p>
+      <w:pPr>
+        <w:rPr>
+          <w:sz w:val="40"/>
+          <w:szCs w:val="40"/>
+        </w:rPr>
+      </w:pPr>
+    </w:p>
+    <w:tbl>
+      <w:tblPr>
+        <w:tblStyle w:val="TableGrid"/>
+        <w:tblW w:w="8359" w:type="dxa"/>
+        <w:tblBorders>
+          <w:top w:val="none" w:sz="0" w:space="0" w:color="auto"/>
+          <w:left w:val="none" w:sz="0" w:space="0" w:color="auto"/>
+          <w:bottom w:val="none" w:sz="0" w:space="0" w:color="auto"/>
+          <w:right w:val="none" w:sz="0" w:space="0" w:color="auto"/>
+          <w:insideH w:val="none" w:sz="0" w:space="0" w:color="auto"/>
+          <w:insideV w:val="none" w:sz="0" w:space="0" w:color="auto"/>
+        </w:tblBorders>
+        <w:tblLook w:val="0600" w:firstRow="0" w:lastRow="0" w:firstColumn="0" w:lastColumn="0" w:noHBand="1" w:noVBand="1"/>
+      </w:tblPr>
+      <w:tblGrid>
+        <w:gridCol w:w="2160"/>
+        <w:gridCol w:w="6199"/>
+      </w:tblGrid>
+      <w:tr>
+        <w:tc>
+          <w:tcPr>
+            <w:tcW w:w="2160" w:type="dxa"/>
+            <w:tcMar>
+              <w:left w:w="0" w:type="dxa"/>
+              <w:right w:w="0" w:type="dxa"/>
+            </w:tcMar>
+          </w:tcPr>
+          <w:p>
+            <w:r>
+              <w:rPr>
+                <w:cs/>
+              </w:rPr>
+              <w:t>ชื่อ</w:t>
+            </w:r>
+          </w:p>
+        </w:tc>
+        <w:tc>
+          <w:tcPr>
+            <w:tcW w:w="6199" w:type="dxa"/>
+            <w:tcMar>
+              <w:left w:w="0" w:type="dxa"/>
+              <w:right w:w="0" w:type="dxa"/>
+            </w:tcMar>
+          </w:tcPr>
+          <w:p>
+            <w:r>
+              <w:rPr>
+                <w:rFonts w:ascii="TH SarabunPSK" w:hAnsi="TH SarabunPSK" w:cs="TH SarabunPSK"/>
+                <w:cs/>
+              </w:rPr>
+              <w:t>นายศักดา</w:t>
+            </w:r>
+            <w:r>
+              <w:rPr>
+                <w:rFonts w:ascii="TH SarabunPSK" w:hAnsi="TH SarabunPSK" w:cs="TH SarabunPSK"/>
+              </w:rPr>
+              <w:t xml:space="preserve">  </w:t>
+            </w:r>
+            <w:r>
+              <w:rPr>
+                <w:rFonts w:ascii="TH SarabunPSK" w:hAnsi="TH SarabunPSK" w:cs="TH SarabunPSK"/>
+                <w:cs/>
+              </w:rPr>
+              <w:t>เบ้าคำ</w:t>
+            </w:r>
+            <w:r>
+              <w:rPr>
+                <w:rFonts w:ascii="TH SarabunPSK" w:hAnsi="TH SarabunPSK" w:cs="TH SarabunPSK"/>
+              </w:rPr>
+              <w:t xml:space="preserve">  </w:t>
+            </w:r>
+            <w:r>
+              <w:rPr>
+                <w:cs/>
+              </w:rPr>
+              <w:t xml:space="preserve">รหัส  </w:t>
+            </w:r>
+            <w:r>
+              <w:rPr>
+                <w:rFonts w:ascii="TH SarabunPSK" w:hAnsi="TH SarabunPSK" w:cs="TH SarabunPSK"/>
+              </w:rPr>
+              <w:t>116730462016-0</w:t>
+            </w:r>
+          </w:p>
+        </w:tc>
+      </w:tr>
+      <w:tr>
+        <w:tc>
+          <w:tcPr>
+            <w:tcW w:w="2160" w:type="dxa"/>
+            <w:tcMar>
+              <w:left w:w="0" w:type="dxa"/>
+              <w:right w:w="0" w:type="dxa"/>
+            </w:tcMar>
+          </w:tcPr>
+          <w:p>
+            <w:pPr>
+              <w:rPr>
+                <w:cs/>
+              </w:rPr>
+            </w:pPr>
+            <w:r>
+              <w:rPr>
+                <w:cs/>
+              </w:rPr>
+              <w:t>สาขาวิชา</w:t>
+            </w:r>
+            <w:r>
+              <w:t>/</w:t>
+            </w:r>
+            <w:r>
+              <w:rPr>
+                <w:cs/>
+              </w:rPr>
+              <w:t>ภาควิชา</w:t>
+            </w:r>
+          </w:p>
+        </w:tc>
+        <w:tc>
+          <w:tcPr>
+            <w:tcW w:w="6199" w:type="dxa"/>
+            <w:tcMar>
+              <w:left w:w="0" w:type="dxa"/>
+              <w:right w:w="0" w:type="dxa"/>
+            </w:tcMar>
+          </w:tcPr>
+          <w:p>
+            <w:pPr>
+              <w:rPr>
+                <w:cs/>
+              </w:rPr>
+            </w:pPr>
+            <w:r>
+              <w:rPr>
+                <w:cs/>
+              </w:rPr>
+              <w:t>ภาควิชา</w:t>
+            </w:r>
+            <w:r>
+              <w:rPr>
+                <w:rFonts w:hint="cs"/>
+                <w:color w:val="000000"/>
+                <w:cs/>
+              </w:rPr>
+              <w:t>วิศวกรรม</w:t>
+            </w:r>
+            <w:r>
+              <w:rPr>
+                <w:color w:val="000000"/>
+                <w:cs/>
+              </w:rPr>
+              <w:t>คอมพิวเตอร์</w:t>
+            </w:r>
+          </w:p>
+        </w:tc>
+      </w:tr>
+      <w:tr>
+        <w:tc>
+          <w:tcPr>
+            <w:tcW w:w="2160" w:type="dxa"/>
+            <w:tcMar>
+              <w:left w:w="0" w:type="dxa"/>
+              <w:right w:w="0" w:type="dxa"/>
+            </w:tcMar>
+          </w:tcPr>
+          <w:p>
+            <w:pPr>
+              <w:rPr>
+                <w:cs/>
+              </w:rPr>
+            </w:pPr>
+            <w:r>
+              <w:rPr>
+                <w:cs/>
+              </w:rPr>
+              <w:t>วัน-เดือน-ปี เกิด</w:t>
+            </w:r>
+          </w:p>
+        </w:tc>
+        <w:tc>
+          <w:tcPr>
+            <w:tcW w:w="6199" w:type="dxa"/>
+            <w:tcMar>
+              <w:left w:w="0" w:type="dxa"/>
+              <w:right w:w="0" w:type="dxa"/>
+            </w:tcMar>
+          </w:tcPr>
+          <w:p>
+            <w:pPr>
+              <w:rPr>
+                <w:cs/>
+              </w:rPr>
+            </w:pPr>
+            <w:r>
+              <w:rPr>
+                <w:cs/>
+              </w:rPr>
+              <w:t>วันที่</w:t>
+            </w:r>
+            <w:r>
+              <w:t xml:space="preserve"> 13</w:t>
+            </w:r>
+            <w:r>
+              <w:t xml:space="preserve"> </w:t>
+            </w:r>
+            <w:r>
+              <w:rPr>
+                <w:rFonts w:hint="cs"/>
+                <w:cs/>
+              </w:rPr>
+              <w:t>มิถ</w:t>
+            </w:r>
+            <w:r>
+              <w:rPr>
+                <w:rFonts w:hint="cs"/>
+                <w:cs/>
+              </w:rPr>
+              <w:t>ุ</w:t>
+            </w:r>
+            <w:r>
+              <w:rPr>
+                <w:rFonts w:hint="cs"/>
+                <w:cs/>
+              </w:rPr>
+              <w:t>นายน</w:t>
+            </w:r>
+            <w:r>
+              <w:rPr>
+                <w:rFonts w:hint="cs"/>
+                <w:cs/>
+              </w:rPr>
+              <w:t xml:space="preserve"> </w:t>
+            </w:r>
+            <w:r>
+              <w:rPr>
+                <w:cs/>
+              </w:rPr>
+              <w:t>25</w:t>
+            </w:r>
+            <w:r>
+              <w:t>46</w:t>
+            </w:r>
+          </w:p>
+        </w:tc>
+      </w:tr>
+      <w:tr>
+        <w:tc>
+          <w:tcPr>
+            <w:tcW w:w="2160" w:type="dxa"/>
+            <w:tcMar>
+              <w:left w:w="0" w:type="dxa"/>
+              <w:right w:w="0" w:type="dxa"/>
+            </w:tcMar>
+          </w:tcPr>
+          <w:p>
+            <w:pPr>
+              <w:rPr>
+                <w:cs/>
+              </w:rPr>
+            </w:pPr>
+            <w:r>
+              <w:rPr>
+                <w:cs/>
+              </w:rPr>
+              <w:t>สถานที่เกิด</w:t>
+            </w:r>
+          </w:p>
+        </w:tc>
+        <w:tc>
+          <w:tcPr>
+            <w:tcW w:w="6199" w:type="dxa"/>
+            <w:tcMar>
+              <w:left w:w="0" w:type="dxa"/>
+              <w:right w:w="0" w:type="dxa"/>
+            </w:tcMar>
+          </w:tcPr>
+          <w:p>
+            <w:pPr>
+              <w:rPr>
+                <w:cs/>
+              </w:rPr>
+            </w:pPr>
+            <w:r>
+              <w:rPr>
+                <w:cs/>
+              </w:rPr>
+              <w:t>จังหวัด</w:t>
+            </w:r>
+            <w:r>
+              <w:rPr>
+                <w:cs/>
+              </w:rPr>
+              <w:t>สระแก้ว</w:t>
+            </w:r>
+          </w:p>
+        </w:tc>
+      </w:tr>
+      <w:tr>
+        <w:tc>
+          <w:tcPr>
+            <w:tcW w:w="2160" w:type="dxa"/>
+            <w:tcMar>
+              <w:left w:w="0" w:type="dxa"/>
+              <w:right w:w="0" w:type="dxa"/>
+            </w:tcMar>
+          </w:tcPr>
+          <w:p>
+            <w:pPr>
+              <w:rPr>
+                <w:cs/>
+              </w:rPr>
+            </w:pPr>
+            <w:r>
+              <w:rPr>
+                <w:cs/>
+              </w:rPr>
+              <w:t>ที่อยู่</w:t>
+            </w:r>
+          </w:p>
+        </w:tc>
+        <w:tc>
+          <w:tcPr>
+            <w:tcW w:w="6199" w:type="dxa"/>
+            <w:tcMar>
+              <w:left w:w="0" w:type="dxa"/>
+              <w:right w:w="0" w:type="dxa"/>
+            </w:tcMar>
+          </w:tcPr>
+          <w:p>
+            <w:pPr>
+              <w:rPr>
+                <w:cs/>
+              </w:rPr>
+            </w:pPr>
+            <w:r>
+              <w:rPr>
+                <w:cs/>
+              </w:rPr>
+              <w:t>(ตามสำเนาทะเบียนบ้าน)</w:t>
+            </w:r>
+          </w:p>
+        </w:tc>
+      </w:tr>
+      <w:tr>
+        <w:tc>
+          <w:tcPr>
+            <w:tcW w:w="2160" w:type="dxa"/>
+            <w:tcMar>
+              <w:left w:w="0" w:type="dxa"/>
+              <w:right w:w="0" w:type="dxa"/>
+            </w:tcMar>
+          </w:tcPr>
+          <w:p>
+            <w:pPr>
+              <w:rPr>
+                <w:cs/>
+              </w:rPr>
+            </w:pPr>
+            <w:r>
+              <w:rPr>
+                <w:cs/>
+              </w:rPr>
+              <w:t>ประวัติการศึกษา</w:t>
+            </w:r>
+          </w:p>
+        </w:tc>
+        <w:tc>
+          <w:tcPr>
+            <w:tcW w:w="6199" w:type="dxa"/>
+            <w:tcMar>
+              <w:left w:w="0" w:type="dxa"/>
+              <w:right w:w="0" w:type="dxa"/>
+            </w:tcMar>
+          </w:tcPr>
+          <w:p>
+            <w:r>
+              <w:rPr>
+                <w:cs/>
+              </w:rPr>
+              <w:t>มัธยมศึกษาตอน</w:t>
+            </w:r>
+            <w:r>
+              <w:rPr>
+                <w:rFonts w:hint="cs"/>
+                <w:cs/>
+              </w:rPr>
+              <w:t>ต้น</w:t>
+            </w:r>
+            <w:r>
+              <w:rPr>
+                <w:cs/>
+              </w:rPr>
+              <w:t xml:space="preserve"> (ม.</w:t>
+            </w:r>
+            <w:r>
+              <w:t>3</w:t>
+            </w:r>
+            <w:r>
+              <w:rPr>
+                <w:cs/>
+              </w:rPr>
+              <w:t>)  สถานที่สำเร็จการศึกษา  ปีที่สำเร็จ</w:t>
+            </w:r>
+          </w:p>
+          <w:p>
+            <w:r>
+              <w:rPr>
+                <w:cs/>
+              </w:rPr>
+              <w:t>ประกาศนียบัตรวิชาชีพ (ปวช.)  สถานที่สำเร็จการศึกษา  ปีที่สำเร็จ</w:t>
+            </w:r>
+          </w:p>
+          <w:p>
+            <w:pPr>
+              <w:rPr>
+                <w:cs/>
+              </w:rPr>
+            </w:pPr>
+            <w:r>
+              <w:rPr>
+                <w:cs/>
+              </w:rPr>
+              <w:t>ประกาศนียบัตรวิชาชีพชั้นสูง (ปวส.)  สถานที่สำเร็จการศึกษา  ปีที่สำเร็จ</w:t>
+            </w:r>
+          </w:p>
+        </w:tc>
+      </w:tr>
+    </w:tbl>
+    <w:p>
+      <w:pPr>
+        <w:jc w:val="center"/>
+        <w:rPr>
+          <w:b/>
+          <w:bCs/>
+        </w:rPr>
+      </w:pPr>
+    </w:p>
+    <w:p>
+      <w:pPr>
+        <w:jc w:val="center"/>
+        <w:rPr>
+          <w:b/>
+          <w:bCs/>
+        </w:rPr>
+      </w:pPr>
+    </w:p>
+    <w:p>
+      <w:pPr>
+        <w:jc w:val="center"/>
+        <w:rPr>
+          <w:b/>
+          <w:bCs/>
+        </w:rPr>
+      </w:pPr>
+    </w:p>
+    <w:p>
+      <w:pPr>
+        <w:jc w:val="center"/>
+        <w:rPr>
+          <w:b/>
+          <w:bCs/>
+        </w:rPr>
+      </w:pPr>
+    </w:p>
+    <w:p>
+      <w:pPr>
+        <w:jc w:val="center"/>
+        <w:rPr>
+          <w:b/>
+          <w:bCs/>
+        </w:rPr>
+      </w:pPr>
+    </w:p>
+    <w:p>
+      <w:pPr>
+        <w:jc w:val="center"/>
+        <w:rPr>
+          <w:b/>
+          <w:bCs/>
+        </w:rPr>
+      </w:pPr>
+    </w:p>
+    <w:p>
+      <w:pPr>
+        <w:rPr>
+          <w:b/>
+          <w:bCs/>
+        </w:rPr>
+      </w:pPr>
+    </w:p>
+    <w:p>
+      <w:pPr>
+        <w:rPr>
+          <w:sz w:val="40"/>
+          <w:szCs w:val="40"/>
+        </w:rPr>
+      </w:pPr>
+    </w:p>
+    <w:p>
+      <w:pPr>
+        <w:jc w:val="center"/>
+      </w:pPr>
+      <w:r>
+        <w:rPr>
+          <w:noProof/>
+        </w:rPr>
+        <w:lastRenderedPageBreak/>
         <mc:AlternateContent>
           <mc:Choice Requires="wps">
             <w:drawing>
@@ -9727,7 +12469,7 @@
           </mc:Choice>
           <mc:Fallback>
             <w:pict>
-              <v:rect w14:anchorId="3234B551" id="Rectangle 525" o:spid="_x0000_s1026" style="width:108pt;height:2in;visibility:visible;mso-wrap-style:square;mso-left-percent:-10001;mso-top-percent:-10001;mso-position-horizontal:absolute;mso-position-horizontal-relative:char;mso-position-vertical:absolute;mso-position-vertical-relative:line;mso-left-percent:-10001;mso-top-percent:-10001;v-text-anchor:top" o:gfxdata="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">
+              <v:rect w14:anchorId="3234B551" id="_x0000_s1031" style="width:108pt;height:2in;visibility:visible;mso-wrap-style:square;mso-left-percent:-10001;mso-top-percent:-10001;mso-position-horizontal:absolute;mso-position-horizontal-relative:char;mso-position-vertical:absolute;mso-position-vertical-relative:line;mso-left-percent:-10001;mso-top-percent:-10001;v-text-anchor:top" o:gfxdata="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">
                 <v:textbox>
                   <w:txbxContent>
                     <w:p>
@@ -9846,43 +12588,37 @@
               <w:rPr>
                 <w:cs/>
               </w:rPr>
-              <w:t>นายนครสวรรค์</w:t>
-            </w:r>
-            <w:r>
-              <w:rPr>
-                <w:color w:val="FFFFFF"/>
-                <w:cs/>
-              </w:rPr>
-              <w:t>**</w:t>
-            </w:r>
-            <w:r>
-              <w:rPr>
-                <w:cs/>
-              </w:rPr>
-              <w:t>มั่งมีสุข</w:t>
+              <w:t>นาย</w:t>
             </w:r>
             <w:r>
               <w:rPr>
                 <w:rFonts w:hint="cs"/>
                 <w:cs/>
               </w:rPr>
+              <w:t>พลกฤต</w:t>
+            </w:r>
+            <w:r>
               <w:t xml:space="preserve">  </w:t>
             </w:r>
             <w:r>
               <w:rPr>
-                <w:cs/>
-              </w:rPr>
-              <w:t>รหัส</w:t>
-            </w:r>
-            <w:r>
-              <w:rPr>
                 <w:rFonts w:hint="cs"/>
                 <w:cs/>
               </w:rPr>
-              <w:t xml:space="preserve">  </w:t>
-            </w:r>
-            <w:r>
-              <w:t>XXXXXXXXX-X</w:t>
+              <w:t>สมทรง</w:t>
+            </w:r>
+            <w:r>
+              <w:rPr>
+                <w:cs/>
+              </w:rPr>
+              <w:t xml:space="preserve">  รหัส  </w:t>
+            </w:r>
+            <w:r>
+              <w:rPr>
+                <w:rFonts w:hint="cs"/>
+                <w:cs/>
+              </w:rPr>
+              <w:t>116730462007-9</w:t>
             </w:r>
           </w:p>
         </w:tc>
@@ -9937,7 +12673,22 @@
               <w:rPr>
                 <w:cs/>
               </w:rPr>
-              <w:t>ภาควิชา...................................</w:t>
+              <w:t>ภาควิชา</w:t>
+            </w:r>
+            <w:r>
+              <w:rPr>
+                <w:rFonts w:hint="cs"/>
+                <w:color w:val="000000"/>
+                <w:cs/>
+              </w:rPr>
+              <w:t>วิศวกรรม</w:t>
+            </w:r>
+            <w:r>
+              <w:rPr>
+                <w:color w:val="000000"/>
+                <w:cs/>
+              </w:rPr>
+              <w:t>คอมพิวเตอร์</w:t>
             </w:r>
           </w:p>
         </w:tc>
@@ -9983,7 +12734,32 @@
               <w:rPr>
                 <w:cs/>
               </w:rPr>
-              <w:t>วันที่ 1 มกราคม 2525</w:t>
+              <w:t>วันที่</w:t>
+            </w:r>
+            <w:r>
+              <w:t xml:space="preserve"> 8</w:t>
+            </w:r>
+            <w:r>
+              <w:rPr>
+                <w:cs/>
+              </w:rPr>
+              <w:t xml:space="preserve"> </w:t>
+            </w:r>
+            <w:r>
+              <w:rPr>
+                <w:rFonts w:hint="cs"/>
+                <w:cs/>
+              </w:rPr>
+              <w:t xml:space="preserve">ตุลาคม </w:t>
+            </w:r>
+            <w:r>
+              <w:rPr>
+                <w:cs/>
+              </w:rPr>
+              <w:t>25</w:t>
+            </w:r>
+            <w:r>
+              <w:t>46</w:t>
             </w:r>
           </w:p>
         </w:tc>
@@ -10029,7 +12805,13 @@
               <w:rPr>
                 <w:cs/>
               </w:rPr>
-              <w:t>จังหวัดนครสวรรค์</w:t>
+              <w:t>จังหวัด</w:t>
+            </w:r>
+            <w:r>
+              <w:rPr>
+                <w:cs/>
+              </w:rPr>
+              <w:t>สุราษฎร์ธานี</w:t>
             </w:r>
           </w:p>
         </w:tc>
@@ -10066,16 +12848,47 @@
             </w:tcMar>
           </w:tcPr>
           <w:p>
-            <w:pPr>
-              <w:rPr>
-                <w:cs/>
-              </w:rPr>
-            </w:pPr>
-            <w:r>
-              <w:rPr>
-                <w:cs/>
-              </w:rPr>
-              <w:t>(ตามสำเนาทะเบียนบ้าน)</w:t>
+            <w:r>
+              <w:t>7</w:t>
+            </w:r>
+            <w:r>
+              <w:t xml:space="preserve"> </w:t>
+            </w:r>
+            <w:r>
+              <w:rPr>
+                <w:rFonts w:hint="cs"/>
+                <w:cs/>
+              </w:rPr>
+              <w:t>หมู่ที่</w:t>
+            </w:r>
+            <w:r>
+              <w:t xml:space="preserve"> 3</w:t>
+            </w:r>
+            <w:r>
+              <w:rPr>
+                <w:rFonts w:hint="cs"/>
+                <w:cs/>
+              </w:rPr>
+              <w:t xml:space="preserve"> ตำบลบางโพธิ์ อำเภอเมือง</w:t>
+            </w:r>
+            <w:r>
+              <w:rPr>
+                <w:cs/>
+              </w:rPr>
+              <w:t>สุราษฎร์ธานี</w:t>
+            </w:r>
+            <w:r>
+              <w:rPr>
+                <w:rFonts w:hint="cs"/>
+                <w:cs/>
+              </w:rPr>
+              <w:t xml:space="preserve"> จังหวัด</w:t>
+            </w:r>
+            <w:r>
+              <w:rPr>
+                <w:cs/>
+              </w:rPr>
+              <w:t>สุราษฎร์ธานี</w:t>
             </w:r>
           </w:p>
         </w:tc>
@@ -10116,13 +12929,35 @@
               <w:rPr>
                 <w:cs/>
               </w:rPr>
-              <w:t>มัธยมศึกษาตอนปลาย (ม.6)</w:t>
+              <w:t>มัธยมศึกษาตอน</w:t>
             </w:r>
             <w:r>
               <w:rPr>
                 <w:rFonts w:hint="cs"/>
                 <w:cs/>
               </w:rPr>
+              <w:t>ต้น</w:t>
+            </w:r>
+            <w:r>
+              <w:rPr>
+                <w:cs/>
+              </w:rPr>
+              <w:t xml:space="preserve"> (ม.</w:t>
+            </w:r>
+            <w:r>
+              <w:t>3</w:t>
+            </w:r>
+            <w:r>
+              <w:rPr>
+                <w:cs/>
+              </w:rPr>
+              <w:t>)</w:t>
+            </w:r>
+            <w:r>
+              <w:rPr>
+                <w:rFonts w:hint="cs"/>
+                <w:cs/>
+              </w:rPr>
               <w:t xml:space="preserve">  </w:t>
             </w:r>
             <w:r>
@@ -10136,40 +12971,131 @@
                 <w:rFonts w:hint="cs"/>
                 <w:cs/>
               </w:rPr>
+              <w:t xml:space="preserve"> </w:t>
+            </w:r>
+            <w:r>
+              <w:rPr>
+                <w:cs/>
+              </w:rPr>
+              <w:t>โรงเรียนเมืองสุราษฎร์ธานี</w:t>
+            </w:r>
+            <w:r>
+              <w:rPr>
+                <w:rFonts w:hint="cs"/>
+                <w:cs/>
+              </w:rPr>
+              <w:t xml:space="preserve"> </w:t>
+            </w:r>
+            <w:r>
+              <w:rPr>
+                <w:cs/>
+              </w:rPr>
+              <w:t>ปีที่สำเร็จ</w:t>
+            </w:r>
+            <w:r>
+              <w:rPr>
+                <w:rFonts w:hint="cs"/>
+                <w:cs/>
+              </w:rPr>
+              <w:t xml:space="preserve"> </w:t>
+            </w:r>
+            <w:r>
+              <w:t>2559</w:t>
+            </w:r>
+          </w:p>
+          <w:p>
+            <w:pPr>
+              <w:rPr>
+                <w:rFonts w:hint="cs"/>
+                <w:cs/>
+              </w:rPr>
+            </w:pPr>
+            <w:r>
+              <w:rPr>
+                <w:cs/>
+              </w:rPr>
+              <w:t>ประกาศนียบัตรวิชาชีพ (ปวช.)</w:t>
+            </w:r>
+            <w:r>
+              <w:rPr>
+                <w:rFonts w:hint="cs"/>
+                <w:cs/>
+              </w:rPr>
               <w:t xml:space="preserve">  </w:t>
             </w:r>
             <w:r>
               <w:rPr>
                 <w:cs/>
               </w:rPr>
+              <w:t>สถานที่สำเร็จการศึกษา</w:t>
+            </w:r>
+            <w:r>
+              <w:t xml:space="preserve">  </w:t>
+            </w:r>
+            <w:r>
+              <w:rPr>
+                <w:cs/>
+              </w:rPr>
+              <w:t>วิทยาลัยเทคนิคสุราษฎร์ธานี</w:t>
+            </w:r>
+            <w:r>
+              <w:t xml:space="preserve">  </w:t>
+            </w:r>
+            <w:r>
+              <w:rPr>
+                <w:cs/>
+              </w:rPr>
               <w:t>ปีที่สำเร็จ</w:t>
             </w:r>
-          </w:p>
-          <w:p>
-            <w:r>
-              <w:rPr>
-                <w:cs/>
-              </w:rPr>
-              <w:t>ประกาศนียบัตรวิชาชีพ (ปวช.)</w:t>
+            <w:r>
+              <w:t xml:space="preserve"> 2562</w:t>
+            </w:r>
+          </w:p>
+          <w:p>
+            <w:pPr>
+              <w:rPr>
+                <w:cs/>
+              </w:rPr>
+            </w:pPr>
+            <w:r>
+              <w:rPr>
+                <w:cs/>
+              </w:rPr>
+              <w:t>ประกาศนียบัตรวิชาชีพชั้นสูง</w:t>
             </w:r>
             <w:r>
               <w:rPr>
                 <w:rFonts w:hint="cs"/>
                 <w:cs/>
               </w:rPr>
+              <w:t xml:space="preserve"> </w:t>
+            </w:r>
+            <w:r>
+              <w:rPr>
+                <w:cs/>
+              </w:rPr>
+              <w:t>(ปวส.)</w:t>
+            </w:r>
+            <w:r>
+              <w:rPr>
+                <w:rFonts w:hint="cs"/>
+                <w:cs/>
+              </w:rPr>
               <w:t xml:space="preserve">  </w:t>
             </w:r>
             <w:r>
               <w:rPr>
                 <w:cs/>
               </w:rPr>
-              <w:t>สถานที่สำเร็จการศึกษา</w:t>
-            </w:r>
-            <w:r>
-              <w:rPr>
-                <w:rFonts w:hint="cs"/>
-                <w:cs/>
-              </w:rPr>
+              <w:t xml:space="preserve">สถานที่สำเร็จการศึกษา  </w:t>
+            </w:r>
+            <w:r>
+              <w:rPr>
+                <w:cs/>
+              </w:rPr>
+              <w:t>วิทยาลัยเทคนิคสุราษฎร์ธานี</w:t>
+            </w:r>
+            <w:r>
               <w:t xml:space="preserve">  </w:t>
             </w:r>
             <w:r>
@@ -10178,44 +13104,8 @@
               </w:rPr>
               <w:t>ปีที่สำเร็จ</w:t>
             </w:r>
-          </w:p>
-          <w:p>
-            <w:pPr>
-              <w:rPr>
-                <w:cs/>
-              </w:rPr>
-            </w:pPr>
-            <w:r>
-              <w:rPr>
-                <w:cs/>
-              </w:rPr>
-              <w:t>ประกาศนียบัตรวิชาชีพชั้นสูง (ปวส.)</w:t>
-            </w:r>
-            <w:r>
-              <w:rPr>
-                <w:rFonts w:hint="cs"/>
-                <w:cs/>
-              </w:rPr>
-              <w:t xml:space="preserve">  </w:t>
-            </w:r>
-            <w:r>
-              <w:rPr>
-                <w:cs/>
-              </w:rPr>
-              <w:t>สถานที่สำเร็จการศึกษา</w:t>
-            </w:r>
-            <w:r>
-              <w:rPr>
-                <w:rFonts w:hint="cs"/>
-                <w:cs/>
-              </w:rPr>
-              <w:t xml:space="preserve">  </w:t>
-            </w:r>
-            <w:r>
-              <w:rPr>
-                <w:cs/>
-              </w:rPr>
-              <w:t>ปีที่สำเร็จ</w:t>
+            <w:r>
+              <w:t xml:space="preserve"> 2565</w:t>
             </w:r>
           </w:p>
         </w:tc>
@@ -10873,6 +13763,209 @@
     </w:lvl>
   </w:abstractNum>
   <w:abstractNum w:abstractNumId="1" w15:restartNumberingAfterBreak="0">
+    <w:nsid w:val="0AF50E91"/>
+    <w:multiLevelType w:val="hybridMultilevel"/>
+    <w:tmpl w:val="54CA5F6C"/>
+    <w:lvl w:ilvl="0" w:tplc="05946D10">
+      <w:start w:val="1"/>
+      <w:numFmt w:val="decimal"/>
+      <w:lvlText w:val="%1)"/>
+      <w:lvlJc w:val="left"/>
+      <w:pPr>
+        <w:ind w:left="1494" w:hanging="360"/>
+      </w:pPr>
+      <w:rPr>
+        <w:rFonts w:hint="default"/>
+        <w:color w:val="auto"/>
+      </w:rPr>
+    </w:lvl>
+    <w:lvl w:ilvl="1" w:tplc="04090019" w:tentative="1">
+      <w:start w:val="1"/>
+      <w:numFmt w:val="lowerLetter"/>
+      <w:lvlText w:val="%2."/>
+      <w:lvlJc w:val="left"/>
+      <w:pPr>
+        <w:ind w:left="2214" w:hanging="360"/>
+      </w:pPr>
+    </w:lvl>
+    <w:lvl w:ilvl="2" w:tplc="0409001B" w:tentative="1">
+      <w:start w:val="1"/>
+      <w:numFmt w:val="lowerRoman"/>
+      <w:lvlText w:val="%3."/>
+      <w:lvlJc w:val="right"/>
+      <w:pPr>
+        <w:ind w:left="2934" w:hanging="180"/>
+      </w:pPr>
+    </w:lvl>
+    <w:lvl w:ilvl="3" w:tplc="0409000F" w:tentative="1">
+      <w:start w:val="1"/>
+      <w:numFmt w:val="decimal"/>
+      <w:lvlText w:val="%4."/>
+      <w:lvlJc w:val="left"/>
+      <w:pPr>
+        <w:ind w:left="3654" w:hanging="360"/>
+      </w:pPr>
+    </w:lvl>
+    <w:lvl w:ilvl="4" w:tplc="04090019" w:tentative="1">
+      <w:start w:val="1"/>
+      <w:numFmt w:val="lowerLetter"/>
+      <w:lvlText w:val="%5."/>
+      <w:lvlJc w:val="left"/>
+      <w:pPr>
+        <w:ind w:left="4374" w:hanging="360"/>
+      </w:pPr>
+    </w:lvl>
+    <w:lvl w:ilvl="5" w:tplc="0409001B" w:tentative="1">
+      <w:start w:val="1"/>
+      <w:numFmt w:val="lowerRoman"/>
+      <w:lvlText w:val="%6."/>
+      <w:lvlJc w:val="right"/>
+      <w:pPr>
+        <w:ind w:left="5094" w:hanging="180"/>
+      </w:pPr>
+    </w:lvl>
+    <w:lvl w:ilvl="6" w:tplc="0409000F" w:tentative="1">
+      <w:start w:val="1"/>
+      <w:numFmt w:val="decimal"/>
+      <w:lvlText w:val="%7."/>
+      <w:lvlJc w:val="left"/>
+      <w:pPr>
+        <w:ind w:left="5814" w:hanging="360"/>
+      </w:pPr>
+    </w:lvl>
+    <w:lvl w:ilvl="7" w:tplc="04090019" w:tentative="1">
+      <w:start w:val="1"/>
+      <w:numFmt w:val="lowerLetter"/>
+      <w:lvlText w:val="%8."/>
+      <w:lvlJc w:val="left"/>
+      <w:pPr>
+        <w:ind w:left="6534" w:hanging="360"/>
+      </w:pPr>
+    </w:lvl>
+    <w:lvl w:ilvl="8" w:tplc="0409001B" w:tentative="1">
+      <w:start w:val="1"/>
+      <w:numFmt w:val="lowerRoman"/>
+      <w:lvlText w:val="%9."/>
+      <w:lvlJc w:val="right"/>
+      <w:pPr>
+        <w:ind w:left="7254" w:hanging="180"/>
+      </w:pPr>
+    </w:lvl>
+  </w:abstractNum>
+  <w:abstractNum w:abstractNumId="2" w15:restartNumberingAfterBreak="0">
+    <w:nsid w:val="0C83354A"/>
+    <w:multiLevelType w:val="multilevel"/>
+    <w:tmpl w:val="42F64C4C"/>
+    <w:lvl w:ilvl="0">
+      <w:start w:val="1"/>
+      <w:numFmt w:val="decimal"/>
+      <w:lvlText w:val="%1"/>
+      <w:lvlJc w:val="left"/>
+      <w:pPr>
+        <w:ind w:left="460" w:hanging="460"/>
+      </w:pPr>
+      <w:rPr>
+        <w:rFonts w:hint="default"/>
+      </w:rPr>
+    </w:lvl>
+    <w:lvl w:ilvl="1">
+      <w:start w:val="3"/>
+      <w:numFmt w:val="decimal"/>
+      <w:lvlText w:val="%1.%2"/>
+      <w:lvlJc w:val="left"/>
+      <w:pPr>
+        <w:ind w:left="740" w:hanging="460"/>
+      </w:pPr>
+      <w:rPr>
+        <w:rFonts w:hint="default"/>
+      </w:rPr>
+    </w:lvl>
+    <w:lvl w:ilvl="2">
+      <w:start w:val="1"/>
+      <w:numFmt w:val="decimal"/>
+      <w:lvlText w:val="%1.%2.%3"/>
+      <w:lvlJc w:val="left"/>
+      <w:pPr>
+        <w:ind w:left="1280" w:hanging="720"/>
+      </w:pPr>
+      <w:rPr>
+        <w:rFonts w:hint="default"/>
+      </w:rPr>
+    </w:lvl>
+    <w:lvl w:ilvl="3">
+      <w:start w:val="1"/>
+      <w:numFmt w:val="decimal"/>
+      <w:lvlText w:val="%1.%2.%3.%4"/>
+      <w:lvlJc w:val="left"/>
+      <w:pPr>
+        <w:ind w:left="1560" w:hanging="720"/>
+      </w:pPr>
+      <w:rPr>
+        <w:rFonts w:hint="default"/>
+      </w:rPr>
+    </w:lvl>
+    <w:lvl w:ilvl="4">
+      <w:start w:val="1"/>
+      <w:numFmt w:val="decimal"/>
+      <w:lvlText w:val="%1.%2.%3.%4.%5"/>
+      <w:lvlJc w:val="left"/>
+      <w:pPr>
+        <w:ind w:left="2200" w:hanging="1080"/>
+      </w:pPr>
+      <w:rPr>
+        <w:rFonts w:hint="default"/>
+      </w:rPr>
+    </w:lvl>
+    <w:lvl w:ilvl="5">
+      <w:start w:val="1"/>
+      <w:numFmt w:val="decimal"/>
+      <w:lvlText w:val="%1.%2.%3.%4.%5.%6"/>
+      <w:lvlJc w:val="left"/>
+      <w:pPr>
+        <w:ind w:left="2480" w:hanging="1080"/>
+      </w:pPr>
+      <w:rPr>
+        <w:rFonts w:hint="default"/>
+      </w:rPr>
+    </w:lvl>
+    <w:lvl w:ilvl="6">
+      <w:start w:val="1"/>
+      <w:numFmt w:val="decimal"/>
+      <w:lvlText w:val="%1.%2.%3.%4.%5.%6.%7"/>
+      <w:lvlJc w:val="left"/>
+      <w:pPr>
+        <w:ind w:left="3120" w:hanging="1440"/>
+      </w:pPr>
+      <w:rPr>
+        <w:rFonts w:hint="default"/>
+      </w:rPr>
+    </w:lvl>
+    <w:lvl w:ilvl="7">
+      <w:start w:val="1"/>
+      <w:numFmt w:val="decimal"/>
+      <w:lvlText w:val="%1.%2.%3.%4.%5.%6.%7.%8"/>
+      <w:lvlJc w:val="left"/>
+      <w:pPr>
+        <w:ind w:left="3400" w:hanging="1440"/>
+      </w:pPr>
+      <w:rPr>
+        <w:rFonts w:hint="default"/>
+      </w:rPr>
+    </w:lvl>
+    <w:lvl w:ilvl="8">
+      <w:start w:val="1"/>
+      <w:numFmt w:val="decimal"/>
+      <w:lvlText w:val="%1.%2.%3.%4.%5.%6.%7.%8.%9"/>
+      <w:lvlJc w:val="left"/>
+      <w:pPr>
+        <w:ind w:left="4040" w:hanging="1800"/>
+      </w:pPr>
+      <w:rPr>
+        <w:rFonts w:hint="default"/>
+      </w:rPr>
+    </w:lvl>
+  </w:abstractNum>
+  <w:abstractNum w:abstractNumId="3" w15:restartNumberingAfterBreak="0">
     <w:nsid w:val="0E2543AF"/>
     <w:multiLevelType w:val="hybridMultilevel"/>
     <w:tmpl w:val="C28C1F52"/>
@@ -11012,7 +14105,96 @@
       </w:rPr>
     </w:lvl>
   </w:abstractNum>
-  <w:abstractNum w:abstractNumId="2" w15:restartNumberingAfterBreak="0">
+  <w:abstractNum w:abstractNumId="4" w15:restartNumberingAfterBreak="0">
+    <w:nsid w:val="16C40C91"/>
+    <w:multiLevelType w:val="hybridMultilevel"/>
+    <w:tmpl w:val="466E492A"/>
+    <w:lvl w:ilvl="0" w:tplc="F4808094">
+      <w:start w:val="1"/>
+      <w:numFmt w:val="decimal"/>
+      <w:lvlText w:val="%1)"/>
+      <w:lvlJc w:val="left"/>
+      <w:pPr>
+        <w:ind w:left="1494" w:hanging="360"/>
+      </w:pPr>
+      <w:rPr>
+        <w:rFonts w:hint="default"/>
+      </w:rPr>
+    </w:lvl>
+    <w:lvl w:ilvl="1" w:tplc="04090019" w:tentative="1">
+      <w:start w:val="1"/>
+      <w:numFmt w:val="lowerLetter"/>
+      <w:lvlText w:val="%2."/>
+      <w:lvlJc w:val="left"/>
+      <w:pPr>
+        <w:ind w:left="2214" w:hanging="360"/>
+      </w:pPr>
+    </w:lvl>
+    <w:lvl w:ilvl="2" w:tplc="0409001B" w:tentative="1">
+      <w:start w:val="1"/>
+      <w:numFmt w:val="lowerRoman"/>
+      <w:lvlText w:val="%3."/>
+      <w:lvlJc w:val="right"/>
+      <w:pPr>
+        <w:ind w:left="2934" w:hanging="180"/>
+      </w:pPr>
+    </w:lvl>
+    <w:lvl w:ilvl="3" w:tplc="0409000F" w:tentative="1">
+      <w:start w:val="1"/>
+      <w:numFmt w:val="decimal"/>
+      <w:lvlText w:val="%4."/>
+      <w:lvlJc w:val="left"/>
+      <w:pPr>
+        <w:ind w:left="3654" w:hanging="360"/>
+      </w:pPr>
+    </w:lvl>
+    <w:lvl w:ilvl="4" w:tplc="04090019" w:tentative="1">
+      <w:start w:val="1"/>
+      <w:numFmt w:val="lowerLetter"/>
+      <w:lvlText w:val="%5."/>
+      <w:lvlJc w:val="left"/>
+      <w:pPr>
+        <w:ind w:left="4374" w:hanging="360"/>
+      </w:pPr>
+    </w:lvl>
+    <w:lvl w:ilvl="5" w:tplc="0409001B" w:tentative="1">
+      <w:start w:val="1"/>
+      <w:numFmt w:val="lowerRoman"/>
+      <w:lvlText w:val="%6."/>
+      <w:lvlJc w:val="right"/>
+      <w:pPr>
+        <w:ind w:left="5094" w:hanging="180"/>
+      </w:pPr>
+    </w:lvl>
+    <w:lvl w:ilvl="6" w:tplc="0409000F" w:tentative="1">
+      <w:start w:val="1"/>
+      <w:numFmt w:val="decimal"/>
+      <w:lvlText w:val="%7."/>
+      <w:lvlJc w:val="left"/>
+      <w:pPr>
+        <w:ind w:left="5814" w:hanging="360"/>
+      </w:pPr>
+    </w:lvl>
+    <w:lvl w:ilvl="7" w:tplc="04090019" w:tentative="1">
+      <w:start w:val="1"/>
+      <w:numFmt w:val="lowerLetter"/>
+      <w:lvlText w:val="%8."/>
+      <w:lvlJc w:val="left"/>
+      <w:pPr>
+        <w:ind w:left="6534" w:hanging="360"/>
+      </w:pPr>
+    </w:lvl>
+    <w:lvl w:ilvl="8" w:tplc="0409001B" w:tentative="1">
+      <w:start w:val="1"/>
+      <w:numFmt w:val="lowerRoman"/>
+      <w:lvlText w:val="%9."/>
+      <w:lvlJc w:val="right"/>
+      <w:pPr>
+        <w:ind w:left="7254" w:hanging="180"/>
+      </w:pPr>
+    </w:lvl>
+  </w:abstractNum>
+  <w:abstractNum w:abstractNumId="5" w15:restartNumberingAfterBreak="0">
     <w:nsid w:val="1F3208E0"/>
     <w:multiLevelType w:val="hybridMultilevel"/>
     <w:tmpl w:val="64FC7A30"/>
@@ -11152,20 +14334,17 @@
       </w:rPr>
     </w:lvl>
   </w:abstractNum>
-  <w:abstractNum w:abstractNumId="3" w15:restartNumberingAfterBreak="0">
-    <w:nsid w:val="4FC21D5C"/>
+  <w:abstractNum w:abstractNumId="6" w15:restartNumberingAfterBreak="0">
+    <w:nsid w:val="30D812F1"/>
     <w:multiLevelType w:val="hybridMultilevel"/>
-    <w:tmpl w:val="EF9483EE"/>
-    <w:lvl w:ilvl="0" w:tplc="04090011">
+    <w:tmpl w:val="61509B8A"/>
+    <w:lvl w:ilvl="0" w:tplc="D9728686">
       <w:start w:val="1"/>
       <w:numFmt w:val="decimal"/>
       <w:lvlText w:val="%1)"/>
       <w:lvlJc w:val="left"/>
       <w:pPr>
-        <w:tabs>
-          <w:tab w:val="num" w:pos="720"/>
-        </w:tabs>
-        <w:ind w:left="720" w:hanging="360"/>
+        <w:ind w:left="1494" w:hanging="360"/>
       </w:pPr>
       <w:rPr>
         <w:rFonts w:hint="default"/>
@@ -11177,10 +14356,7 @@
       <w:lvlText w:val="%2."/>
       <w:lvlJc w:val="left"/>
       <w:pPr>
-        <w:tabs>
-          <w:tab w:val="num" w:pos="1440"/>
-        </w:tabs>
-        <w:ind w:left="1440" w:hanging="360"/>
+        <w:ind w:left="2214" w:hanging="360"/>
       </w:pPr>
     </w:lvl>
     <w:lvl w:ilvl="2" w:tplc="0409001B" w:tentative="1">
@@ -11189,10 +14365,7 @@
       <w:lvlText w:val="%3."/>
       <w:lvlJc w:val="right"/>
       <w:pPr>
-        <w:tabs>
-          <w:tab w:val="num" w:pos="2160"/>
-        </w:tabs>
-        <w:ind w:left="2160" w:hanging="180"/>
+        <w:ind w:left="2934" w:hanging="180"/>
       </w:pPr>
     </w:lvl>
     <w:lvl w:ilvl="3" w:tplc="0409000F" w:tentative="1">
@@ -11201,10 +14374,7 @@
       <w:lvlText w:val="%4."/>
       <w:lvlJc w:val="left"/>
       <w:pPr>
-        <w:tabs>
-          <w:tab w:val="num" w:pos="2880"/>
-        </w:tabs>
-        <w:ind w:left="2880" w:hanging="360"/>
+        <w:ind w:left="3654" w:hanging="360"/>
       </w:pPr>
     </w:lvl>
     <w:lvl w:ilvl="4" w:tplc="04090019" w:tentative="1">
@@ -11213,10 +14383,7 @@
       <w:lvlText w:val="%5."/>
       <w:lvlJc w:val="left"/>
       <w:pPr>
-        <w:tabs>
-          <w:tab w:val="num" w:pos="3600"/>
-        </w:tabs>
-        <w:ind w:left="3600" w:hanging="360"/>
+        <w:ind w:left="4374" w:hanging="360"/>
       </w:pPr>
     </w:lvl>
     <w:lvl w:ilvl="5" w:tplc="0409001B" w:tentative="1">
@@ -11225,10 +14392,7 @@
       <w:lvlText w:val="%6."/>
       <w:lvlJc w:val="right"/>
       <w:pPr>
-        <w:tabs>
-          <w:tab w:val="num" w:pos="4320"/>
-        </w:tabs>
-        <w:ind w:left="4320" w:hanging="180"/>
+        <w:ind w:left="5094" w:hanging="180"/>
       </w:pPr>
     </w:lvl>
     <w:lvl w:ilvl="6" w:tplc="0409000F" w:tentative="1">
@@ -11237,10 +14401,7 @@
       <w:lvlText w:val="%7."/>
       <w:lvlJc w:val="left"/>
       <w:pPr>
-        <w:tabs>
-          <w:tab w:val="num" w:pos="5040"/>
-        </w:tabs>
-        <w:ind w:left="5040" w:hanging="360"/>
+        <w:ind w:left="5814" w:hanging="360"/>
       </w:pPr>
     </w:lvl>
     <w:lvl w:ilvl="7" w:tplc="04090019" w:tentative="1">
@@ -11249,10 +14410,7 @@
       <w:lvlText w:val="%8."/>
       <w:lvlJc w:val="left"/>
       <w:pPr>
-        <w:tabs>
-          <w:tab w:val="num" w:pos="5760"/>
-        </w:tabs>
-        <w:ind w:left="5760" w:hanging="360"/>
+        <w:ind w:left="6534" w:hanging="360"/>
       </w:pPr>
     </w:lvl>
     <w:lvl w:ilvl="8" w:tplc="0409001B" w:tentative="1">
@@ -11261,6 +14419,119 @@
       <w:lvlText w:val="%9."/>
       <w:lvlJc w:val="right"/>
       <w:pPr>
+        <w:ind w:left="7254" w:hanging="180"/>
+      </w:pPr>
+    </w:lvl>
+  </w:abstractNum>
+  <w:abstractNum w:abstractNumId="7" w15:restartNumberingAfterBreak="0">
+    <w:nsid w:val="4FC21D5C"/>
+    <w:multiLevelType w:val="hybridMultilevel"/>
+    <w:tmpl w:val="EF9483EE"/>
+    <w:lvl w:ilvl="0" w:tplc="04090011">
+      <w:start w:val="1"/>
+      <w:numFmt w:val="decimal"/>
+      <w:lvlText w:val="%1)"/>
+      <w:lvlJc w:val="left"/>
+      <w:pPr>
+        <w:tabs>
+          <w:tab w:val="num" w:pos="720"/>
+        </w:tabs>
+        <w:ind w:left="720" w:hanging="360"/>
+      </w:pPr>
+      <w:rPr>
+        <w:rFonts w:hint="default"/>
+      </w:rPr>
+    </w:lvl>
+    <w:lvl w:ilvl="1" w:tplc="04090019" w:tentative="1">
+      <w:start w:val="1"/>
+      <w:numFmt w:val="lowerLetter"/>
+      <w:lvlText w:val="%2."/>
+      <w:lvlJc w:val="left"/>
+      <w:pPr>
+        <w:tabs>
+          <w:tab w:val="num" w:pos="1440"/>
+        </w:tabs>
+        <w:ind w:left="1440" w:hanging="360"/>
+      </w:pPr>
+    </w:lvl>
+    <w:lvl w:ilvl="2" w:tplc="0409001B" w:tentative="1">
+      <w:start w:val="1"/>
+      <w:numFmt w:val="lowerRoman"/>
+      <w:lvlText w:val="%3."/>
+      <w:lvlJc w:val="right"/>
+      <w:pPr>
+        <w:tabs>
+          <w:tab w:val="num" w:pos="2160"/>
+        </w:tabs>
+        <w:ind w:left="2160" w:hanging="180"/>
+      </w:pPr>
+    </w:lvl>
+    <w:lvl w:ilvl="3" w:tplc="0409000F" w:tentative="1">
+      <w:start w:val="1"/>
+      <w:numFmt w:val="decimal"/>
+      <w:lvlText w:val="%4."/>
+      <w:lvlJc w:val="left"/>
+      <w:pPr>
+        <w:tabs>
+          <w:tab w:val="num" w:pos="2880"/>
+        </w:tabs>
+        <w:ind w:left="2880" w:hanging="360"/>
+      </w:pPr>
+    </w:lvl>
+    <w:lvl w:ilvl="4" w:tplc="04090019" w:tentative="1">
+      <w:start w:val="1"/>
+      <w:numFmt w:val="lowerLetter"/>
+      <w:lvlText w:val="%5."/>
+      <w:lvlJc w:val="left"/>
+      <w:pPr>
+        <w:tabs>
+          <w:tab w:val="num" w:pos="3600"/>
+        </w:tabs>
+        <w:ind w:left="3600" w:hanging="360"/>
+      </w:pPr>
+    </w:lvl>
+    <w:lvl w:ilvl="5" w:tplc="0409001B" w:tentative="1">
+      <w:start w:val="1"/>
+      <w:numFmt w:val="lowerRoman"/>
+      <w:lvlText w:val="%6."/>
+      <w:lvlJc w:val="right"/>
+      <w:pPr>
+        <w:tabs>
+          <w:tab w:val="num" w:pos="4320"/>
+        </w:tabs>
+        <w:ind w:left="4320" w:hanging="180"/>
+      </w:pPr>
+    </w:lvl>
+    <w:lvl w:ilvl="6" w:tplc="0409000F" w:tentative="1">
+      <w:start w:val="1"/>
+      <w:numFmt w:val="decimal"/>
+      <w:lvlText w:val="%7."/>
+      <w:lvlJc w:val="left"/>
+      <w:pPr>
+        <w:tabs>
+          <w:tab w:val="num" w:pos="5040"/>
+        </w:tabs>
+        <w:ind w:left="5040" w:hanging="360"/>
+      </w:pPr>
+    </w:lvl>
+    <w:lvl w:ilvl="7" w:tplc="04090019" w:tentative="1">
+      <w:start w:val="1"/>
+      <w:numFmt w:val="lowerLetter"/>
+      <w:lvlText w:val="%8."/>
+      <w:lvlJc w:val="left"/>
+      <w:pPr>
+        <w:tabs>
+          <w:tab w:val="num" w:pos="5760"/>
+        </w:tabs>
+        <w:ind w:left="5760" w:hanging="360"/>
+      </w:pPr>
+    </w:lvl>
+    <w:lvl w:ilvl="8" w:tplc="0409001B" w:tentative="1">
+      <w:start w:val="1"/>
+      <w:numFmt w:val="lowerRoman"/>
+      <w:lvlText w:val="%9."/>
+      <w:lvlJc w:val="right"/>
+      <w:pPr>
         <w:tabs>
           <w:tab w:val="num" w:pos="6480"/>
         </w:tabs>
@@ -11268,7 +14539,7 @@
       </w:pPr>
     </w:lvl>
   </w:abstractNum>
-  <w:abstractNum w:abstractNumId="4" w15:restartNumberingAfterBreak="0">
+  <w:abstractNum w:abstractNumId="8" w15:restartNumberingAfterBreak="0">
     <w:nsid w:val="57ED67A7"/>
     <w:multiLevelType w:val="multilevel"/>
     <w:tmpl w:val="0EB48044"/>
@@ -11418,7 +14689,7 @@
       </w:rPr>
     </w:lvl>
   </w:abstractNum>
-  <w:abstractNum w:abstractNumId="5" w15:restartNumberingAfterBreak="0">
+  <w:abstractNum w:abstractNumId="9" w15:restartNumberingAfterBreak="0">
     <w:nsid w:val="759523D1"/>
     <w:multiLevelType w:val="multilevel"/>
     <w:tmpl w:val="64FC7A30"/>
@@ -11559,21 +14830,33 @@
     </w:lvl>
   </w:abstractNum>
   <w:num w:numId="1" w16cid:durableId="1440176350">
-    <w:abstractNumId w:val="4"/>
+    <w:abstractNumId w:val="8"/>
   </w:num>
   <w:num w:numId="2" w16cid:durableId="1385450639">
-    <w:abstractNumId w:val="2"/>
+    <w:abstractNumId w:val="5"/>
   </w:num>
   <w:num w:numId="3" w16cid:durableId="1918247508">
-    <w:abstractNumId w:val="5"/>
+    <w:abstractNumId w:val="9"/>
   </w:num>
   <w:num w:numId="4" w16cid:durableId="1079061721">
-    <w:abstractNumId w:val="3"/>
+    <w:abstractNumId w:val="7"/>
   </w:num>
   <w:num w:numId="5" w16cid:durableId="1011758645">
     <w:abstractNumId w:val="0"/>
   </w:num>
   <w:num w:numId="6" w16cid:durableId="806974083">
+    <w:abstractNumId w:val="3"/>
+  </w:num>
+  <w:num w:numId="7" w16cid:durableId="845898975">
+    <w:abstractNumId w:val="2"/>
+  </w:num>
+  <w:num w:numId="8" w16cid:durableId="2091459158">
+    <w:abstractNumId w:val="6"/>
+  </w:num>
+  <w:num w:numId="9" w16cid:durableId="357320501">
+    <w:abstractNumId w:val="4"/>
+  </w:num>
+  <w:num w:numId="10" w16cid:durableId="2016956672">
     <w:abstractNumId w:val="1"/>
   </w:num>
 </w:numbering>
@@ -11608,6 +14891,7 @@
     <w:lsdException w:name="Subtitle" w:qFormat="1"/>
     <w:lsdException w:name="Strong" w:qFormat="1"/>
     <w:lsdException w:name="Emphasis" w:qFormat="1"/>
+    <w:lsdException w:name="Normal (Web)" w:uiPriority="99"/>
     <w:lsdException w:name="HTML Typewriter" w:semiHidden="1" w:unhideWhenUsed="1"/>
     <w:lsdException w:name="Normal Table" w:semiHidden="1" w:unhideWhenUsed="1"/>
     <w:lsdException w:name="Outline List 2" w:semiHidden="1" w:unhideWhenUsed="1"/>
@@ -12009,7 +15293,6 @@
   <w:style w:type="character" w:default="1" w:styleId="DefaultParagraphFont">
     <w:name w:val="Default Paragraph Font"/>
     <w:uiPriority w:val="1"/>
-    <w:semiHidden/>
     <w:unhideWhenUsed/>
   </w:style>
   <w:style w:type="table" w:default="1" w:styleId="TableNormal">
@@ -12243,6 +15526,29 @@
     <w:rPr>
       <w:i/>
       <w:iCs/>
+    </w:rPr>
+  </w:style>
+  <w:style w:type="paragraph" w:styleId="NormalWeb">
+    <w:name w:val="Normal (Web)"/>
+    <w:basedOn w:val="Normal"/>
+    <w:uiPriority w:val="99"/>
+    <w:unhideWhenUsed/>
+    <w:rsid w:val="00513C34"/>
+    <w:pPr>
+      <w:tabs>
+        <w:tab w:val="clear" w:pos="567"/>
+        <w:tab w:val="clear" w:pos="709"/>
+        <w:tab w:val="clear" w:pos="1134"/>
+        <w:tab w:val="clear" w:pos="1418"/>
+      </w:tabs>
+      <w:spacing w:before="100" w:beforeAutospacing="1" w:after="100" w:afterAutospacing="1"/>
+      <w:jc w:val="left"/>
+    </w:pPr>
+    <w:rPr>
+      <w:rFonts w:ascii="Times New Roman" w:hAnsi="Times New Roman" w:cs="Times New Roman"/>
+      <w:color w:val="auto"/>
+      <w:sz w:val="24"/>
+      <w:szCs w:val="24"/>
     </w:rPr>
   </w:style>
 </w:styles>
